--- a/docs/consulting-experience/talk-script-by-slide.docx
+++ b/docs/consulting-experience/talk-script-by-slide.docx
@@ -49,7 +49,7 @@
           <w:sz w:val="21"/>
           <w:szCs w:val="21"/>
         </w:rPr>
-        <w:t xml:space="preserve">コンサルティング営業体験（後半・体験パート）　全64スライド／134文</w:t>
+        <w:t xml:space="preserve">コンサルティング営業体験（後半・体験パート）　全64スライド／137文</w:t>
       </w:r>
     </w:p>
     <w:p>
@@ -423,7 +423,7 @@
                 <w:sz w:val="20"/>
                 <w:szCs w:val="20"/>
               </w:rPr>
-              <w:t xml:space="preserve">ナレーション　37文</w:t>
+              <w:t xml:space="preserve">ナレーション　39文</w:t>
             </w:r>
           </w:p>
         </w:tc>
@@ -614,7 +614,7 @@
                 <w:sz w:val="20"/>
                 <w:szCs w:val="20"/>
               </w:rPr>
-              <w:t xml:space="preserve">あなた　29文</w:t>
+              <w:t xml:space="preserve">あなた　25文</w:t>
             </w:r>
           </w:p>
         </w:tc>
@@ -805,7 +805,7 @@
                 <w:sz w:val="20"/>
                 <w:szCs w:val="20"/>
               </w:rPr>
-              <w:t xml:space="preserve">佐藤さん　29文</w:t>
+              <w:t xml:space="preserve">佐藤さん　31文</w:t>
             </w:r>
           </w:p>
         </w:tc>
@@ -836,7 +836,7 @@
                 <w:sz w:val="20"/>
                 <w:szCs w:val="20"/>
               </w:rPr>
-              <w:t xml:space="preserve">飲料工場 設備課（30代後半・男性）</w:t>
+              <w:t xml:space="preserve">飲料工場 設備課（30代・女性）</w:t>
             </w:r>
           </w:p>
         </w:tc>
@@ -996,7 +996,7 @@
                 <w:sz w:val="20"/>
                 <w:szCs w:val="20"/>
               </w:rPr>
-              <w:t xml:space="preserve">高橋さん　12文</w:t>
+              <w:t xml:space="preserve">高橋さん　10文</w:t>
             </w:r>
           </w:p>
         </w:tc>
@@ -1027,7 +1027,7 @@
                 <w:sz w:val="20"/>
                 <w:szCs w:val="20"/>
               </w:rPr>
-              <w:t xml:space="preserve">飲料工場 品質管理課（30代前半・女性）</w:t>
+              <w:t xml:space="preserve">飲料工場 品質管理課（40代・女性）</w:t>
             </w:r>
           </w:p>
         </w:tc>
@@ -1187,7 +1187,7 @@
                 <w:sz w:val="20"/>
                 <w:szCs w:val="20"/>
               </w:rPr>
-              <w:t xml:space="preserve">森さん　9文</w:t>
+              <w:t xml:space="preserve">森さん　11文</w:t>
             </w:r>
           </w:p>
         </w:tc>
@@ -1378,7 +1378,7 @@
                 <w:sz w:val="20"/>
                 <w:szCs w:val="20"/>
               </w:rPr>
-              <w:t xml:space="preserve">中田さん　18文</w:t>
+              <w:t xml:space="preserve">中田さん　21文</w:t>
             </w:r>
           </w:p>
         </w:tc>
@@ -1573,7 +1573,7 @@
         <w:rPr>
           <w:rFonts w:ascii="Yu Gothic" w:cs="Yu Gothic" w:eastAsia="Yu Gothic" w:hAnsi="Yu Gothic"/>
         </w:rPr>
-        <w:t xml:space="preserve">スライド 01  YOUR MISSION</w:t>
+        <w:t xml:space="preserve">スライド 01  YOUR MISSION　ここからは、あなたが営業担当です。</w:t>
       </w:r>
     </w:p>
     <w:p>
@@ -1588,7 +1588,7 @@
           <w:sz w:val="19"/>
           <w:szCs w:val="19"/>
         </w:rPr>
-        <w:t xml:space="preserve">場面：YOUR MISSION</w:t>
+        <w:t xml:space="preserve">場面：YOUR MISSION　ここからは、あなたが営業担当です。</w:t>
       </w:r>
     </w:p>
     <w:tbl>
@@ -1847,7 +1847,7 @@
                 <w:sz w:val="20"/>
                 <w:szCs w:val="20"/>
               </w:rPr>
-              <w:t xml:space="preserve">あなたは、オプテックス・エフエーの営業担当です。</w:t>
+              <w:t xml:space="preserve">ここまで、コンサルティング営業の考え方と、光電センサの基本を学びました。</w:t>
             </w:r>
           </w:p>
         </w:tc>
@@ -1976,7 +1976,7 @@
                 <w:sz w:val="20"/>
                 <w:szCs w:val="20"/>
               </w:rPr>
-              <w:t xml:space="preserve">飲料工場のお客様から、相談が入りました。</w:t>
+              <w:t xml:space="preserve">ここからは皆さんが、オプテックス・エフエーの営業担当になります。</w:t>
             </w:r>
           </w:p>
         </w:tc>
@@ -2008,6 +2008,264 @@
                 <w:szCs w:val="20"/>
               </w:rPr>
               <w:t xml:space="preserve">bridge_02.mp3</w:t>
+            </w:r>
+          </w:p>
+        </w:tc>
+      </w:tr>
+      <w:tr>
+        <w:trPr>
+          <w:cantSplit/>
+        </w:trPr>
+        <w:tc>
+          <w:tcPr>
+            <w:tcW w:type="dxa" w:w="460"/>
+            <w:tcBorders>
+              <w:top w:val="single" w:color="D9DBDF" w:sz="4"/>
+              <w:left w:val="single" w:color="D9DBDF" w:sz="4"/>
+              <w:bottom w:val="single" w:color="D9DBDF" w:sz="4"/>
+              <w:right w:val="single" w:color="D9DBDF" w:sz="4"/>
+            </w:tcBorders>
+            <w:tcMar>
+              <w:top w:type="dxa" w:w="70"/>
+              <w:left w:type="dxa" w:w="110"/>
+              <w:bottom w:type="dxa" w:w="70"/>
+              <w:right w:type="dxa" w:w="110"/>
+            </w:tcMar>
+            <w:vAlign w:val="center"/>
+          </w:tcPr>
+          <w:p>
+            <w:pPr>
+              <w:spacing w:after="0" w:line="280"/>
+            </w:pPr>
+            <w:r>
+              <w:rPr>
+                <w:rFonts w:ascii="Yu Gothic" w:cs="Yu Gothic" w:eastAsia="Yu Gothic" w:hAnsi="Yu Gothic"/>
+                <w:sz w:val="20"/>
+                <w:szCs w:val="20"/>
+              </w:rPr>
+              <w:t xml:space="preserve">3</w:t>
+            </w:r>
+          </w:p>
+        </w:tc>
+        <w:tc>
+          <w:tcPr>
+            <w:tcW w:type="dxa" w:w="1800"/>
+            <w:tcBorders>
+              <w:top w:val="single" w:color="D9DBDF" w:sz="4"/>
+              <w:left w:val="single" w:color="D9DBDF" w:sz="4"/>
+              <w:bottom w:val="single" w:color="D9DBDF" w:sz="4"/>
+              <w:right w:val="single" w:color="D9DBDF" w:sz="4"/>
+            </w:tcBorders>
+            <w:tcMar>
+              <w:top w:type="dxa" w:w="70"/>
+              <w:left w:type="dxa" w:w="110"/>
+              <w:bottom w:type="dxa" w:w="70"/>
+              <w:right w:type="dxa" w:w="110"/>
+            </w:tcMar>
+            <w:vAlign w:val="center"/>
+          </w:tcPr>
+          <w:p>
+            <w:pPr>
+              <w:spacing w:after="0" w:line="280"/>
+            </w:pPr>
+            <w:r>
+              <w:rPr>
+                <w:rFonts w:ascii="Yu Gothic" w:cs="Yu Gothic" w:eastAsia="Yu Gothic" w:hAnsi="Yu Gothic"/>
+                <w:sz w:val="20"/>
+                <w:szCs w:val="20"/>
+              </w:rPr>
+              <w:t xml:space="preserve">ナレーション（Yann）</w:t>
+            </w:r>
+          </w:p>
+        </w:tc>
+        <w:tc>
+          <w:tcPr>
+            <w:tcW w:type="dxa" w:w="4778"/>
+            <w:tcBorders>
+              <w:top w:val="single" w:color="D9DBDF" w:sz="4"/>
+              <w:left w:val="single" w:color="D9DBDF" w:sz="4"/>
+              <w:bottom w:val="single" w:color="D9DBDF" w:sz="4"/>
+              <w:right w:val="single" w:color="D9DBDF" w:sz="4"/>
+            </w:tcBorders>
+            <w:tcMar>
+              <w:top w:type="dxa" w:w="70"/>
+              <w:left w:type="dxa" w:w="110"/>
+              <w:bottom w:type="dxa" w:w="70"/>
+              <w:right w:type="dxa" w:w="110"/>
+            </w:tcMar>
+            <w:vAlign w:val="center"/>
+          </w:tcPr>
+          <w:p>
+            <w:pPr>
+              <w:spacing w:after="0" w:line="280"/>
+            </w:pPr>
+            <w:r>
+              <w:rPr>
+                <w:rFonts w:ascii="Yu Gothic" w:cs="Yu Gothic" w:eastAsia="Yu Gothic" w:hAnsi="Yu Gothic"/>
+                <w:sz w:val="20"/>
+                <w:szCs w:val="20"/>
+              </w:rPr>
+              <w:t xml:space="preserve">お客様から相談を受けています。</w:t>
+            </w:r>
+          </w:p>
+        </w:tc>
+        <w:tc>
+          <w:tcPr>
+            <w:tcW w:type="dxa" w:w="2600"/>
+            <w:tcBorders>
+              <w:top w:val="single" w:color="D9DBDF" w:sz="4"/>
+              <w:left w:val="single" w:color="D9DBDF" w:sz="4"/>
+              <w:bottom w:val="single" w:color="D9DBDF" w:sz="4"/>
+              <w:right w:val="single" w:color="D9DBDF" w:sz="4"/>
+            </w:tcBorders>
+            <w:tcMar>
+              <w:top w:type="dxa" w:w="70"/>
+              <w:left w:type="dxa" w:w="110"/>
+              <w:bottom w:type="dxa" w:w="70"/>
+              <w:right w:type="dxa" w:w="110"/>
+            </w:tcMar>
+            <w:vAlign w:val="center"/>
+          </w:tcPr>
+          <w:p>
+            <w:pPr>
+              <w:spacing w:after="0" w:line="280"/>
+            </w:pPr>
+            <w:r>
+              <w:rPr>
+                <w:rFonts w:ascii="Yu Gothic" w:cs="Yu Gothic" w:eastAsia="Yu Gothic" w:hAnsi="Yu Gothic"/>
+                <w:sz w:val="20"/>
+                <w:szCs w:val="20"/>
+              </w:rPr>
+              <w:t xml:space="preserve">bridge_03.mp3</w:t>
+            </w:r>
+          </w:p>
+        </w:tc>
+      </w:tr>
+      <w:tr>
+        <w:trPr>
+          <w:cantSplit/>
+        </w:trPr>
+        <w:tc>
+          <w:tcPr>
+            <w:tcW w:type="dxa" w:w="460"/>
+            <w:tcBorders>
+              <w:top w:val="single" w:color="D9DBDF" w:sz="4"/>
+              <w:left w:val="single" w:color="D9DBDF" w:sz="4"/>
+              <w:bottom w:val="single" w:color="D9DBDF" w:sz="4"/>
+              <w:right w:val="single" w:color="D9DBDF" w:sz="4"/>
+            </w:tcBorders>
+            <w:tcMar>
+              <w:top w:type="dxa" w:w="70"/>
+              <w:left w:type="dxa" w:w="110"/>
+              <w:bottom w:type="dxa" w:w="70"/>
+              <w:right w:type="dxa" w:w="110"/>
+            </w:tcMar>
+            <w:vAlign w:val="center"/>
+          </w:tcPr>
+          <w:p>
+            <w:pPr>
+              <w:spacing w:after="0" w:line="280"/>
+            </w:pPr>
+            <w:r>
+              <w:rPr>
+                <w:rFonts w:ascii="Yu Gothic" w:cs="Yu Gothic" w:eastAsia="Yu Gothic" w:hAnsi="Yu Gothic"/>
+                <w:sz w:val="20"/>
+                <w:szCs w:val="20"/>
+              </w:rPr>
+              <w:t xml:space="preserve">4</w:t>
+            </w:r>
+          </w:p>
+        </w:tc>
+        <w:tc>
+          <w:tcPr>
+            <w:tcW w:type="dxa" w:w="1800"/>
+            <w:tcBorders>
+              <w:top w:val="single" w:color="D9DBDF" w:sz="4"/>
+              <w:left w:val="single" w:color="D9DBDF" w:sz="4"/>
+              <w:bottom w:val="single" w:color="D9DBDF" w:sz="4"/>
+              <w:right w:val="single" w:color="D9DBDF" w:sz="4"/>
+            </w:tcBorders>
+            <w:tcMar>
+              <w:top w:type="dxa" w:w="70"/>
+              <w:left w:type="dxa" w:w="110"/>
+              <w:bottom w:type="dxa" w:w="70"/>
+              <w:right w:type="dxa" w:w="110"/>
+            </w:tcMar>
+            <w:vAlign w:val="center"/>
+          </w:tcPr>
+          <w:p>
+            <w:pPr>
+              <w:spacing w:after="0" w:line="280"/>
+            </w:pPr>
+            <w:r>
+              <w:rPr>
+                <w:rFonts w:ascii="Yu Gothic" w:cs="Yu Gothic" w:eastAsia="Yu Gothic" w:hAnsi="Yu Gothic"/>
+                <w:sz w:val="20"/>
+                <w:szCs w:val="20"/>
+              </w:rPr>
+              <w:t xml:space="preserve">ナレーション（Yann）</w:t>
+            </w:r>
+          </w:p>
+        </w:tc>
+        <w:tc>
+          <w:tcPr>
+            <w:tcW w:type="dxa" w:w="4778"/>
+            <w:tcBorders>
+              <w:top w:val="single" w:color="D9DBDF" w:sz="4"/>
+              <w:left w:val="single" w:color="D9DBDF" w:sz="4"/>
+              <w:bottom w:val="single" w:color="D9DBDF" w:sz="4"/>
+              <w:right w:val="single" w:color="D9DBDF" w:sz="4"/>
+            </w:tcBorders>
+            <w:tcMar>
+              <w:top w:type="dxa" w:w="70"/>
+              <w:left w:type="dxa" w:w="110"/>
+              <w:bottom w:type="dxa" w:w="70"/>
+              <w:right w:type="dxa" w:w="110"/>
+            </w:tcMar>
+            <w:vAlign w:val="center"/>
+          </w:tcPr>
+          <w:p>
+            <w:pPr>
+              <w:spacing w:after="0" w:line="280"/>
+            </w:pPr>
+            <w:r>
+              <w:rPr>
+                <w:rFonts w:ascii="Yu Gothic" w:cs="Yu Gothic" w:eastAsia="Yu Gothic" w:hAnsi="Yu Gothic"/>
+                <w:sz w:val="20"/>
+                <w:szCs w:val="20"/>
+              </w:rPr>
+              <w:t xml:space="preserve">まずは、どんなことに困っているのか、確認してみましょう。</w:t>
+            </w:r>
+          </w:p>
+        </w:tc>
+        <w:tc>
+          <w:tcPr>
+            <w:tcW w:type="dxa" w:w="2600"/>
+            <w:tcBorders>
+              <w:top w:val="single" w:color="D9DBDF" w:sz="4"/>
+              <w:left w:val="single" w:color="D9DBDF" w:sz="4"/>
+              <w:bottom w:val="single" w:color="D9DBDF" w:sz="4"/>
+              <w:right w:val="single" w:color="D9DBDF" w:sz="4"/>
+            </w:tcBorders>
+            <w:tcMar>
+              <w:top w:type="dxa" w:w="70"/>
+              <w:left w:type="dxa" w:w="110"/>
+              <w:bottom w:type="dxa" w:w="70"/>
+              <w:right w:type="dxa" w:w="110"/>
+            </w:tcMar>
+            <w:vAlign w:val="center"/>
+          </w:tcPr>
+          <w:p>
+            <w:pPr>
+              <w:spacing w:after="0" w:line="280"/>
+            </w:pPr>
+            <w:r>
+              <w:rPr>
+                <w:rFonts w:ascii="Yu Gothic" w:cs="Yu Gothic" w:eastAsia="Yu Gothic" w:hAnsi="Yu Gothic"/>
+                <w:sz w:val="20"/>
+                <w:szCs w:val="20"/>
+              </w:rPr>
+              <w:t xml:space="preserve">bridge_04.mp3</w:t>
             </w:r>
           </w:p>
         </w:tc>
@@ -2571,7 +2829,7 @@
                 <w:sz w:val="20"/>
                 <w:szCs w:val="20"/>
               </w:rPr>
-              <w:t xml:space="preserve">実際より多く数えられることがあるんですよ。</w:t>
+              <w:t xml:space="preserve">最近、実際より多くカウントされることがあるんです。</w:t>
             </w:r>
           </w:p>
         </w:tc>
@@ -3287,7 +3545,7 @@
           <w:sz w:val="19"/>
           <w:szCs w:val="19"/>
         </w:rPr>
-        <w:t xml:space="preserve">場面：P1-Q1-A「使用しているセンサを確認する」</w:t>
+        <w:t xml:space="preserve">場面：P1-Q1-A「センサのメーカーや種類を確認する」</w:t>
       </w:r>
     </w:p>
     <w:tbl>
@@ -3546,7 +3804,7 @@
                 <w:sz w:val="20"/>
                 <w:szCs w:val="20"/>
               </w:rPr>
-              <w:t xml:space="preserve">今は、どんなセンサを使っていますか？</w:t>
+              <w:t xml:space="preserve">今は、どんなメーカーの、どんなセンサを使っていますか？</w:t>
             </w:r>
           </w:p>
         </w:tc>
@@ -3804,7 +4062,7 @@
                 <w:sz w:val="20"/>
                 <w:szCs w:val="20"/>
               </w:rPr>
-              <w:t xml:space="preserve">透明なボトル専用かどうかは、確認してみないと分かりません。</w:t>
+              <w:t xml:space="preserve">透明なボトル専用のタイプではないと思います。</w:t>
             </w:r>
           </w:p>
         </w:tc>
@@ -4294,135 +4552,6 @@
           </w:p>
         </w:tc>
       </w:tr>
-      <w:tr>
-        <w:trPr>
-          <w:cantSplit/>
-        </w:trPr>
-        <w:tc>
-          <w:tcPr>
-            <w:tcW w:type="dxa" w:w="460"/>
-            <w:tcBorders>
-              <w:top w:val="single" w:color="D9DBDF" w:sz="4"/>
-              <w:left w:val="single" w:color="D9DBDF" w:sz="4"/>
-              <w:bottom w:val="single" w:color="D9DBDF" w:sz="4"/>
-              <w:right w:val="single" w:color="D9DBDF" w:sz="4"/>
-            </w:tcBorders>
-            <w:tcMar>
-              <w:top w:type="dxa" w:w="70"/>
-              <w:left w:type="dxa" w:w="110"/>
-              <w:bottom w:type="dxa" w:w="70"/>
-              <w:right w:type="dxa" w:w="110"/>
-            </w:tcMar>
-            <w:vAlign w:val="center"/>
-          </w:tcPr>
-          <w:p>
-            <w:pPr>
-              <w:spacing w:after="0" w:line="280"/>
-            </w:pPr>
-            <w:r>
-              <w:rPr>
-                <w:rFonts w:ascii="Yu Gothic" w:cs="Yu Gothic" w:eastAsia="Yu Gothic" w:hAnsi="Yu Gothic"/>
-                <w:sz w:val="20"/>
-                <w:szCs w:val="20"/>
-              </w:rPr>
-              <w:t xml:space="preserve">3</w:t>
-            </w:r>
-          </w:p>
-        </w:tc>
-        <w:tc>
-          <w:tcPr>
-            <w:tcW w:type="dxa" w:w="1800"/>
-            <w:tcBorders>
-              <w:top w:val="single" w:color="D9DBDF" w:sz="4"/>
-              <w:left w:val="single" w:color="D9DBDF" w:sz="4"/>
-              <w:bottom w:val="single" w:color="D9DBDF" w:sz="4"/>
-              <w:right w:val="single" w:color="D9DBDF" w:sz="4"/>
-            </w:tcBorders>
-            <w:tcMar>
-              <w:top w:type="dxa" w:w="70"/>
-              <w:left w:type="dxa" w:w="110"/>
-              <w:bottom w:type="dxa" w:w="70"/>
-              <w:right w:type="dxa" w:w="110"/>
-            </w:tcMar>
-            <w:vAlign w:val="center"/>
-          </w:tcPr>
-          <w:p>
-            <w:pPr>
-              <w:spacing w:after="0" w:line="280"/>
-            </w:pPr>
-            <w:r>
-              <w:rPr>
-                <w:rFonts w:ascii="Yu Gothic" w:cs="Yu Gothic" w:eastAsia="Yu Gothic" w:hAnsi="Yu Gothic"/>
-                <w:sz w:val="20"/>
-                <w:szCs w:val="20"/>
-              </w:rPr>
-              <w:t xml:space="preserve">佐藤さん（Misa）</w:t>
-            </w:r>
-          </w:p>
-        </w:tc>
-        <w:tc>
-          <w:tcPr>
-            <w:tcW w:type="dxa" w:w="4778"/>
-            <w:tcBorders>
-              <w:top w:val="single" w:color="D9DBDF" w:sz="4"/>
-              <w:left w:val="single" w:color="D9DBDF" w:sz="4"/>
-              <w:bottom w:val="single" w:color="D9DBDF" w:sz="4"/>
-              <w:right w:val="single" w:color="D9DBDF" w:sz="4"/>
-            </w:tcBorders>
-            <w:tcMar>
-              <w:top w:type="dxa" w:w="70"/>
-              <w:left w:type="dxa" w:w="110"/>
-              <w:bottom w:type="dxa" w:w="70"/>
-              <w:right w:type="dxa" w:w="110"/>
-            </w:tcMar>
-            <w:vAlign w:val="center"/>
-          </w:tcPr>
-          <w:p>
-            <w:pPr>
-              <w:spacing w:after="0" w:line="280"/>
-            </w:pPr>
-            <w:r>
-              <w:rPr>
-                <w:rFonts w:ascii="Yu Gothic" w:cs="Yu Gothic" w:eastAsia="Yu Gothic" w:hAnsi="Yu Gothic"/>
-                <w:sz w:val="20"/>
-                <w:szCs w:val="20"/>
-              </w:rPr>
-              <w:t xml:space="preserve">特に、ボトルの流れが乱れたときに起こる気がします。</w:t>
-            </w:r>
-          </w:p>
-        </w:tc>
-        <w:tc>
-          <w:tcPr>
-            <w:tcW w:type="dxa" w:w="2600"/>
-            <w:tcBorders>
-              <w:top w:val="single" w:color="D9DBDF" w:sz="4"/>
-              <w:left w:val="single" w:color="D9DBDF" w:sz="4"/>
-              <w:bottom w:val="single" w:color="D9DBDF" w:sz="4"/>
-              <w:right w:val="single" w:color="D9DBDF" w:sz="4"/>
-            </w:tcBorders>
-            <w:tcMar>
-              <w:top w:type="dxa" w:w="70"/>
-              <w:left w:type="dxa" w:w="110"/>
-              <w:bottom w:type="dxa" w:w="70"/>
-              <w:right w:type="dxa" w:w="110"/>
-            </w:tcMar>
-            <w:vAlign w:val="center"/>
-          </w:tcPr>
-          <w:p>
-            <w:pPr>
-              <w:spacing w:after="0" w:line="280"/>
-            </w:pPr>
-            <w:r>
-              <w:rPr>
-                <w:rFonts w:ascii="Yu Gothic" w:cs="Yu Gothic" w:eastAsia="Yu Gothic" w:hAnsi="Yu Gothic"/>
-                <w:sz w:val="20"/>
-                <w:szCs w:val="20"/>
-              </w:rPr>
-              <w:t xml:space="preserve">p1-q1-b_03.mp3</w:t>
-            </w:r>
-          </w:p>
-        </w:tc>
-      </w:tr>
     </w:tbl>
     <w:p>
       <w:pPr>
@@ -4453,7 +4582,7 @@
           <w:sz w:val="19"/>
           <w:szCs w:val="19"/>
         </w:rPr>
-        <w:t xml:space="preserve">場面：P1-Q1-C「センサ交換を提案する」</w:t>
+        <w:t xml:space="preserve">場面：P1-Q1-C「新しいセンサの導入予定を聞く」</w:t>
       </w:r>
     </w:p>
     <w:tbl>
@@ -4712,7 +4841,7 @@
                 <w:sz w:val="20"/>
                 <w:szCs w:val="20"/>
               </w:rPr>
-              <w:t xml:space="preserve">新しいセンサに交換しませんか？</w:t>
+              <w:t xml:space="preserve">新しいセンサを導入するご予定はありますか？</w:t>
             </w:r>
           </w:p>
         </w:tc>
@@ -4841,7 +4970,7 @@
                 <w:sz w:val="20"/>
                 <w:szCs w:val="20"/>
               </w:rPr>
-              <w:t xml:space="preserve">まだ原因が分からないので、交換が必要かどうか判断できません。</w:t>
+              <w:t xml:space="preserve">原因が分からないうちは、交換するかどうか決められません。</w:t>
             </w:r>
           </w:p>
         </w:tc>
@@ -5749,7 +5878,7 @@
                 <w:sz w:val="20"/>
                 <w:szCs w:val="20"/>
               </w:rPr>
-              <w:t xml:space="preserve">次に、何をお願いしますか？</w:t>
+              <w:t xml:space="preserve">どんなときに発生するか、もう少し確認しますか？</w:t>
             </w:r>
           </w:p>
         </w:tc>
@@ -6074,7 +6203,7 @@
                 <w:sz w:val="20"/>
                 <w:szCs w:val="20"/>
               </w:rPr>
-              <w:t xml:space="preserve">「流れが乱れたとき」に起きるなら、どこを見れば手がかりがありそうですか？</w:t>
+              <w:t xml:space="preserve">数字は分かりました。どんな場面で起きるかが分かると、原因の手がかりになりそうです。</w:t>
             </w:r>
           </w:p>
         </w:tc>
@@ -6125,7 +6254,7 @@
         <w:rPr>
           <w:rFonts w:ascii="Yu Gothic" w:cs="Yu Gothic" w:eastAsia="Yu Gothic" w:hAnsi="Yu Gothic"/>
         </w:rPr>
-        <w:t xml:space="preserve">スライド 11  1. オープニング・課題発生</w:t>
+        <w:t xml:space="preserve">スライド 11  2. お客様からの相談</w:t>
       </w:r>
     </w:p>
     <w:p>
@@ -6140,7 +6269,7 @@
           <w:sz w:val="19"/>
           <w:szCs w:val="19"/>
         </w:rPr>
-        <w:t xml:space="preserve">場面：P1-Q2-A「実際のラインを見せてもらう」</w:t>
+        <w:t xml:space="preserve">場面：P1-Q2-A「どんなときに多くなるかを聞く」</w:t>
       </w:r>
     </w:p>
     <w:tbl>
@@ -6399,7 +6528,7 @@
                 <w:sz w:val="20"/>
                 <w:szCs w:val="20"/>
               </w:rPr>
-              <w:t xml:space="preserve">実際のラインを、見せていただけますか？</w:t>
+              <w:t xml:space="preserve">多くなるのは、どんなときですか？</w:t>
             </w:r>
           </w:p>
         </w:tc>
@@ -6528,7 +6657,7 @@
                 <w:sz w:val="20"/>
                 <w:szCs w:val="20"/>
               </w:rPr>
-              <w:t xml:space="preserve">どうぞ。センサは、ボトルの下のほうを横から見ています。</w:t>
+              <w:t xml:space="preserve">ボトルの流れが乱れるときに、多く数える気がします。</w:t>
             </w:r>
           </w:p>
         </w:tc>
@@ -7480,18 +7609,6 @@
     </w:p>
     <w:p>
       <w:pPr>
-        <w:pStyle w:val="Heading1"/>
-        <w:pageBreakBefore/>
-      </w:pPr>
-      <w:r>
-        <w:rPr>
-          <w:rFonts w:ascii="Yu Gothic" w:cs="Yu Gothic" w:eastAsia="Yu Gothic" w:hAnsi="Yu Gothic"/>
-        </w:rPr>
-        <w:t xml:space="preserve">PHASE 2 考える</w:t>
-      </w:r>
-    </w:p>
-    <w:p>
-      <w:pPr>
         <w:pStyle w:val="Heading2"/>
         <w:keepNext/>
       </w:pPr>
@@ -7499,7 +7616,7 @@
         <w:rPr>
           <w:rFonts w:ascii="Yu Gothic" w:cs="Yu Gothic" w:eastAsia="Yu Gothic" w:hAnsi="Yu Gothic"/>
         </w:rPr>
-        <w:t xml:space="preserve">スライド 14  4. 既設センサの確認</w:t>
+        <w:t xml:space="preserve">スライド 14  PHASE 1 CLEAR　現状が具体的になった。</w:t>
       </w:r>
     </w:p>
     <w:p>
@@ -7514,7 +7631,7 @@
           <w:sz w:val="19"/>
           <w:szCs w:val="19"/>
         </w:rPr>
-        <w:t xml:space="preserve">場面：既設センサの確認</w:t>
+        <w:t xml:space="preserve">場面：PHASE 1 CLEAR　現状が具体的になった。</w:t>
       </w:r>
     </w:p>
     <w:tbl>
@@ -7742,7 +7859,7 @@
                 <w:sz w:val="20"/>
                 <w:szCs w:val="20"/>
               </w:rPr>
-              <w:t xml:space="preserve">佐藤さん（Misa）</w:t>
+              <w:t xml:space="preserve">ナレーション（Yann）</w:t>
             </w:r>
           </w:p>
         </w:tc>
@@ -7773,7 +7890,7 @@
                 <w:sz w:val="20"/>
                 <w:szCs w:val="20"/>
               </w:rPr>
-              <w:t xml:space="preserve">これが今のセンサです。他社製の、回帰反射型の光電センサです。</w:t>
+              <w:t xml:space="preserve">いつ、どのくらい起こるか分かりました。次は原因を考えてみましょう。</w:t>
             </w:r>
           </w:p>
         </w:tc>
@@ -7804,7 +7921,215 @@
                 <w:sz w:val="20"/>
                 <w:szCs w:val="20"/>
               </w:rPr>
-              <w:t xml:space="preserve">p2-open_01.mp3</w:t>
+              <w:t xml:space="preserve">clear-p1_01.mp3</w:t>
+            </w:r>
+          </w:p>
+        </w:tc>
+      </w:tr>
+    </w:tbl>
+    <w:p>
+      <w:pPr>
+        <w:spacing w:after="160"/>
+      </w:pPr>
+    </w:p>
+    <w:p>
+      <w:pPr>
+        <w:pStyle w:val="Heading1"/>
+        <w:pageBreakBefore/>
+      </w:pPr>
+      <w:r>
+        <w:rPr>
+          <w:rFonts w:ascii="Yu Gothic" w:cs="Yu Gothic" w:eastAsia="Yu Gothic" w:hAnsi="Yu Gothic"/>
+        </w:rPr>
+        <w:t xml:space="preserve">PHASE 2 考える</w:t>
+      </w:r>
+    </w:p>
+    <w:p>
+      <w:pPr>
+        <w:pStyle w:val="Heading2"/>
+        <w:keepNext/>
+      </w:pPr>
+      <w:r>
+        <w:rPr>
+          <w:rFonts w:ascii="Yu Gothic" w:cs="Yu Gothic" w:eastAsia="Yu Gothic" w:hAnsi="Yu Gothic"/>
+        </w:rPr>
+        <w:t xml:space="preserve">スライド 15  4. センサの設置位置（現状）</w:t>
+      </w:r>
+    </w:p>
+    <w:p>
+      <w:pPr>
+        <w:keepNext/>
+        <w:spacing w:after="80"/>
+      </w:pPr>
+      <w:r>
+        <w:rPr>
+          <w:rFonts w:ascii="Yu Gothic" w:cs="Yu Gothic" w:eastAsia="Yu Gothic" w:hAnsi="Yu Gothic"/>
+          <w:color w:val="6B6F76"/>
+          <w:sz w:val="19"/>
+          <w:szCs w:val="19"/>
+        </w:rPr>
+        <w:t xml:space="preserve">場面：現場のセンサを見る</w:t>
+      </w:r>
+    </w:p>
+    <w:tbl>
+      <w:tblPr>
+        <w:tblW w:type="dxa" w:w="9638"/>
+        <w:tblBorders>
+          <w:top w:val="single" w:color="auto" w:sz="4"/>
+          <w:left w:val="single" w:color="auto" w:sz="4"/>
+          <w:bottom w:val="single" w:color="auto" w:sz="4"/>
+          <w:right w:val="single" w:color="auto" w:sz="4"/>
+          <w:insideH w:val="single" w:color="auto" w:sz="4"/>
+          <w:insideV w:val="single" w:color="auto" w:sz="4"/>
+        </w:tblBorders>
+      </w:tblPr>
+      <w:tblGrid>
+        <w:gridCol w:w="460"/>
+        <w:gridCol w:w="1800"/>
+        <w:gridCol w:w="4778"/>
+        <w:gridCol w:w="2600"/>
+      </w:tblGrid>
+      <w:tr>
+        <w:trPr>
+          <w:tblHeader/>
+        </w:trPr>
+        <w:tc>
+          <w:tcPr>
+            <w:tcW w:type="dxa" w:w="460"/>
+            <w:tcBorders>
+              <w:top w:val="single" w:color="D9DBDF" w:sz="4"/>
+              <w:left w:val="single" w:color="D9DBDF" w:sz="4"/>
+              <w:bottom w:val="single" w:color="D9DBDF" w:sz="4"/>
+              <w:right w:val="single" w:color="D9DBDF" w:sz="4"/>
+            </w:tcBorders>
+            <w:shd w:fill="141517" w:color="auto" w:val="clear"/>
+            <w:tcMar>
+              <w:top w:type="dxa" w:w="70"/>
+              <w:left w:type="dxa" w:w="110"/>
+              <w:bottom w:type="dxa" w:w="70"/>
+              <w:right w:type="dxa" w:w="110"/>
+            </w:tcMar>
+            <w:vAlign w:val="center"/>
+          </w:tcPr>
+          <w:p>
+            <w:pPr>
+              <w:spacing w:after="0" w:line="280"/>
+            </w:pPr>
+            <w:r>
+              <w:rPr>
+                <w:rFonts w:ascii="Yu Gothic" w:cs="Yu Gothic" w:eastAsia="Yu Gothic" w:hAnsi="Yu Gothic"/>
+                <w:b/>
+                <w:bCs/>
+                <w:color w:val="FFFFFF"/>
+                <w:sz w:val="19"/>
+                <w:szCs w:val="19"/>
+              </w:rPr>
+              <w:t xml:space="preserve">#</w:t>
+            </w:r>
+          </w:p>
+        </w:tc>
+        <w:tc>
+          <w:tcPr>
+            <w:tcW w:type="dxa" w:w="1800"/>
+            <w:tcBorders>
+              <w:top w:val="single" w:color="D9DBDF" w:sz="4"/>
+              <w:left w:val="single" w:color="D9DBDF" w:sz="4"/>
+              <w:bottom w:val="single" w:color="D9DBDF" w:sz="4"/>
+              <w:right w:val="single" w:color="D9DBDF" w:sz="4"/>
+            </w:tcBorders>
+            <w:shd w:fill="141517" w:color="auto" w:val="clear"/>
+            <w:tcMar>
+              <w:top w:type="dxa" w:w="70"/>
+              <w:left w:type="dxa" w:w="110"/>
+              <w:bottom w:type="dxa" w:w="70"/>
+              <w:right w:type="dxa" w:w="110"/>
+            </w:tcMar>
+            <w:vAlign w:val="center"/>
+          </w:tcPr>
+          <w:p>
+            <w:pPr>
+              <w:spacing w:after="0" w:line="280"/>
+            </w:pPr>
+            <w:r>
+              <w:rPr>
+                <w:rFonts w:ascii="Yu Gothic" w:cs="Yu Gothic" w:eastAsia="Yu Gothic" w:hAnsi="Yu Gothic"/>
+                <w:b/>
+                <w:bCs/>
+                <w:color w:val="FFFFFF"/>
+                <w:sz w:val="19"/>
+                <w:szCs w:val="19"/>
+              </w:rPr>
+              <w:t xml:space="preserve">話者（声）</w:t>
+            </w:r>
+          </w:p>
+        </w:tc>
+        <w:tc>
+          <w:tcPr>
+            <w:tcW w:type="dxa" w:w="4778"/>
+            <w:tcBorders>
+              <w:top w:val="single" w:color="D9DBDF" w:sz="4"/>
+              <w:left w:val="single" w:color="D9DBDF" w:sz="4"/>
+              <w:bottom w:val="single" w:color="D9DBDF" w:sz="4"/>
+              <w:right w:val="single" w:color="D9DBDF" w:sz="4"/>
+            </w:tcBorders>
+            <w:shd w:fill="141517" w:color="auto" w:val="clear"/>
+            <w:tcMar>
+              <w:top w:type="dxa" w:w="70"/>
+              <w:left w:type="dxa" w:w="110"/>
+              <w:bottom w:type="dxa" w:w="70"/>
+              <w:right w:type="dxa" w:w="110"/>
+            </w:tcMar>
+            <w:vAlign w:val="center"/>
+          </w:tcPr>
+          <w:p>
+            <w:pPr>
+              <w:spacing w:after="0" w:line="280"/>
+            </w:pPr>
+            <w:r>
+              <w:rPr>
+                <w:rFonts w:ascii="Yu Gothic" w:cs="Yu Gothic" w:eastAsia="Yu Gothic" w:hAnsi="Yu Gothic"/>
+                <w:b/>
+                <w:bCs/>
+                <w:color w:val="FFFFFF"/>
+                <w:sz w:val="19"/>
+                <w:szCs w:val="19"/>
+              </w:rPr>
+              <w:t xml:space="preserve">読み上げ文</w:t>
+            </w:r>
+          </w:p>
+        </w:tc>
+        <w:tc>
+          <w:tcPr>
+            <w:tcW w:type="dxa" w:w="2600"/>
+            <w:tcBorders>
+              <w:top w:val="single" w:color="D9DBDF" w:sz="4"/>
+              <w:left w:val="single" w:color="D9DBDF" w:sz="4"/>
+              <w:bottom w:val="single" w:color="D9DBDF" w:sz="4"/>
+              <w:right w:val="single" w:color="D9DBDF" w:sz="4"/>
+            </w:tcBorders>
+            <w:shd w:fill="141517" w:color="auto" w:val="clear"/>
+            <w:tcMar>
+              <w:top w:type="dxa" w:w="70"/>
+              <w:left w:type="dxa" w:w="110"/>
+              <w:bottom w:type="dxa" w:w="70"/>
+              <w:right w:type="dxa" w:w="110"/>
+            </w:tcMar>
+            <w:vAlign w:val="center"/>
+          </w:tcPr>
+          <w:p>
+            <w:pPr>
+              <w:spacing w:after="0" w:line="280"/>
+            </w:pPr>
+            <w:r>
+              <w:rPr>
+                <w:rFonts w:ascii="Yu Gothic" w:cs="Yu Gothic" w:eastAsia="Yu Gothic" w:hAnsi="Yu Gothic"/>
+                <w:b/>
+                <w:bCs/>
+                <w:color w:val="FFFFFF"/>
+                <w:sz w:val="19"/>
+                <w:szCs w:val="19"/>
+              </w:rPr>
+              <w:t xml:space="preserve">音声ファイル名</w:t>
             </w:r>
           </w:p>
         </w:tc>
@@ -7840,7 +8165,7 @@
                 <w:sz w:val="20"/>
                 <w:szCs w:val="20"/>
               </w:rPr>
-              <w:t xml:space="preserve">2</w:t>
+              <w:t xml:space="preserve">1</w:t>
             </w:r>
           </w:p>
         </w:tc>
@@ -7902,7 +8227,7 @@
                 <w:sz w:val="20"/>
                 <w:szCs w:val="20"/>
               </w:rPr>
-              <w:t xml:space="preserve">センサはコンベアの片側、反対側の同じ高さに反射板があります。</w:t>
+              <w:t xml:space="preserve">ボトルの流れが乱れると、カウントが増える気がするんです。</w:t>
             </w:r>
           </w:p>
         </w:tc>
@@ -7933,7 +8258,7 @@
                 <w:sz w:val="20"/>
                 <w:szCs w:val="20"/>
               </w:rPr>
-              <w:t xml:space="preserve">p2-open_02.mp3</w:t>
+              <w:t xml:space="preserve">p2-open_01.mp3</w:t>
             </w:r>
           </w:p>
         </w:tc>
@@ -7969,7 +8294,7 @@
                 <w:sz w:val="20"/>
                 <w:szCs w:val="20"/>
               </w:rPr>
-              <w:t xml:space="preserve">3</w:t>
+              <w:t xml:space="preserve">2</w:t>
             </w:r>
           </w:p>
         </w:tc>
@@ -8000,7 +8325,7 @@
                 <w:sz w:val="20"/>
                 <w:szCs w:val="20"/>
               </w:rPr>
-              <w:t xml:space="preserve">ナレーション（Yann）</w:t>
+              <w:t xml:space="preserve">佐藤さん（Misa）</w:t>
             </w:r>
           </w:p>
         </w:tc>
@@ -8031,7 +8356,7 @@
                 <w:sz w:val="20"/>
                 <w:szCs w:val="20"/>
               </w:rPr>
-              <w:t xml:space="preserve">センサから出た光は、ボトルの下部を通り、反射板で折り返して、同じセンサに戻ります。</w:t>
+              <w:t xml:space="preserve">これが今のセンサです。他社製の、回帰反射型の光電センサです。</w:t>
             </w:r>
           </w:p>
         </w:tc>
@@ -8062,7 +8387,7 @@
                 <w:sz w:val="20"/>
                 <w:szCs w:val="20"/>
               </w:rPr>
-              <w:t xml:space="preserve">p2-open_03.mp3</w:t>
+              <w:t xml:space="preserve">p2-open_02.mp3</w:t>
             </w:r>
           </w:p>
         </w:tc>
@@ -8098,7 +8423,7 @@
                 <w:sz w:val="20"/>
                 <w:szCs w:val="20"/>
               </w:rPr>
-              <w:t xml:space="preserve">4</w:t>
+              <w:t xml:space="preserve">3</w:t>
             </w:r>
           </w:p>
         </w:tc>
@@ -8129,7 +8454,7 @@
                 <w:sz w:val="20"/>
                 <w:szCs w:val="20"/>
               </w:rPr>
-              <w:t xml:space="preserve">ナレーション（Yann）</w:t>
+              <w:t xml:space="preserve">中田さん（Reid）</w:t>
             </w:r>
           </w:p>
         </w:tc>
@@ -8160,7 +8485,7 @@
                 <w:sz w:val="20"/>
                 <w:szCs w:val="20"/>
               </w:rPr>
-              <w:t xml:space="preserve">ボトルが通ると、戻ってくる光が変化します。</w:t>
+              <w:t xml:space="preserve">導入で見た回帰反射型ですね。</w:t>
             </w:r>
           </w:p>
         </w:tc>
@@ -8191,7 +8516,7 @@
                 <w:sz w:val="20"/>
                 <w:szCs w:val="20"/>
               </w:rPr>
-              <w:t xml:space="preserve">p2-open_04.mp3</w:t>
+              <w:t xml:space="preserve">p2-open_03.mp3</w:t>
             </w:r>
           </w:p>
         </w:tc>
@@ -8227,6 +8552,135 @@
                 <w:sz w:val="20"/>
                 <w:szCs w:val="20"/>
               </w:rPr>
+              <w:t xml:space="preserve">4</w:t>
+            </w:r>
+          </w:p>
+        </w:tc>
+        <w:tc>
+          <w:tcPr>
+            <w:tcW w:type="dxa" w:w="1800"/>
+            <w:tcBorders>
+              <w:top w:val="single" w:color="D9DBDF" w:sz="4"/>
+              <w:left w:val="single" w:color="D9DBDF" w:sz="4"/>
+              <w:bottom w:val="single" w:color="D9DBDF" w:sz="4"/>
+              <w:right w:val="single" w:color="D9DBDF" w:sz="4"/>
+            </w:tcBorders>
+            <w:tcMar>
+              <w:top w:type="dxa" w:w="70"/>
+              <w:left w:type="dxa" w:w="110"/>
+              <w:bottom w:type="dxa" w:w="70"/>
+              <w:right w:type="dxa" w:w="110"/>
+            </w:tcMar>
+            <w:vAlign w:val="center"/>
+          </w:tcPr>
+          <w:p>
+            <w:pPr>
+              <w:spacing w:after="0" w:line="280"/>
+            </w:pPr>
+            <w:r>
+              <w:rPr>
+                <w:rFonts w:ascii="Yu Gothic" w:cs="Yu Gothic" w:eastAsia="Yu Gothic" w:hAnsi="Yu Gothic"/>
+                <w:sz w:val="20"/>
+                <w:szCs w:val="20"/>
+              </w:rPr>
+              <w:t xml:space="preserve">中田さん（Reid）</w:t>
+            </w:r>
+          </w:p>
+        </w:tc>
+        <w:tc>
+          <w:tcPr>
+            <w:tcW w:type="dxa" w:w="4778"/>
+            <w:tcBorders>
+              <w:top w:val="single" w:color="D9DBDF" w:sz="4"/>
+              <w:left w:val="single" w:color="D9DBDF" w:sz="4"/>
+              <w:bottom w:val="single" w:color="D9DBDF" w:sz="4"/>
+              <w:right w:val="single" w:color="D9DBDF" w:sz="4"/>
+            </w:tcBorders>
+            <w:tcMar>
+              <w:top w:type="dxa" w:w="70"/>
+              <w:left w:type="dxa" w:w="110"/>
+              <w:bottom w:type="dxa" w:w="70"/>
+              <w:right w:type="dxa" w:w="110"/>
+            </w:tcMar>
+            <w:vAlign w:val="center"/>
+          </w:tcPr>
+          <w:p>
+            <w:pPr>
+              <w:spacing w:after="0" w:line="280"/>
+            </w:pPr>
+            <w:r>
+              <w:rPr>
+                <w:rFonts w:ascii="Yu Gothic" w:cs="Yu Gothic" w:eastAsia="Yu Gothic" w:hAnsi="Yu Gothic"/>
+                <w:sz w:val="20"/>
+                <w:szCs w:val="20"/>
+              </w:rPr>
+              <w:t xml:space="preserve">片側にセンサ、反対側に反射板。</w:t>
+            </w:r>
+          </w:p>
+        </w:tc>
+        <w:tc>
+          <w:tcPr>
+            <w:tcW w:type="dxa" w:w="2600"/>
+            <w:tcBorders>
+              <w:top w:val="single" w:color="D9DBDF" w:sz="4"/>
+              <w:left w:val="single" w:color="D9DBDF" w:sz="4"/>
+              <w:bottom w:val="single" w:color="D9DBDF" w:sz="4"/>
+              <w:right w:val="single" w:color="D9DBDF" w:sz="4"/>
+            </w:tcBorders>
+            <w:tcMar>
+              <w:top w:type="dxa" w:w="70"/>
+              <w:left w:type="dxa" w:w="110"/>
+              <w:bottom w:type="dxa" w:w="70"/>
+              <w:right w:type="dxa" w:w="110"/>
+            </w:tcMar>
+            <w:vAlign w:val="center"/>
+          </w:tcPr>
+          <w:p>
+            <w:pPr>
+              <w:spacing w:after="0" w:line="280"/>
+            </w:pPr>
+            <w:r>
+              <w:rPr>
+                <w:rFonts w:ascii="Yu Gothic" w:cs="Yu Gothic" w:eastAsia="Yu Gothic" w:hAnsi="Yu Gothic"/>
+                <w:sz w:val="20"/>
+                <w:szCs w:val="20"/>
+              </w:rPr>
+              <w:t xml:space="preserve">p2-open_04.mp3</w:t>
+            </w:r>
+          </w:p>
+        </w:tc>
+      </w:tr>
+      <w:tr>
+        <w:trPr>
+          <w:cantSplit/>
+        </w:trPr>
+        <w:tc>
+          <w:tcPr>
+            <w:tcW w:type="dxa" w:w="460"/>
+            <w:tcBorders>
+              <w:top w:val="single" w:color="D9DBDF" w:sz="4"/>
+              <w:left w:val="single" w:color="D9DBDF" w:sz="4"/>
+              <w:bottom w:val="single" w:color="D9DBDF" w:sz="4"/>
+              <w:right w:val="single" w:color="D9DBDF" w:sz="4"/>
+            </w:tcBorders>
+            <w:tcMar>
+              <w:top w:type="dxa" w:w="70"/>
+              <w:left w:type="dxa" w:w="110"/>
+              <w:bottom w:type="dxa" w:w="70"/>
+              <w:right w:type="dxa" w:w="110"/>
+            </w:tcMar>
+            <w:vAlign w:val="center"/>
+          </w:tcPr>
+          <w:p>
+            <w:pPr>
+              <w:spacing w:after="0" w:line="280"/>
+            </w:pPr>
+            <w:r>
+              <w:rPr>
+                <w:rFonts w:ascii="Yu Gothic" w:cs="Yu Gothic" w:eastAsia="Yu Gothic" w:hAnsi="Yu Gothic"/>
+                <w:sz w:val="20"/>
+                <w:szCs w:val="20"/>
+              </w:rPr>
               <w:t xml:space="preserve">5</w:t>
             </w:r>
           </w:p>
@@ -8258,7 +8712,7 @@
                 <w:sz w:val="20"/>
                 <w:szCs w:val="20"/>
               </w:rPr>
-              <w:t xml:space="preserve">ナレーション（Yann）</w:t>
+              <w:t xml:space="preserve">中田さん（Reid）</w:t>
             </w:r>
           </w:p>
         </w:tc>
@@ -8289,7 +8743,7 @@
                 <w:sz w:val="20"/>
                 <w:szCs w:val="20"/>
               </w:rPr>
-              <w:t xml:space="preserve">その変化で、ボトルを数えています。</w:t>
+              <w:t xml:space="preserve">ボトルの下部を、横から見ています。</w:t>
             </w:r>
           </w:p>
         </w:tc>
@@ -8340,7 +8794,7 @@
         <w:rPr>
           <w:rFonts w:ascii="Yu Gothic" w:cs="Yu Gothic" w:eastAsia="Yu Gothic" w:hAnsi="Yu Gothic"/>
         </w:rPr>
-        <w:t xml:space="preserve">スライド 15  問い（P2-Q1）</w:t>
+        <w:t xml:space="preserve">スライド 16  問い（P2-Q1）</w:t>
       </w:r>
     </w:p>
     <w:p>
@@ -8665,7 +9119,7 @@
         <w:rPr>
           <w:rFonts w:ascii="Yu Gothic" w:cs="Yu Gothic" w:eastAsia="Yu Gothic" w:hAnsi="Yu Gothic"/>
         </w:rPr>
-        <w:t xml:space="preserve">スライド 16  先輩のヒント（P2-Q1）</w:t>
+        <w:t xml:space="preserve">スライド 17  先輩のヒント（P2-Q1）</w:t>
       </w:r>
     </w:p>
     <w:p>
@@ -8990,7 +9444,7 @@
         <w:rPr>
           <w:rFonts w:ascii="Yu Gothic" w:cs="Yu Gothic" w:eastAsia="Yu Gothic" w:hAnsi="Yu Gothic"/>
         </w:rPr>
-        <w:t xml:space="preserve">スライド 17  5. 原因の候補① ボトルの揺れ</w:t>
+        <w:t xml:space="preserve">スライド 18  5. 原因の候補① ボトルの揺れ</w:t>
       </w:r>
     </w:p>
     <w:p>
@@ -9573,7 +10027,7 @@
         <w:rPr>
           <w:rFonts w:ascii="Yu Gothic" w:cs="Yu Gothic" w:eastAsia="Yu Gothic" w:hAnsi="Yu Gothic"/>
         </w:rPr>
-        <w:t xml:space="preserve">スライド 18  4. 既設センサの確認</w:t>
+        <w:t xml:space="preserve">スライド 19  4. 既設センサの確認</w:t>
       </w:r>
     </w:p>
     <w:p>
@@ -10156,7 +10610,7 @@
         <w:rPr>
           <w:rFonts w:ascii="Yu Gothic" w:cs="Yu Gothic" w:eastAsia="Yu Gothic" w:hAnsi="Yu Gothic"/>
         </w:rPr>
-        <w:t xml:space="preserve">スライド 19  8. 原因の候補④ 制御側の条件</w:t>
+        <w:t xml:space="preserve">スライド 20  8. 原因の候補④ 制御側の条件</w:t>
       </w:r>
     </w:p>
     <w:p>
@@ -10868,7 +11322,7 @@
         <w:rPr>
           <w:rFonts w:ascii="Yu Gothic" w:cs="Yu Gothic" w:eastAsia="Yu Gothic" w:hAnsi="Yu Gothic"/>
         </w:rPr>
-        <w:t xml:space="preserve">スライド 20  7. 原因の候補③ 透明ボトルの光の変化</w:t>
+        <w:t xml:space="preserve">スライド 21  7. 原因の候補③ 透明ボトルの光の変化</w:t>
       </w:r>
     </w:p>
     <w:p>
@@ -11709,7 +12163,7 @@
         <w:rPr>
           <w:rFonts w:ascii="Yu Gothic" w:cs="Yu Gothic" w:eastAsia="Yu Gothic" w:hAnsi="Yu Gothic"/>
         </w:rPr>
-        <w:t xml:space="preserve">スライド 21  問い（P2-Q2）</w:t>
+        <w:t xml:space="preserve">スライド 22  問い（P2-Q2）</w:t>
       </w:r>
     </w:p>
     <w:p>
@@ -11983,7 +12437,7 @@
                 <w:sz w:val="20"/>
                 <w:szCs w:val="20"/>
               </w:rPr>
-              <w:t xml:space="preserve">どのように原因を確かめますか？</w:t>
+              <w:t xml:space="preserve">次に、どう確認しますか？</w:t>
             </w:r>
           </w:p>
         </w:tc>
@@ -12034,7 +12488,7 @@
         <w:rPr>
           <w:rFonts w:ascii="Yu Gothic" w:cs="Yu Gothic" w:eastAsia="Yu Gothic" w:hAnsi="Yu Gothic"/>
         </w:rPr>
-        <w:t xml:space="preserve">スライド 22  先輩のヒント（P2-Q2）</w:t>
+        <w:t xml:space="preserve">スライド 23  先輩のヒント（P2-Q2）</w:t>
       </w:r>
     </w:p>
     <w:p>
@@ -12359,7 +12813,7 @@
         <w:rPr>
           <w:rFonts w:ascii="Yu Gothic" w:cs="Yu Gothic" w:eastAsia="Yu Gothic" w:hAnsi="Yu Gothic"/>
         </w:rPr>
-        <w:t xml:space="preserve">スライド 23  2. お客様からの相談</w:t>
+        <w:t xml:space="preserve">スライド 24  2. お客様からの相談</w:t>
       </w:r>
     </w:p>
     <w:p>
@@ -12813,7 +13267,7 @@
         <w:rPr>
           <w:rFonts w:ascii="Yu Gothic" w:cs="Yu Gothic" w:eastAsia="Yu Gothic" w:hAnsi="Yu Gothic"/>
         </w:rPr>
-        <w:t xml:space="preserve">スライド 24  8. 原因の候補④ 制御側の条件</w:t>
+        <w:t xml:space="preserve">スライド 25  8. 原因の候補④ 制御側の条件</w:t>
       </w:r>
     </w:p>
     <w:p>
@@ -12828,7 +13282,7 @@
           <w:sz w:val="19"/>
           <w:szCs w:val="19"/>
         </w:rPr>
-        <w:t xml:space="preserve">場面：P2-Q2-B「センサ出力とPLCのカウントを比べる」</w:t>
+        <w:t xml:space="preserve">場面：P2-Q2-B「条件を変えて、信号を比べる」</w:t>
       </w:r>
     </w:p>
     <w:tbl>
@@ -13087,7 +13541,7 @@
                 <w:sz w:val="20"/>
                 <w:szCs w:val="20"/>
               </w:rPr>
-              <w:t xml:space="preserve">センサの出力とピーエルシーのカウントを、同時に記録して比べませんか？</w:t>
+              <w:t xml:space="preserve">条件を変えながら、センサの信号とピーエルシーのカウントを同時に記録して、比べませんか？</w:t>
             </w:r>
           </w:p>
         </w:tc>
@@ -13525,7 +13979,7 @@
         <w:rPr>
           <w:rFonts w:ascii="Yu Gothic" w:cs="Yu Gothic" w:eastAsia="Yu Gothic" w:hAnsi="Yu Gothic"/>
         </w:rPr>
-        <w:t xml:space="preserve">スライド 25  2. お客様からの相談</w:t>
+        <w:t xml:space="preserve">スライド 26  2. お客様からの相談</w:t>
       </w:r>
     </w:p>
     <w:p>
@@ -13979,7 +14433,7 @@
         <w:rPr>
           <w:rFonts w:ascii="Yu Gothic" w:cs="Yu Gothic" w:eastAsia="Yu Gothic" w:hAnsi="Yu Gothic"/>
         </w:rPr>
-        <w:t xml:space="preserve">スライド 26  原因の候補を整理する</w:t>
+        <w:t xml:space="preserve">スライド 27  原因の候補を整理する</w:t>
       </w:r>
     </w:p>
     <w:p>
@@ -13994,7 +14448,7 @@
           <w:sz w:val="19"/>
           <w:szCs w:val="19"/>
         </w:rPr>
-        <w:t xml:space="preserve">場面：原因の候補を整理する</w:t>
+        <w:t xml:space="preserve">場面：原因の仮説</w:t>
       </w:r>
     </w:p>
     <w:tbl>
@@ -14253,7 +14707,7 @@
                 <w:sz w:val="20"/>
                 <w:szCs w:val="20"/>
               </w:rPr>
-              <w:t xml:space="preserve">原因の候補は、ボトルの揺れ、ボトルの接近、透明なボトルを通る光の変化、そして制御側の数え方です。</w:t>
+              <w:t xml:space="preserve">条件を変えて比べると、ボトルの流れが乱れたときに、1本の間に信号が2回変化する場面がありました。</w:t>
             </w:r>
           </w:p>
         </w:tc>
@@ -14351,6 +14805,135 @@
                 <w:sz w:val="20"/>
                 <w:szCs w:val="20"/>
               </w:rPr>
+              <w:t xml:space="preserve">中田さん（Reid）</w:t>
+            </w:r>
+          </w:p>
+        </w:tc>
+        <w:tc>
+          <w:tcPr>
+            <w:tcW w:type="dxa" w:w="4778"/>
+            <w:tcBorders>
+              <w:top w:val="single" w:color="D9DBDF" w:sz="4"/>
+              <w:left w:val="single" w:color="D9DBDF" w:sz="4"/>
+              <w:bottom w:val="single" w:color="D9DBDF" w:sz="4"/>
+              <w:right w:val="single" w:color="D9DBDF" w:sz="4"/>
+            </w:tcBorders>
+            <w:tcMar>
+              <w:top w:type="dxa" w:w="70"/>
+              <w:left w:type="dxa" w:w="110"/>
+              <w:bottom w:type="dxa" w:w="70"/>
+              <w:right w:type="dxa" w:w="110"/>
+            </w:tcMar>
+            <w:vAlign w:val="center"/>
+          </w:tcPr>
+          <w:p>
+            <w:pPr>
+              <w:spacing w:after="0" w:line="280"/>
+            </w:pPr>
+            <w:r>
+              <w:rPr>
+                <w:rFonts w:ascii="Yu Gothic" w:cs="Yu Gothic" w:eastAsia="Yu Gothic" w:hAnsi="Yu Gothic"/>
+                <w:sz w:val="20"/>
+                <w:szCs w:val="20"/>
+              </w:rPr>
+              <w:t xml:space="preserve">ボトル下部の凹凸や揺れで、戻ってくる光が変化し、信号が不安定になっているのかもしれません。</w:t>
+            </w:r>
+          </w:p>
+        </w:tc>
+        <w:tc>
+          <w:tcPr>
+            <w:tcW w:type="dxa" w:w="2600"/>
+            <w:tcBorders>
+              <w:top w:val="single" w:color="D9DBDF" w:sz="4"/>
+              <w:left w:val="single" w:color="D9DBDF" w:sz="4"/>
+              <w:bottom w:val="single" w:color="D9DBDF" w:sz="4"/>
+              <w:right w:val="single" w:color="D9DBDF" w:sz="4"/>
+            </w:tcBorders>
+            <w:tcMar>
+              <w:top w:type="dxa" w:w="70"/>
+              <w:left w:type="dxa" w:w="110"/>
+              <w:bottom w:type="dxa" w:w="70"/>
+              <w:right w:type="dxa" w:w="110"/>
+            </w:tcMar>
+            <w:vAlign w:val="center"/>
+          </w:tcPr>
+          <w:p>
+            <w:pPr>
+              <w:spacing w:after="0" w:line="280"/>
+            </w:pPr>
+            <w:r>
+              <w:rPr>
+                <w:rFonts w:ascii="Yu Gothic" w:cs="Yu Gothic" w:eastAsia="Yu Gothic" w:hAnsi="Yu Gothic"/>
+                <w:sz w:val="20"/>
+                <w:szCs w:val="20"/>
+              </w:rPr>
+              <w:t xml:space="preserve">p2-isolation_02.mp3</w:t>
+            </w:r>
+          </w:p>
+        </w:tc>
+      </w:tr>
+      <w:tr>
+        <w:trPr>
+          <w:cantSplit/>
+        </w:trPr>
+        <w:tc>
+          <w:tcPr>
+            <w:tcW w:type="dxa" w:w="460"/>
+            <w:tcBorders>
+              <w:top w:val="single" w:color="D9DBDF" w:sz="4"/>
+              <w:left w:val="single" w:color="D9DBDF" w:sz="4"/>
+              <w:bottom w:val="single" w:color="D9DBDF" w:sz="4"/>
+              <w:right w:val="single" w:color="D9DBDF" w:sz="4"/>
+            </w:tcBorders>
+            <w:tcMar>
+              <w:top w:type="dxa" w:w="70"/>
+              <w:left w:type="dxa" w:w="110"/>
+              <w:bottom w:type="dxa" w:w="70"/>
+              <w:right w:type="dxa" w:w="110"/>
+            </w:tcMar>
+            <w:vAlign w:val="center"/>
+          </w:tcPr>
+          <w:p>
+            <w:pPr>
+              <w:spacing w:after="0" w:line="280"/>
+            </w:pPr>
+            <w:r>
+              <w:rPr>
+                <w:rFonts w:ascii="Yu Gothic" w:cs="Yu Gothic" w:eastAsia="Yu Gothic" w:hAnsi="Yu Gothic"/>
+                <w:sz w:val="20"/>
+                <w:szCs w:val="20"/>
+              </w:rPr>
+              <w:t xml:space="preserve">3</w:t>
+            </w:r>
+          </w:p>
+        </w:tc>
+        <w:tc>
+          <w:tcPr>
+            <w:tcW w:type="dxa" w:w="1800"/>
+            <w:tcBorders>
+              <w:top w:val="single" w:color="D9DBDF" w:sz="4"/>
+              <w:left w:val="single" w:color="D9DBDF" w:sz="4"/>
+              <w:bottom w:val="single" w:color="D9DBDF" w:sz="4"/>
+              <w:right w:val="single" w:color="D9DBDF" w:sz="4"/>
+            </w:tcBorders>
+            <w:tcMar>
+              <w:top w:type="dxa" w:w="70"/>
+              <w:left w:type="dxa" w:w="110"/>
+              <w:bottom w:type="dxa" w:w="70"/>
+              <w:right w:type="dxa" w:w="110"/>
+            </w:tcMar>
+            <w:vAlign w:val="center"/>
+          </w:tcPr>
+          <w:p>
+            <w:pPr>
+              <w:spacing w:after="0" w:line="280"/>
+            </w:pPr>
+            <w:r>
+              <w:rPr>
+                <w:rFonts w:ascii="Yu Gothic" w:cs="Yu Gothic" w:eastAsia="Yu Gothic" w:hAnsi="Yu Gothic"/>
+                <w:sz w:val="20"/>
+                <w:szCs w:val="20"/>
+              </w:rPr>
               <w:t xml:space="preserve">ナレーション（Yann）</w:t>
             </w:r>
           </w:p>
@@ -14382,7 +14965,7 @@
                 <w:sz w:val="20"/>
                 <w:szCs w:val="20"/>
               </w:rPr>
-              <w:t xml:space="preserve">1つに決めつけず、どこで数が増えているかを切り分けて、絞り込みます。</w:t>
+              <w:t xml:space="preserve">ただし、これは仮説です。決めつけずに、確かめていきます。</w:t>
             </w:r>
           </w:p>
         </w:tc>
@@ -14413,7 +14996,461 @@
                 <w:sz w:val="20"/>
                 <w:szCs w:val="20"/>
               </w:rPr>
-              <w:t xml:space="preserve">p2-isolation_02.mp3</w:t>
+              <w:t xml:space="preserve">p2-isolation_03.mp3</w:t>
+            </w:r>
+          </w:p>
+        </w:tc>
+      </w:tr>
+    </w:tbl>
+    <w:p>
+      <w:pPr>
+        <w:spacing w:after="160"/>
+      </w:pPr>
+    </w:p>
+    <w:p>
+      <w:pPr>
+        <w:pStyle w:val="Heading2"/>
+        <w:keepNext/>
+      </w:pPr>
+      <w:r>
+        <w:rPr>
+          <w:rFonts w:ascii="Yu Gothic" w:cs="Yu Gothic" w:eastAsia="Yu Gothic" w:hAnsi="Yu Gothic"/>
+        </w:rPr>
+        <w:t xml:space="preserve">スライド 28  PHASE 2 CLEAR　原因の可能性が見えてきた。</w:t>
+      </w:r>
+    </w:p>
+    <w:p>
+      <w:pPr>
+        <w:keepNext/>
+        <w:spacing w:after="80"/>
+      </w:pPr>
+      <w:r>
+        <w:rPr>
+          <w:rFonts w:ascii="Yu Gothic" w:cs="Yu Gothic" w:eastAsia="Yu Gothic" w:hAnsi="Yu Gothic"/>
+          <w:color w:val="6B6F76"/>
+          <w:sz w:val="19"/>
+          <w:szCs w:val="19"/>
+        </w:rPr>
+        <w:t xml:space="preserve">場面：PHASE 2 CLEAR　原因の可能性が見えてきた。</w:t>
+      </w:r>
+    </w:p>
+    <w:tbl>
+      <w:tblPr>
+        <w:tblW w:type="dxa" w:w="9638"/>
+        <w:tblBorders>
+          <w:top w:val="single" w:color="auto" w:sz="4"/>
+          <w:left w:val="single" w:color="auto" w:sz="4"/>
+          <w:bottom w:val="single" w:color="auto" w:sz="4"/>
+          <w:right w:val="single" w:color="auto" w:sz="4"/>
+          <w:insideH w:val="single" w:color="auto" w:sz="4"/>
+          <w:insideV w:val="single" w:color="auto" w:sz="4"/>
+        </w:tblBorders>
+      </w:tblPr>
+      <w:tblGrid>
+        <w:gridCol w:w="460"/>
+        <w:gridCol w:w="1800"/>
+        <w:gridCol w:w="4778"/>
+        <w:gridCol w:w="2600"/>
+      </w:tblGrid>
+      <w:tr>
+        <w:trPr>
+          <w:tblHeader/>
+        </w:trPr>
+        <w:tc>
+          <w:tcPr>
+            <w:tcW w:type="dxa" w:w="460"/>
+            <w:tcBorders>
+              <w:top w:val="single" w:color="D9DBDF" w:sz="4"/>
+              <w:left w:val="single" w:color="D9DBDF" w:sz="4"/>
+              <w:bottom w:val="single" w:color="D9DBDF" w:sz="4"/>
+              <w:right w:val="single" w:color="D9DBDF" w:sz="4"/>
+            </w:tcBorders>
+            <w:shd w:fill="141517" w:color="auto" w:val="clear"/>
+            <w:tcMar>
+              <w:top w:type="dxa" w:w="70"/>
+              <w:left w:type="dxa" w:w="110"/>
+              <w:bottom w:type="dxa" w:w="70"/>
+              <w:right w:type="dxa" w:w="110"/>
+            </w:tcMar>
+            <w:vAlign w:val="center"/>
+          </w:tcPr>
+          <w:p>
+            <w:pPr>
+              <w:spacing w:after="0" w:line="280"/>
+            </w:pPr>
+            <w:r>
+              <w:rPr>
+                <w:rFonts w:ascii="Yu Gothic" w:cs="Yu Gothic" w:eastAsia="Yu Gothic" w:hAnsi="Yu Gothic"/>
+                <w:b/>
+                <w:bCs/>
+                <w:color w:val="FFFFFF"/>
+                <w:sz w:val="19"/>
+                <w:szCs w:val="19"/>
+              </w:rPr>
+              <w:t xml:space="preserve">#</w:t>
+            </w:r>
+          </w:p>
+        </w:tc>
+        <w:tc>
+          <w:tcPr>
+            <w:tcW w:type="dxa" w:w="1800"/>
+            <w:tcBorders>
+              <w:top w:val="single" w:color="D9DBDF" w:sz="4"/>
+              <w:left w:val="single" w:color="D9DBDF" w:sz="4"/>
+              <w:bottom w:val="single" w:color="D9DBDF" w:sz="4"/>
+              <w:right w:val="single" w:color="D9DBDF" w:sz="4"/>
+            </w:tcBorders>
+            <w:shd w:fill="141517" w:color="auto" w:val="clear"/>
+            <w:tcMar>
+              <w:top w:type="dxa" w:w="70"/>
+              <w:left w:type="dxa" w:w="110"/>
+              <w:bottom w:type="dxa" w:w="70"/>
+              <w:right w:type="dxa" w:w="110"/>
+            </w:tcMar>
+            <w:vAlign w:val="center"/>
+          </w:tcPr>
+          <w:p>
+            <w:pPr>
+              <w:spacing w:after="0" w:line="280"/>
+            </w:pPr>
+            <w:r>
+              <w:rPr>
+                <w:rFonts w:ascii="Yu Gothic" w:cs="Yu Gothic" w:eastAsia="Yu Gothic" w:hAnsi="Yu Gothic"/>
+                <w:b/>
+                <w:bCs/>
+                <w:color w:val="FFFFFF"/>
+                <w:sz w:val="19"/>
+                <w:szCs w:val="19"/>
+              </w:rPr>
+              <w:t xml:space="preserve">話者（声）</w:t>
+            </w:r>
+          </w:p>
+        </w:tc>
+        <w:tc>
+          <w:tcPr>
+            <w:tcW w:type="dxa" w:w="4778"/>
+            <w:tcBorders>
+              <w:top w:val="single" w:color="D9DBDF" w:sz="4"/>
+              <w:left w:val="single" w:color="D9DBDF" w:sz="4"/>
+              <w:bottom w:val="single" w:color="D9DBDF" w:sz="4"/>
+              <w:right w:val="single" w:color="D9DBDF" w:sz="4"/>
+            </w:tcBorders>
+            <w:shd w:fill="141517" w:color="auto" w:val="clear"/>
+            <w:tcMar>
+              <w:top w:type="dxa" w:w="70"/>
+              <w:left w:type="dxa" w:w="110"/>
+              <w:bottom w:type="dxa" w:w="70"/>
+              <w:right w:type="dxa" w:w="110"/>
+            </w:tcMar>
+            <w:vAlign w:val="center"/>
+          </w:tcPr>
+          <w:p>
+            <w:pPr>
+              <w:spacing w:after="0" w:line="280"/>
+            </w:pPr>
+            <w:r>
+              <w:rPr>
+                <w:rFonts w:ascii="Yu Gothic" w:cs="Yu Gothic" w:eastAsia="Yu Gothic" w:hAnsi="Yu Gothic"/>
+                <w:b/>
+                <w:bCs/>
+                <w:color w:val="FFFFFF"/>
+                <w:sz w:val="19"/>
+                <w:szCs w:val="19"/>
+              </w:rPr>
+              <w:t xml:space="preserve">読み上げ文</w:t>
+            </w:r>
+          </w:p>
+        </w:tc>
+        <w:tc>
+          <w:tcPr>
+            <w:tcW w:type="dxa" w:w="2600"/>
+            <w:tcBorders>
+              <w:top w:val="single" w:color="D9DBDF" w:sz="4"/>
+              <w:left w:val="single" w:color="D9DBDF" w:sz="4"/>
+              <w:bottom w:val="single" w:color="D9DBDF" w:sz="4"/>
+              <w:right w:val="single" w:color="D9DBDF" w:sz="4"/>
+            </w:tcBorders>
+            <w:shd w:fill="141517" w:color="auto" w:val="clear"/>
+            <w:tcMar>
+              <w:top w:type="dxa" w:w="70"/>
+              <w:left w:type="dxa" w:w="110"/>
+              <w:bottom w:type="dxa" w:w="70"/>
+              <w:right w:type="dxa" w:w="110"/>
+            </w:tcMar>
+            <w:vAlign w:val="center"/>
+          </w:tcPr>
+          <w:p>
+            <w:pPr>
+              <w:spacing w:after="0" w:line="280"/>
+            </w:pPr>
+            <w:r>
+              <w:rPr>
+                <w:rFonts w:ascii="Yu Gothic" w:cs="Yu Gothic" w:eastAsia="Yu Gothic" w:hAnsi="Yu Gothic"/>
+                <w:b/>
+                <w:bCs/>
+                <w:color w:val="FFFFFF"/>
+                <w:sz w:val="19"/>
+                <w:szCs w:val="19"/>
+              </w:rPr>
+              <w:t xml:space="preserve">音声ファイル名</w:t>
+            </w:r>
+          </w:p>
+        </w:tc>
+      </w:tr>
+      <w:tr>
+        <w:trPr>
+          <w:cantSplit/>
+        </w:trPr>
+        <w:tc>
+          <w:tcPr>
+            <w:tcW w:type="dxa" w:w="460"/>
+            <w:tcBorders>
+              <w:top w:val="single" w:color="D9DBDF" w:sz="4"/>
+              <w:left w:val="single" w:color="D9DBDF" w:sz="4"/>
+              <w:bottom w:val="single" w:color="D9DBDF" w:sz="4"/>
+              <w:right w:val="single" w:color="D9DBDF" w:sz="4"/>
+            </w:tcBorders>
+            <w:tcMar>
+              <w:top w:type="dxa" w:w="70"/>
+              <w:left w:type="dxa" w:w="110"/>
+              <w:bottom w:type="dxa" w:w="70"/>
+              <w:right w:type="dxa" w:w="110"/>
+            </w:tcMar>
+            <w:vAlign w:val="center"/>
+          </w:tcPr>
+          <w:p>
+            <w:pPr>
+              <w:spacing w:after="0" w:line="280"/>
+            </w:pPr>
+            <w:r>
+              <w:rPr>
+                <w:rFonts w:ascii="Yu Gothic" w:cs="Yu Gothic" w:eastAsia="Yu Gothic" w:hAnsi="Yu Gothic"/>
+                <w:sz w:val="20"/>
+                <w:szCs w:val="20"/>
+              </w:rPr>
+              <w:t xml:space="preserve">1</w:t>
+            </w:r>
+          </w:p>
+        </w:tc>
+        <w:tc>
+          <w:tcPr>
+            <w:tcW w:type="dxa" w:w="1800"/>
+            <w:tcBorders>
+              <w:top w:val="single" w:color="D9DBDF" w:sz="4"/>
+              <w:left w:val="single" w:color="D9DBDF" w:sz="4"/>
+              <w:bottom w:val="single" w:color="D9DBDF" w:sz="4"/>
+              <w:right w:val="single" w:color="D9DBDF" w:sz="4"/>
+            </w:tcBorders>
+            <w:tcMar>
+              <w:top w:type="dxa" w:w="70"/>
+              <w:left w:type="dxa" w:w="110"/>
+              <w:bottom w:type="dxa" w:w="70"/>
+              <w:right w:type="dxa" w:w="110"/>
+            </w:tcMar>
+            <w:vAlign w:val="center"/>
+          </w:tcPr>
+          <w:p>
+            <w:pPr>
+              <w:spacing w:after="0" w:line="280"/>
+            </w:pPr>
+            <w:r>
+              <w:rPr>
+                <w:rFonts w:ascii="Yu Gothic" w:cs="Yu Gothic" w:eastAsia="Yu Gothic" w:hAnsi="Yu Gothic"/>
+                <w:sz w:val="20"/>
+                <w:szCs w:val="20"/>
+              </w:rPr>
+              <w:t xml:space="preserve">ナレーション（Yann）</w:t>
+            </w:r>
+          </w:p>
+        </w:tc>
+        <w:tc>
+          <w:tcPr>
+            <w:tcW w:type="dxa" w:w="4778"/>
+            <w:tcBorders>
+              <w:top w:val="single" w:color="D9DBDF" w:sz="4"/>
+              <w:left w:val="single" w:color="D9DBDF" w:sz="4"/>
+              <w:bottom w:val="single" w:color="D9DBDF" w:sz="4"/>
+              <w:right w:val="single" w:color="D9DBDF" w:sz="4"/>
+            </w:tcBorders>
+            <w:tcMar>
+              <w:top w:type="dxa" w:w="70"/>
+              <w:left w:type="dxa" w:w="110"/>
+              <w:bottom w:type="dxa" w:w="70"/>
+              <w:right w:type="dxa" w:w="110"/>
+            </w:tcMar>
+            <w:vAlign w:val="center"/>
+          </w:tcPr>
+          <w:p>
+            <w:pPr>
+              <w:spacing w:after="0" w:line="280"/>
+            </w:pPr>
+            <w:r>
+              <w:rPr>
+                <w:rFonts w:ascii="Yu Gothic" w:cs="Yu Gothic" w:eastAsia="Yu Gothic" w:hAnsi="Yu Gothic"/>
+                <w:sz w:val="20"/>
+                <w:szCs w:val="20"/>
+              </w:rPr>
+              <w:t xml:space="preserve">原因の可能性が見えてきました。</w:t>
+            </w:r>
+          </w:p>
+        </w:tc>
+        <w:tc>
+          <w:tcPr>
+            <w:tcW w:type="dxa" w:w="2600"/>
+            <w:tcBorders>
+              <w:top w:val="single" w:color="D9DBDF" w:sz="4"/>
+              <w:left w:val="single" w:color="D9DBDF" w:sz="4"/>
+              <w:bottom w:val="single" w:color="D9DBDF" w:sz="4"/>
+              <w:right w:val="single" w:color="D9DBDF" w:sz="4"/>
+            </w:tcBorders>
+            <w:tcMar>
+              <w:top w:type="dxa" w:w="70"/>
+              <w:left w:type="dxa" w:w="110"/>
+              <w:bottom w:type="dxa" w:w="70"/>
+              <w:right w:type="dxa" w:w="110"/>
+            </w:tcMar>
+            <w:vAlign w:val="center"/>
+          </w:tcPr>
+          <w:p>
+            <w:pPr>
+              <w:spacing w:after="0" w:line="280"/>
+            </w:pPr>
+            <w:r>
+              <w:rPr>
+                <w:rFonts w:ascii="Yu Gothic" w:cs="Yu Gothic" w:eastAsia="Yu Gothic" w:hAnsi="Yu Gothic"/>
+                <w:sz w:val="20"/>
+                <w:szCs w:val="20"/>
+              </w:rPr>
+              <w:t xml:space="preserve">clear-p2_01.mp3</w:t>
+            </w:r>
+          </w:p>
+        </w:tc>
+      </w:tr>
+      <w:tr>
+        <w:trPr>
+          <w:cantSplit/>
+        </w:trPr>
+        <w:tc>
+          <w:tcPr>
+            <w:tcW w:type="dxa" w:w="460"/>
+            <w:tcBorders>
+              <w:top w:val="single" w:color="D9DBDF" w:sz="4"/>
+              <w:left w:val="single" w:color="D9DBDF" w:sz="4"/>
+              <w:bottom w:val="single" w:color="D9DBDF" w:sz="4"/>
+              <w:right w:val="single" w:color="D9DBDF" w:sz="4"/>
+            </w:tcBorders>
+            <w:tcMar>
+              <w:top w:type="dxa" w:w="70"/>
+              <w:left w:type="dxa" w:w="110"/>
+              <w:bottom w:type="dxa" w:w="70"/>
+              <w:right w:type="dxa" w:w="110"/>
+            </w:tcMar>
+            <w:vAlign w:val="center"/>
+          </w:tcPr>
+          <w:p>
+            <w:pPr>
+              <w:spacing w:after="0" w:line="280"/>
+            </w:pPr>
+            <w:r>
+              <w:rPr>
+                <w:rFonts w:ascii="Yu Gothic" w:cs="Yu Gothic" w:eastAsia="Yu Gothic" w:hAnsi="Yu Gothic"/>
+                <w:sz w:val="20"/>
+                <w:szCs w:val="20"/>
+              </w:rPr>
+              <w:t xml:space="preserve">2</w:t>
+            </w:r>
+          </w:p>
+        </w:tc>
+        <w:tc>
+          <w:tcPr>
+            <w:tcW w:type="dxa" w:w="1800"/>
+            <w:tcBorders>
+              <w:top w:val="single" w:color="D9DBDF" w:sz="4"/>
+              <w:left w:val="single" w:color="D9DBDF" w:sz="4"/>
+              <w:bottom w:val="single" w:color="D9DBDF" w:sz="4"/>
+              <w:right w:val="single" w:color="D9DBDF" w:sz="4"/>
+            </w:tcBorders>
+            <w:tcMar>
+              <w:top w:type="dxa" w:w="70"/>
+              <w:left w:type="dxa" w:w="110"/>
+              <w:bottom w:type="dxa" w:w="70"/>
+              <w:right w:type="dxa" w:w="110"/>
+            </w:tcMar>
+            <w:vAlign w:val="center"/>
+          </w:tcPr>
+          <w:p>
+            <w:pPr>
+              <w:spacing w:after="0" w:line="280"/>
+            </w:pPr>
+            <w:r>
+              <w:rPr>
+                <w:rFonts w:ascii="Yu Gothic" w:cs="Yu Gothic" w:eastAsia="Yu Gothic" w:hAnsi="Yu Gothic"/>
+                <w:sz w:val="20"/>
+                <w:szCs w:val="20"/>
+              </w:rPr>
+              <w:t xml:space="preserve">ナレーション（Yann）</w:t>
+            </w:r>
+          </w:p>
+        </w:tc>
+        <w:tc>
+          <w:tcPr>
+            <w:tcW w:type="dxa" w:w="4778"/>
+            <w:tcBorders>
+              <w:top w:val="single" w:color="D9DBDF" w:sz="4"/>
+              <w:left w:val="single" w:color="D9DBDF" w:sz="4"/>
+              <w:bottom w:val="single" w:color="D9DBDF" w:sz="4"/>
+              <w:right w:val="single" w:color="D9DBDF" w:sz="4"/>
+            </w:tcBorders>
+            <w:tcMar>
+              <w:top w:type="dxa" w:w="70"/>
+              <w:left w:type="dxa" w:w="110"/>
+              <w:bottom w:type="dxa" w:w="70"/>
+              <w:right w:type="dxa" w:w="110"/>
+            </w:tcMar>
+            <w:vAlign w:val="center"/>
+          </w:tcPr>
+          <w:p>
+            <w:pPr>
+              <w:spacing w:after="0" w:line="280"/>
+            </w:pPr>
+            <w:r>
+              <w:rPr>
+                <w:rFonts w:ascii="Yu Gothic" w:cs="Yu Gothic" w:eastAsia="Yu Gothic" w:hAnsi="Yu Gothic"/>
+                <w:sz w:val="20"/>
+                <w:szCs w:val="20"/>
+              </w:rPr>
+              <w:t xml:space="preserve">では、お客様は本当に何に困っているのでしょうか？</w:t>
+            </w:r>
+          </w:p>
+        </w:tc>
+        <w:tc>
+          <w:tcPr>
+            <w:tcW w:type="dxa" w:w="2600"/>
+            <w:tcBorders>
+              <w:top w:val="single" w:color="D9DBDF" w:sz="4"/>
+              <w:left w:val="single" w:color="D9DBDF" w:sz="4"/>
+              <w:bottom w:val="single" w:color="D9DBDF" w:sz="4"/>
+              <w:right w:val="single" w:color="D9DBDF" w:sz="4"/>
+            </w:tcBorders>
+            <w:tcMar>
+              <w:top w:type="dxa" w:w="70"/>
+              <w:left w:type="dxa" w:w="110"/>
+              <w:bottom w:type="dxa" w:w="70"/>
+              <w:right w:type="dxa" w:w="110"/>
+            </w:tcMar>
+            <w:vAlign w:val="center"/>
+          </w:tcPr>
+          <w:p>
+            <w:pPr>
+              <w:spacing w:after="0" w:line="280"/>
+            </w:pPr>
+            <w:r>
+              <w:rPr>
+                <w:rFonts w:ascii="Yu Gothic" w:cs="Yu Gothic" w:eastAsia="Yu Gothic" w:hAnsi="Yu Gothic"/>
+                <w:sz w:val="20"/>
+                <w:szCs w:val="20"/>
+              </w:rPr>
+              <w:t xml:space="preserve">clear-p2_02.mp3</w:t>
             </w:r>
           </w:p>
         </w:tc>
@@ -14445,7 +15482,7 @@
         <w:rPr>
           <w:rFonts w:ascii="Yu Gothic" w:cs="Yu Gothic" w:eastAsia="Yu Gothic" w:hAnsi="Yu Gothic"/>
         </w:rPr>
-        <w:t xml:space="preserve">スライド 27  本当の困りごとは？</w:t>
+        <w:t xml:space="preserve">スライド 29  本当の困りごとは？</w:t>
       </w:r>
     </w:p>
     <w:p>
@@ -14719,7 +15756,7 @@
                 <w:sz w:val="20"/>
                 <w:szCs w:val="20"/>
               </w:rPr>
-              <w:t xml:space="preserve">多少数字が違っても、何とか対応できてはいるんですが…。</w:t>
+              <w:t xml:space="preserve">数字が合わないんですが、何とか対応できています。</w:t>
             </w:r>
           </w:p>
         </w:tc>
@@ -14899,7 +15936,7 @@
         <w:rPr>
           <w:rFonts w:ascii="Yu Gothic" w:cs="Yu Gothic" w:eastAsia="Yu Gothic" w:hAnsi="Yu Gothic"/>
         </w:rPr>
-        <w:t xml:space="preserve">スライド 28  問い（P3-Q1）</w:t>
+        <w:t xml:space="preserve">スライド 30  問い（P3-Q1）</w:t>
       </w:r>
     </w:p>
     <w:p>
@@ -15173,7 +16210,7 @@
                 <w:sz w:val="20"/>
                 <w:szCs w:val="20"/>
               </w:rPr>
-              <w:t xml:space="preserve">何を聞きますか？</w:t>
+              <w:t xml:space="preserve">何を詳しく聞きますか？</w:t>
             </w:r>
           </w:p>
         </w:tc>
@@ -15224,7 +16261,7 @@
         <w:rPr>
           <w:rFonts w:ascii="Yu Gothic" w:cs="Yu Gothic" w:eastAsia="Yu Gothic" w:hAnsi="Yu Gothic"/>
         </w:rPr>
-        <w:t xml:space="preserve">スライド 29  先輩のヒント（P3-Q1）</w:t>
+        <w:t xml:space="preserve">スライド 31  先輩のヒント（P3-Q1）</w:t>
       </w:r>
     </w:p>
     <w:p>
@@ -15549,7 +16586,7 @@
         <w:rPr>
           <w:rFonts w:ascii="Yu Gothic" w:cs="Yu Gothic" w:eastAsia="Yu Gothic" w:hAnsi="Yu Gothic"/>
         </w:rPr>
-        <w:t xml:space="preserve">スライド 30  数が合わないと、何が起きる？</w:t>
+        <w:t xml:space="preserve">スライド 32  数が合わないと、何が起きる？</w:t>
       </w:r>
     </w:p>
     <w:p>
@@ -15564,7 +16601,7 @@
           <w:sz w:val="19"/>
           <w:szCs w:val="19"/>
         </w:rPr>
-        <w:t xml:space="preserve">場面：P3-Q1-A「再確認の手間を聞く」</w:t>
+        <w:t xml:space="preserve">場面：P3-Q1-A「再確認にかかる手間を聞く」</w:t>
       </w:r>
     </w:p>
     <w:tbl>
@@ -15952,7 +16989,7 @@
                 <w:sz w:val="20"/>
                 <w:szCs w:val="20"/>
               </w:rPr>
-              <w:t xml:space="preserve">数が合わないと、確認し直さなければいけません。</w:t>
+              <w:t xml:space="preserve">数が合わないと、現場で数え直さなければなりません。</w:t>
             </w:r>
           </w:p>
         </w:tc>
@@ -16081,7 +17118,7 @@
                 <w:sz w:val="20"/>
                 <w:szCs w:val="20"/>
               </w:rPr>
-              <w:t xml:space="preserve">ときには、ラインを止めることもあります。</w:t>
+              <w:t xml:space="preserve">場合によっては、ラインを一時停止することもあります。</w:t>
             </w:r>
           </w:p>
         </w:tc>
@@ -16132,7 +17169,7 @@
         <w:rPr>
           <w:rFonts w:ascii="Yu Gothic" w:cs="Yu Gothic" w:eastAsia="Yu Gothic" w:hAnsi="Yu Gothic"/>
         </w:rPr>
-        <w:t xml:space="preserve">スライド 31  本当の困りごとは？</w:t>
+        <w:t xml:space="preserve">スライド 33  本当の困りごとは？</w:t>
       </w:r>
     </w:p>
     <w:p>
@@ -16147,7 +17184,7 @@
           <w:sz w:val="19"/>
           <w:szCs w:val="19"/>
         </w:rPr>
-        <w:t xml:space="preserve">場面：P3-Q1-B「センサの価格を聞く」</w:t>
+        <w:t xml:space="preserve">場面：P3-Q1-B「センサの購入価格を聞く」</w:t>
       </w:r>
     </w:p>
     <w:tbl>
@@ -16586,7 +17623,7 @@
         <w:rPr>
           <w:rFonts w:ascii="Yu Gothic" w:cs="Yu Gothic" w:eastAsia="Yu Gothic" w:hAnsi="Yu Gothic"/>
         </w:rPr>
-        <w:t xml:space="preserve">スライド 32  本当の困りごとは？</w:t>
+        <w:t xml:space="preserve">スライド 34  本当の困りごとは？</w:t>
       </w:r>
     </w:p>
     <w:p>
@@ -16601,7 +17638,7 @@
           <w:sz w:val="19"/>
           <w:szCs w:val="19"/>
         </w:rPr>
-        <w:t xml:space="preserve">場面：P3-Q1-C「他社の事例を聞く」</w:t>
+        <w:t xml:space="preserve">場面：P3-Q1-C「センサのメーカーを聞く」</w:t>
       </w:r>
     </w:p>
     <w:tbl>
@@ -16860,7 +17897,7 @@
                 <w:sz w:val="20"/>
                 <w:szCs w:val="20"/>
               </w:rPr>
-              <w:t xml:space="preserve">ほかの工場でも、同じことは起きていますか？</w:t>
+              <w:t xml:space="preserve">今のセンサは、どこのメーカーのものですか？</w:t>
             </w:r>
           </w:p>
         </w:tc>
@@ -16989,7 +18026,7 @@
                 <w:sz w:val="20"/>
                 <w:szCs w:val="20"/>
               </w:rPr>
-              <w:t xml:space="preserve">他社さんのことは分かりませんが…うちの現場の状況を見てほしいです。</w:t>
+              <w:t xml:space="preserve">メーカーよりも、うちの現場で何が起きているかを知りたいです。</w:t>
             </w:r>
           </w:p>
         </w:tc>
@@ -17040,7 +18077,7 @@
         <w:rPr>
           <w:rFonts w:ascii="Yu Gothic" w:cs="Yu Gothic" w:eastAsia="Yu Gothic" w:hAnsi="Yu Gothic"/>
         </w:rPr>
-        <w:t xml:space="preserve">スライド 33  問い（P3-Q2）</w:t>
+        <w:t xml:space="preserve">スライド 35  問い（P3-Q2）</w:t>
       </w:r>
     </w:p>
     <w:p>
@@ -17314,7 +18351,7 @@
                 <w:sz w:val="20"/>
                 <w:szCs w:val="20"/>
               </w:rPr>
-              <w:t xml:space="preserve">お客様が本当に困っていることは、何ですか？</w:t>
+              <w:t xml:space="preserve">お客様が本当に解決したいことは何でしょうか？</w:t>
             </w:r>
           </w:p>
         </w:tc>
@@ -17365,7 +18402,7 @@
         <w:rPr>
           <w:rFonts w:ascii="Yu Gothic" w:cs="Yu Gothic" w:eastAsia="Yu Gothic" w:hAnsi="Yu Gothic"/>
         </w:rPr>
-        <w:t xml:space="preserve">スライド 34  先輩のヒント（P3-Q2）</w:t>
+        <w:t xml:space="preserve">スライド 36  先輩のヒント（P3-Q2）</w:t>
       </w:r>
     </w:p>
     <w:p>
@@ -17690,7 +18727,7 @@
         <w:rPr>
           <w:rFonts w:ascii="Yu Gothic" w:cs="Yu Gothic" w:eastAsia="Yu Gothic" w:hAnsi="Yu Gothic"/>
         </w:rPr>
-        <w:t xml:space="preserve">スライド 35  本当の困りごとは？</w:t>
+        <w:t xml:space="preserve">スライド 37  本当の困りごとは？</w:t>
       </w:r>
     </w:p>
     <w:p>
@@ -17705,7 +18742,7 @@
           <w:sz w:val="19"/>
           <w:szCs w:val="19"/>
         </w:rPr>
-        <w:t xml:space="preserve">場面：P3-Q2-A「センサのメーカー」</w:t>
+        <w:t xml:space="preserve">場面：P3-Q2-A「新しいセンサを購入すること」</w:t>
       </w:r>
     </w:p>
     <w:tbl>
@@ -18062,7 +19099,7 @@
                 <w:sz w:val="20"/>
                 <w:szCs w:val="20"/>
               </w:rPr>
-              <w:t xml:space="preserve">高橋さん（Tina）</w:t>
+              <w:t xml:space="preserve">佐藤さん（Misa）</w:t>
             </w:r>
           </w:p>
         </w:tc>
@@ -18093,7 +19130,7 @@
                 <w:sz w:val="20"/>
                 <w:szCs w:val="20"/>
               </w:rPr>
-              <w:t xml:space="preserve">メーカーが原因かどうかは、まだ分かりませんよね。</w:t>
+              <w:t xml:space="preserve">センサを買うこと自体が、目的ではないんです。</w:t>
             </w:r>
           </w:p>
         </w:tc>
@@ -18144,7 +19181,7 @@
         <w:rPr>
           <w:rFonts w:ascii="Yu Gothic" w:cs="Yu Gothic" w:eastAsia="Yu Gothic" w:hAnsi="Yu Gothic"/>
         </w:rPr>
-        <w:t xml:space="preserve">スライド 36  本当の困りごとは？</w:t>
+        <w:t xml:space="preserve">スライド 38  6. 本当の困りごとは？</w:t>
       </w:r>
     </w:p>
     <w:p>
@@ -18159,7 +19196,7 @@
           <w:sz w:val="19"/>
           <w:szCs w:val="19"/>
         </w:rPr>
-        <w:t xml:space="preserve">場面：P3-Q2-B「数量確認やライン停止の負担」</w:t>
+        <w:t xml:space="preserve">場面：P3-Q2-B「正確な数量管理と、確認作業の削減」</w:t>
       </w:r>
     </w:p>
     <w:tbl>
@@ -18547,7 +19584,7 @@
                 <w:sz w:val="20"/>
                 <w:szCs w:val="20"/>
               </w:rPr>
-              <w:t xml:space="preserve">そうなんです。確認やライン停止がなくなれば、安心して生産できます。</w:t>
+              <w:t xml:space="preserve">そうなんです。</w:t>
             </w:r>
           </w:p>
         </w:tc>
@@ -18579,6 +19616,135 @@
                 <w:szCs w:val="20"/>
               </w:rPr>
               <w:t xml:space="preserve">p3-q2-b_02.mp3</w:t>
+            </w:r>
+          </w:p>
+        </w:tc>
+      </w:tr>
+      <w:tr>
+        <w:trPr>
+          <w:cantSplit/>
+        </w:trPr>
+        <w:tc>
+          <w:tcPr>
+            <w:tcW w:type="dxa" w:w="460"/>
+            <w:tcBorders>
+              <w:top w:val="single" w:color="D9DBDF" w:sz="4"/>
+              <w:left w:val="single" w:color="D9DBDF" w:sz="4"/>
+              <w:bottom w:val="single" w:color="D9DBDF" w:sz="4"/>
+              <w:right w:val="single" w:color="D9DBDF" w:sz="4"/>
+            </w:tcBorders>
+            <w:tcMar>
+              <w:top w:type="dxa" w:w="70"/>
+              <w:left w:type="dxa" w:w="110"/>
+              <w:bottom w:type="dxa" w:w="70"/>
+              <w:right w:type="dxa" w:w="110"/>
+            </w:tcMar>
+            <w:vAlign w:val="center"/>
+          </w:tcPr>
+          <w:p>
+            <w:pPr>
+              <w:spacing w:after="0" w:line="280"/>
+            </w:pPr>
+            <w:r>
+              <w:rPr>
+                <w:rFonts w:ascii="Yu Gothic" w:cs="Yu Gothic" w:eastAsia="Yu Gothic" w:hAnsi="Yu Gothic"/>
+                <w:sz w:val="20"/>
+                <w:szCs w:val="20"/>
+              </w:rPr>
+              <w:t xml:space="preserve">3</w:t>
+            </w:r>
+          </w:p>
+        </w:tc>
+        <w:tc>
+          <w:tcPr>
+            <w:tcW w:type="dxa" w:w="1800"/>
+            <w:tcBorders>
+              <w:top w:val="single" w:color="D9DBDF" w:sz="4"/>
+              <w:left w:val="single" w:color="D9DBDF" w:sz="4"/>
+              <w:bottom w:val="single" w:color="D9DBDF" w:sz="4"/>
+              <w:right w:val="single" w:color="D9DBDF" w:sz="4"/>
+            </w:tcBorders>
+            <w:tcMar>
+              <w:top w:type="dxa" w:w="70"/>
+              <w:left w:type="dxa" w:w="110"/>
+              <w:bottom w:type="dxa" w:w="70"/>
+              <w:right w:type="dxa" w:w="110"/>
+            </w:tcMar>
+            <w:vAlign w:val="center"/>
+          </w:tcPr>
+          <w:p>
+            <w:pPr>
+              <w:spacing w:after="0" w:line="280"/>
+            </w:pPr>
+            <w:r>
+              <w:rPr>
+                <w:rFonts w:ascii="Yu Gothic" w:cs="Yu Gothic" w:eastAsia="Yu Gothic" w:hAnsi="Yu Gothic"/>
+                <w:sz w:val="20"/>
+                <w:szCs w:val="20"/>
+              </w:rPr>
+              <w:t xml:space="preserve">佐藤さん（Misa）</w:t>
+            </w:r>
+          </w:p>
+        </w:tc>
+        <w:tc>
+          <w:tcPr>
+            <w:tcW w:type="dxa" w:w="4778"/>
+            <w:tcBorders>
+              <w:top w:val="single" w:color="D9DBDF" w:sz="4"/>
+              <w:left w:val="single" w:color="D9DBDF" w:sz="4"/>
+              <w:bottom w:val="single" w:color="D9DBDF" w:sz="4"/>
+              <w:right w:val="single" w:color="D9DBDF" w:sz="4"/>
+            </w:tcBorders>
+            <w:tcMar>
+              <w:top w:type="dxa" w:w="70"/>
+              <w:left w:type="dxa" w:w="110"/>
+              <w:bottom w:type="dxa" w:w="70"/>
+              <w:right w:type="dxa" w:w="110"/>
+            </w:tcMar>
+            <w:vAlign w:val="center"/>
+          </w:tcPr>
+          <w:p>
+            <w:pPr>
+              <w:spacing w:after="0" w:line="280"/>
+            </w:pPr>
+            <w:r>
+              <w:rPr>
+                <w:rFonts w:ascii="Yu Gothic" w:cs="Yu Gothic" w:eastAsia="Yu Gothic" w:hAnsi="Yu Gothic"/>
+                <w:sz w:val="20"/>
+                <w:szCs w:val="20"/>
+              </w:rPr>
+              <w:t xml:space="preserve">数が正しく合って、確認の手間が減れば、安心して生産できます。</w:t>
+            </w:r>
+          </w:p>
+        </w:tc>
+        <w:tc>
+          <w:tcPr>
+            <w:tcW w:type="dxa" w:w="2600"/>
+            <w:tcBorders>
+              <w:top w:val="single" w:color="D9DBDF" w:sz="4"/>
+              <w:left w:val="single" w:color="D9DBDF" w:sz="4"/>
+              <w:bottom w:val="single" w:color="D9DBDF" w:sz="4"/>
+              <w:right w:val="single" w:color="D9DBDF" w:sz="4"/>
+            </w:tcBorders>
+            <w:tcMar>
+              <w:top w:type="dxa" w:w="70"/>
+              <w:left w:type="dxa" w:w="110"/>
+              <w:bottom w:type="dxa" w:w="70"/>
+              <w:right w:type="dxa" w:w="110"/>
+            </w:tcMar>
+            <w:vAlign w:val="center"/>
+          </w:tcPr>
+          <w:p>
+            <w:pPr>
+              <w:spacing w:after="0" w:line="280"/>
+            </w:pPr>
+            <w:r>
+              <w:rPr>
+                <w:rFonts w:ascii="Yu Gothic" w:cs="Yu Gothic" w:eastAsia="Yu Gothic" w:hAnsi="Yu Gothic"/>
+                <w:sz w:val="20"/>
+                <w:szCs w:val="20"/>
+              </w:rPr>
+              <w:t xml:space="preserve">p3-q2-b_03.mp3</w:t>
             </w:r>
           </w:p>
         </w:tc>
@@ -18598,7 +19764,7 @@
         <w:rPr>
           <w:rFonts w:ascii="Yu Gothic" w:cs="Yu Gothic" w:eastAsia="Yu Gothic" w:hAnsi="Yu Gothic"/>
         </w:rPr>
-        <w:t xml:space="preserve">スライド 37  本当の困りごとは？</w:t>
+        <w:t xml:space="preserve">スライド 39  本当の困りごとは？</w:t>
       </w:r>
     </w:p>
     <w:p>
@@ -18613,7 +19779,7 @@
           <w:sz w:val="19"/>
           <w:szCs w:val="19"/>
         </w:rPr>
-        <w:t xml:space="preserve">場面：P3-Q2-C「センサの購入価格」</w:t>
+        <w:t xml:space="preserve">場面：P3-Q2-C「設備のメーカーを変えること」</w:t>
       </w:r>
     </w:p>
     <w:tbl>
@@ -18970,7 +20136,7 @@
                 <w:sz w:val="20"/>
                 <w:szCs w:val="20"/>
               </w:rPr>
-              <w:t xml:space="preserve">佐藤さん（Misa）</w:t>
+              <w:t xml:space="preserve">高橋さん（Tina）</w:t>
             </w:r>
           </w:p>
         </w:tc>
@@ -19001,7 +20167,7 @@
                 <w:sz w:val="20"/>
                 <w:szCs w:val="20"/>
               </w:rPr>
-              <w:t xml:space="preserve">価格より、安定して生産できるかが大事です。</w:t>
+              <w:t xml:space="preserve">メーカーを変えれば解決する、とは限りませんよね。</w:t>
             </w:r>
           </w:p>
         </w:tc>
@@ -19052,7 +20218,7 @@
         <w:rPr>
           <w:rFonts w:ascii="Yu Gothic" w:cs="Yu Gothic" w:eastAsia="Yu Gothic" w:hAnsi="Yu Gothic"/>
         </w:rPr>
-        <w:t xml:space="preserve">スライド 38  見えてきた課題</w:t>
+        <w:t xml:space="preserve">スライド 40  6. お客様の本当の課題</w:t>
       </w:r>
     </w:p>
     <w:p>
@@ -19067,7 +20233,7 @@
           <w:sz w:val="19"/>
           <w:szCs w:val="19"/>
         </w:rPr>
-        <w:t xml:space="preserve">場面：見つけた課題</w:t>
+        <w:t xml:space="preserve">場面：お客様の本当の課題</w:t>
       </w:r>
     </w:p>
     <w:tbl>
@@ -19295,7 +20461,7 @@
                 <w:sz w:val="20"/>
                 <w:szCs w:val="20"/>
               </w:rPr>
-              <w:t xml:space="preserve">ナレーション（Yann）</w:t>
+              <w:t xml:space="preserve">佐藤さん（Misa）</w:t>
             </w:r>
           </w:p>
         </w:tc>
@@ -19326,7 +20492,7 @@
                 <w:sz w:val="20"/>
                 <w:szCs w:val="20"/>
               </w:rPr>
-              <w:t xml:space="preserve">見えてきた課題は、3つです。</w:t>
+              <w:t xml:space="preserve">数が合っていれば、数え直しも、ラインを止めることもなくなります。</w:t>
             </w:r>
           </w:p>
         </w:tc>
@@ -19455,7 +20621,7 @@
                 <w:sz w:val="20"/>
                 <w:szCs w:val="20"/>
               </w:rPr>
-              <w:t xml:space="preserve">正確な本数管理。</w:t>
+              <w:t xml:space="preserve">お客様が解決したいのは、正確な数量管理と、確認作業を減らすこと。</w:t>
             </w:r>
           </w:p>
         </w:tc>
@@ -19584,7 +20750,7 @@
                 <w:sz w:val="20"/>
                 <w:szCs w:val="20"/>
               </w:rPr>
-              <w:t xml:space="preserve">数量確認の手戻りを減らすこと。</w:t>
+              <w:t xml:space="preserve">その先にあるのは、安定した生産です。</w:t>
             </w:r>
           </w:p>
         </w:tc>
@@ -19616,6 +20782,202 @@
                 <w:szCs w:val="20"/>
               </w:rPr>
               <w:t xml:space="preserve">p3-summary_03.mp3</w:t>
+            </w:r>
+          </w:p>
+        </w:tc>
+      </w:tr>
+    </w:tbl>
+    <w:p>
+      <w:pPr>
+        <w:spacing w:after="160"/>
+      </w:pPr>
+    </w:p>
+    <w:p>
+      <w:pPr>
+        <w:pStyle w:val="Heading2"/>
+        <w:keepNext/>
+      </w:pPr>
+      <w:r>
+        <w:rPr>
+          <w:rFonts w:ascii="Yu Gothic" w:cs="Yu Gothic" w:eastAsia="Yu Gothic" w:hAnsi="Yu Gothic"/>
+        </w:rPr>
+        <w:t xml:space="preserve">スライド 41  PHASE 3 CLEAR　お客様の本当の課題が見えた。</w:t>
+      </w:r>
+    </w:p>
+    <w:p>
+      <w:pPr>
+        <w:keepNext/>
+        <w:spacing w:after="80"/>
+      </w:pPr>
+      <w:r>
+        <w:rPr>
+          <w:rFonts w:ascii="Yu Gothic" w:cs="Yu Gothic" w:eastAsia="Yu Gothic" w:hAnsi="Yu Gothic"/>
+          <w:color w:val="6B6F76"/>
+          <w:sz w:val="19"/>
+          <w:szCs w:val="19"/>
+        </w:rPr>
+        <w:t xml:space="preserve">場面：PHASE 3 CLEAR　お客様の本当の課題が見えた。</w:t>
+      </w:r>
+    </w:p>
+    <w:tbl>
+      <w:tblPr>
+        <w:tblW w:type="dxa" w:w="9638"/>
+        <w:tblBorders>
+          <w:top w:val="single" w:color="auto" w:sz="4"/>
+          <w:left w:val="single" w:color="auto" w:sz="4"/>
+          <w:bottom w:val="single" w:color="auto" w:sz="4"/>
+          <w:right w:val="single" w:color="auto" w:sz="4"/>
+          <w:insideH w:val="single" w:color="auto" w:sz="4"/>
+          <w:insideV w:val="single" w:color="auto" w:sz="4"/>
+        </w:tblBorders>
+      </w:tblPr>
+      <w:tblGrid>
+        <w:gridCol w:w="460"/>
+        <w:gridCol w:w="1800"/>
+        <w:gridCol w:w="4778"/>
+        <w:gridCol w:w="2600"/>
+      </w:tblGrid>
+      <w:tr>
+        <w:trPr>
+          <w:tblHeader/>
+        </w:trPr>
+        <w:tc>
+          <w:tcPr>
+            <w:tcW w:type="dxa" w:w="460"/>
+            <w:tcBorders>
+              <w:top w:val="single" w:color="D9DBDF" w:sz="4"/>
+              <w:left w:val="single" w:color="D9DBDF" w:sz="4"/>
+              <w:bottom w:val="single" w:color="D9DBDF" w:sz="4"/>
+              <w:right w:val="single" w:color="D9DBDF" w:sz="4"/>
+            </w:tcBorders>
+            <w:shd w:fill="141517" w:color="auto" w:val="clear"/>
+            <w:tcMar>
+              <w:top w:type="dxa" w:w="70"/>
+              <w:left w:type="dxa" w:w="110"/>
+              <w:bottom w:type="dxa" w:w="70"/>
+              <w:right w:type="dxa" w:w="110"/>
+            </w:tcMar>
+            <w:vAlign w:val="center"/>
+          </w:tcPr>
+          <w:p>
+            <w:pPr>
+              <w:spacing w:after="0" w:line="280"/>
+            </w:pPr>
+            <w:r>
+              <w:rPr>
+                <w:rFonts w:ascii="Yu Gothic" w:cs="Yu Gothic" w:eastAsia="Yu Gothic" w:hAnsi="Yu Gothic"/>
+                <w:b/>
+                <w:bCs/>
+                <w:color w:val="FFFFFF"/>
+                <w:sz w:val="19"/>
+                <w:szCs w:val="19"/>
+              </w:rPr>
+              <w:t xml:space="preserve">#</w:t>
+            </w:r>
+          </w:p>
+        </w:tc>
+        <w:tc>
+          <w:tcPr>
+            <w:tcW w:type="dxa" w:w="1800"/>
+            <w:tcBorders>
+              <w:top w:val="single" w:color="D9DBDF" w:sz="4"/>
+              <w:left w:val="single" w:color="D9DBDF" w:sz="4"/>
+              <w:bottom w:val="single" w:color="D9DBDF" w:sz="4"/>
+              <w:right w:val="single" w:color="D9DBDF" w:sz="4"/>
+            </w:tcBorders>
+            <w:shd w:fill="141517" w:color="auto" w:val="clear"/>
+            <w:tcMar>
+              <w:top w:type="dxa" w:w="70"/>
+              <w:left w:type="dxa" w:w="110"/>
+              <w:bottom w:type="dxa" w:w="70"/>
+              <w:right w:type="dxa" w:w="110"/>
+            </w:tcMar>
+            <w:vAlign w:val="center"/>
+          </w:tcPr>
+          <w:p>
+            <w:pPr>
+              <w:spacing w:after="0" w:line="280"/>
+            </w:pPr>
+            <w:r>
+              <w:rPr>
+                <w:rFonts w:ascii="Yu Gothic" w:cs="Yu Gothic" w:eastAsia="Yu Gothic" w:hAnsi="Yu Gothic"/>
+                <w:b/>
+                <w:bCs/>
+                <w:color w:val="FFFFFF"/>
+                <w:sz w:val="19"/>
+                <w:szCs w:val="19"/>
+              </w:rPr>
+              <w:t xml:space="preserve">話者（声）</w:t>
+            </w:r>
+          </w:p>
+        </w:tc>
+        <w:tc>
+          <w:tcPr>
+            <w:tcW w:type="dxa" w:w="4778"/>
+            <w:tcBorders>
+              <w:top w:val="single" w:color="D9DBDF" w:sz="4"/>
+              <w:left w:val="single" w:color="D9DBDF" w:sz="4"/>
+              <w:bottom w:val="single" w:color="D9DBDF" w:sz="4"/>
+              <w:right w:val="single" w:color="D9DBDF" w:sz="4"/>
+            </w:tcBorders>
+            <w:shd w:fill="141517" w:color="auto" w:val="clear"/>
+            <w:tcMar>
+              <w:top w:type="dxa" w:w="70"/>
+              <w:left w:type="dxa" w:w="110"/>
+              <w:bottom w:type="dxa" w:w="70"/>
+              <w:right w:type="dxa" w:w="110"/>
+            </w:tcMar>
+            <w:vAlign w:val="center"/>
+          </w:tcPr>
+          <w:p>
+            <w:pPr>
+              <w:spacing w:after="0" w:line="280"/>
+            </w:pPr>
+            <w:r>
+              <w:rPr>
+                <w:rFonts w:ascii="Yu Gothic" w:cs="Yu Gothic" w:eastAsia="Yu Gothic" w:hAnsi="Yu Gothic"/>
+                <w:b/>
+                <w:bCs/>
+                <w:color w:val="FFFFFF"/>
+                <w:sz w:val="19"/>
+                <w:szCs w:val="19"/>
+              </w:rPr>
+              <w:t xml:space="preserve">読み上げ文</w:t>
+            </w:r>
+          </w:p>
+        </w:tc>
+        <w:tc>
+          <w:tcPr>
+            <w:tcW w:type="dxa" w:w="2600"/>
+            <w:tcBorders>
+              <w:top w:val="single" w:color="D9DBDF" w:sz="4"/>
+              <w:left w:val="single" w:color="D9DBDF" w:sz="4"/>
+              <w:bottom w:val="single" w:color="D9DBDF" w:sz="4"/>
+              <w:right w:val="single" w:color="D9DBDF" w:sz="4"/>
+            </w:tcBorders>
+            <w:shd w:fill="141517" w:color="auto" w:val="clear"/>
+            <w:tcMar>
+              <w:top w:type="dxa" w:w="70"/>
+              <w:left w:type="dxa" w:w="110"/>
+              <w:bottom w:type="dxa" w:w="70"/>
+              <w:right w:type="dxa" w:w="110"/>
+            </w:tcMar>
+            <w:vAlign w:val="center"/>
+          </w:tcPr>
+          <w:p>
+            <w:pPr>
+              <w:spacing w:after="0" w:line="280"/>
+            </w:pPr>
+            <w:r>
+              <w:rPr>
+                <w:rFonts w:ascii="Yu Gothic" w:cs="Yu Gothic" w:eastAsia="Yu Gothic" w:hAnsi="Yu Gothic"/>
+                <w:b/>
+                <w:bCs/>
+                <w:color w:val="FFFFFF"/>
+                <w:sz w:val="19"/>
+                <w:szCs w:val="19"/>
+              </w:rPr>
+              <w:t xml:space="preserve">音声ファイル名</w:t>
             </w:r>
           </w:p>
         </w:tc>
@@ -19651,7 +21013,7 @@
                 <w:sz w:val="20"/>
                 <w:szCs w:val="20"/>
               </w:rPr>
-              <w:t xml:space="preserve">4</w:t>
+              <w:t xml:space="preserve">1</w:t>
             </w:r>
           </w:p>
         </w:tc>
@@ -19713,7 +21075,7 @@
                 <w:sz w:val="20"/>
                 <w:szCs w:val="20"/>
               </w:rPr>
-              <w:t xml:space="preserve">そして、安定した生産です。</w:t>
+              <w:t xml:space="preserve">お客様の課題が見えてきました。</w:t>
             </w:r>
           </w:p>
         </w:tc>
@@ -19744,7 +21106,7 @@
                 <w:sz w:val="20"/>
                 <w:szCs w:val="20"/>
               </w:rPr>
-              <w:t xml:space="preserve">p3-summary_04.mp3</w:t>
+              <w:t xml:space="preserve">clear-p3_01.mp3</w:t>
             </w:r>
           </w:p>
         </w:tc>
@@ -19780,7 +21142,7 @@
                 <w:sz w:val="20"/>
                 <w:szCs w:val="20"/>
               </w:rPr>
-              <w:t xml:space="preserve">5</w:t>
+              <w:t xml:space="preserve">2</w:t>
             </w:r>
           </w:p>
         </w:tc>
@@ -19842,7 +21204,7 @@
                 <w:sz w:val="20"/>
                 <w:szCs w:val="20"/>
               </w:rPr>
-              <w:t xml:space="preserve">お客様が欲しいのは、新しいセンサではなく、安定した生産です。</w:t>
+              <w:t xml:space="preserve">では、どんな解決策が考えられるでしょうか？</w:t>
             </w:r>
           </w:p>
         </w:tc>
@@ -19873,7 +21235,7 @@
                 <w:sz w:val="20"/>
                 <w:szCs w:val="20"/>
               </w:rPr>
-              <w:t xml:space="preserve">p3-summary_05.mp3</w:t>
+              <w:t xml:space="preserve">clear-p3_02.mp3</w:t>
             </w:r>
           </w:p>
         </w:tc>
@@ -19905,7 +21267,7 @@
         <w:rPr>
           <w:rFonts w:ascii="Yu Gothic" w:cs="Yu Gothic" w:eastAsia="Yu Gothic" w:hAnsi="Yu Gothic"/>
         </w:rPr>
-        <w:t xml:space="preserve">スライド 39  9. 解決提案（OPTEX-FA KR-Qシリーズ）</w:t>
+        <w:t xml:space="preserve">スライド 42  9. どの方式が合いそう？</w:t>
       </w:r>
     </w:p>
     <w:p>
@@ -19920,7 +21282,7 @@
           <w:sz w:val="19"/>
           <w:szCs w:val="19"/>
         </w:rPr>
-        <w:t xml:space="preserve">場面：先輩からのひとこと</w:t>
+        <w:t xml:space="preserve">場面：どの方式が合いそう？</w:t>
       </w:r>
     </w:p>
     <w:tbl>
@@ -20179,7 +21541,7 @@
                 <w:sz w:val="20"/>
                 <w:szCs w:val="20"/>
               </w:rPr>
-              <w:t xml:space="preserve">原因の可能性が見えてきましたね。</w:t>
+              <w:t xml:space="preserve">ここまでの調査結果を踏まえると、どの方式が合いそうでしょうか？</w:t>
             </w:r>
           </w:p>
         </w:tc>
@@ -20211,135 +21573,6 @@
                 <w:szCs w:val="20"/>
               </w:rPr>
               <w:t xml:space="preserve">p4-open_01.mp3</w:t>
-            </w:r>
-          </w:p>
-        </w:tc>
-      </w:tr>
-      <w:tr>
-        <w:trPr>
-          <w:cantSplit/>
-        </w:trPr>
-        <w:tc>
-          <w:tcPr>
-            <w:tcW w:type="dxa" w:w="460"/>
-            <w:tcBorders>
-              <w:top w:val="single" w:color="D9DBDF" w:sz="4"/>
-              <w:left w:val="single" w:color="D9DBDF" w:sz="4"/>
-              <w:bottom w:val="single" w:color="D9DBDF" w:sz="4"/>
-              <w:right w:val="single" w:color="D9DBDF" w:sz="4"/>
-            </w:tcBorders>
-            <w:tcMar>
-              <w:top w:type="dxa" w:w="70"/>
-              <w:left w:type="dxa" w:w="110"/>
-              <w:bottom w:type="dxa" w:w="70"/>
-              <w:right w:type="dxa" w:w="110"/>
-            </w:tcMar>
-            <w:vAlign w:val="center"/>
-          </w:tcPr>
-          <w:p>
-            <w:pPr>
-              <w:spacing w:after="0" w:line="280"/>
-            </w:pPr>
-            <w:r>
-              <w:rPr>
-                <w:rFonts w:ascii="Yu Gothic" w:cs="Yu Gothic" w:eastAsia="Yu Gothic" w:hAnsi="Yu Gothic"/>
-                <w:sz w:val="20"/>
-                <w:szCs w:val="20"/>
-              </w:rPr>
-              <w:t xml:space="preserve">2</w:t>
-            </w:r>
-          </w:p>
-        </w:tc>
-        <w:tc>
-          <w:tcPr>
-            <w:tcW w:type="dxa" w:w="1800"/>
-            <w:tcBorders>
-              <w:top w:val="single" w:color="D9DBDF" w:sz="4"/>
-              <w:left w:val="single" w:color="D9DBDF" w:sz="4"/>
-              <w:bottom w:val="single" w:color="D9DBDF" w:sz="4"/>
-              <w:right w:val="single" w:color="D9DBDF" w:sz="4"/>
-            </w:tcBorders>
-            <w:tcMar>
-              <w:top w:type="dxa" w:w="70"/>
-              <w:left w:type="dxa" w:w="110"/>
-              <w:bottom w:type="dxa" w:w="70"/>
-              <w:right w:type="dxa" w:w="110"/>
-            </w:tcMar>
-            <w:vAlign w:val="center"/>
-          </w:tcPr>
-          <w:p>
-            <w:pPr>
-              <w:spacing w:after="0" w:line="280"/>
-            </w:pPr>
-            <w:r>
-              <w:rPr>
-                <w:rFonts w:ascii="Yu Gothic" w:cs="Yu Gothic" w:eastAsia="Yu Gothic" w:hAnsi="Yu Gothic"/>
-                <w:sz w:val="20"/>
-                <w:szCs w:val="20"/>
-              </w:rPr>
-              <w:t xml:space="preserve">森さん（Lena）</w:t>
-            </w:r>
-          </w:p>
-        </w:tc>
-        <w:tc>
-          <w:tcPr>
-            <w:tcW w:type="dxa" w:w="4778"/>
-            <w:tcBorders>
-              <w:top w:val="single" w:color="D9DBDF" w:sz="4"/>
-              <w:left w:val="single" w:color="D9DBDF" w:sz="4"/>
-              <w:bottom w:val="single" w:color="D9DBDF" w:sz="4"/>
-              <w:right w:val="single" w:color="D9DBDF" w:sz="4"/>
-            </w:tcBorders>
-            <w:tcMar>
-              <w:top w:type="dxa" w:w="70"/>
-              <w:left w:type="dxa" w:w="110"/>
-              <w:bottom w:type="dxa" w:w="70"/>
-              <w:right w:type="dxa" w:w="110"/>
-            </w:tcMar>
-            <w:vAlign w:val="center"/>
-          </w:tcPr>
-          <w:p>
-            <w:pPr>
-              <w:spacing w:after="0" w:line="280"/>
-            </w:pPr>
-            <w:r>
-              <w:rPr>
-                <w:rFonts w:ascii="Yu Gothic" w:cs="Yu Gothic" w:eastAsia="Yu Gothic" w:hAnsi="Yu Gothic"/>
-                <w:sz w:val="20"/>
-                <w:szCs w:val="20"/>
-              </w:rPr>
-              <w:t xml:space="preserve">では、お客様のペットボトルに適したセンサを、提案してみましょう。</w:t>
-            </w:r>
-          </w:p>
-        </w:tc>
-        <w:tc>
-          <w:tcPr>
-            <w:tcW w:type="dxa" w:w="2600"/>
-            <w:tcBorders>
-              <w:top w:val="single" w:color="D9DBDF" w:sz="4"/>
-              <w:left w:val="single" w:color="D9DBDF" w:sz="4"/>
-              <w:bottom w:val="single" w:color="D9DBDF" w:sz="4"/>
-              <w:right w:val="single" w:color="D9DBDF" w:sz="4"/>
-            </w:tcBorders>
-            <w:tcMar>
-              <w:top w:type="dxa" w:w="70"/>
-              <w:left w:type="dxa" w:w="110"/>
-              <w:bottom w:type="dxa" w:w="70"/>
-              <w:right w:type="dxa" w:w="110"/>
-            </w:tcMar>
-            <w:vAlign w:val="center"/>
-          </w:tcPr>
-          <w:p>
-            <w:pPr>
-              <w:spacing w:after="0" w:line="280"/>
-            </w:pPr>
-            <w:r>
-              <w:rPr>
-                <w:rFonts w:ascii="Yu Gothic" w:cs="Yu Gothic" w:eastAsia="Yu Gothic" w:hAnsi="Yu Gothic"/>
-                <w:sz w:val="20"/>
-                <w:szCs w:val="20"/>
-              </w:rPr>
-              <w:t xml:space="preserve">p4-open_02.mp3</w:t>
             </w:r>
           </w:p>
         </w:tc>
@@ -20359,7 +21592,7 @@
         <w:rPr>
           <w:rFonts w:ascii="Yu Gothic" w:cs="Yu Gothic" w:eastAsia="Yu Gothic" w:hAnsi="Yu Gothic"/>
         </w:rPr>
-        <w:t xml:space="preserve">スライド 40  問い（P4-Q1）</w:t>
+        <w:t xml:space="preserve">スライド 43  問い（P4-Q1）</w:t>
       </w:r>
     </w:p>
     <w:p>
@@ -20633,7 +21866,7 @@
                 <w:sz w:val="20"/>
                 <w:szCs w:val="20"/>
               </w:rPr>
-              <w:t xml:space="preserve">どのように提案しますか？</w:t>
+              <w:t xml:space="preserve">今回のお客様には、どの方式が合いそうですか？</w:t>
             </w:r>
           </w:p>
         </w:tc>
@@ -20684,7 +21917,7 @@
         <w:rPr>
           <w:rFonts w:ascii="Yu Gothic" w:cs="Yu Gothic" w:eastAsia="Yu Gothic" w:hAnsi="Yu Gothic"/>
         </w:rPr>
-        <w:t xml:space="preserve">スライド 41  先輩のヒント（P4-Q1）</w:t>
+        <w:t xml:space="preserve">スライド 44  先輩のヒント（P4-Q1）</w:t>
       </w:r>
     </w:p>
     <w:p>
@@ -20958,7 +22191,7 @@
                 <w:sz w:val="20"/>
                 <w:szCs w:val="20"/>
               </w:rPr>
-              <w:t xml:space="preserve">お客様が、安心して判断できる提案はどれでしょう？</w:t>
+              <w:t xml:space="preserve">導入で見た方式の中に、透明なボトルに向いたものがありましたね。</w:t>
             </w:r>
           </w:p>
         </w:tc>
@@ -21009,7 +22242,7 @@
         <w:rPr>
           <w:rFonts w:ascii="Yu Gothic" w:cs="Yu Gothic" w:eastAsia="Yu Gothic" w:hAnsi="Yu Gothic"/>
         </w:rPr>
-        <w:t xml:space="preserve">スライド 42  9. 解決提案（OPTEX-FA KR-Qシリーズ）</w:t>
+        <w:t xml:space="preserve">スライド 45  9. どの方式を提案する？</w:t>
       </w:r>
     </w:p>
     <w:p>
@@ -21024,7 +22257,7 @@
           <w:sz w:val="19"/>
           <w:szCs w:val="19"/>
         </w:rPr>
-        <w:t xml:space="preserve">場面：P4-Q1-A「高性能なセンサへ交換する」</w:t>
+        <w:t xml:space="preserve">場面：P4-Q1-A「一般的な回帰反射型を、もう一度提案する」</w:t>
       </w:r>
     </w:p>
     <w:tbl>
@@ -21283,7 +22516,7 @@
                 <w:sz w:val="20"/>
                 <w:szCs w:val="20"/>
               </w:rPr>
-              <w:t xml:space="preserve">高性能なセンサに、交換しましょう。</w:t>
+              <w:t xml:space="preserve">今と同じ、回帰反射型のセンサをもう一度おすすめします。</w:t>
             </w:r>
           </w:p>
         </w:tc>
@@ -21412,7 +22645,7 @@
                 <w:sz w:val="20"/>
                 <w:szCs w:val="20"/>
               </w:rPr>
-              <w:t xml:space="preserve">今のセンサと、何が違うんですか？</w:t>
+              <w:t xml:space="preserve">今と同じタイプだと、また同じことが起きないか心配です。</w:t>
             </w:r>
           </w:p>
         </w:tc>
@@ -21463,7 +22696,7 @@
         <w:rPr>
           <w:rFonts w:ascii="Yu Gothic" w:cs="Yu Gothic" w:eastAsia="Yu Gothic" w:hAnsi="Yu Gothic"/>
         </w:rPr>
-        <w:t xml:space="preserve">スライド 43  9. 解決提案（OPTEX-FA KR-Qシリーズ）</w:t>
+        <w:t xml:space="preserve">スライド 46  9. どの方式を提案する？</w:t>
       </w:r>
     </w:p>
     <w:p>
@@ -21478,7 +22711,7 @@
           <w:sz w:val="19"/>
           <w:szCs w:val="19"/>
         </w:rPr>
-        <w:t xml:space="preserve">場面：P4-Q1-B「OPTEX-FAの透明体検出センサで、実際のボトルを検証する」</w:t>
+        <w:t xml:space="preserve">場面：P4-Q1-B「透明体専用の回帰反射型を提案する」</w:t>
       </w:r>
     </w:p>
     <w:tbl>
@@ -21737,7 +22970,7 @@
                 <w:sz w:val="20"/>
                 <w:szCs w:val="20"/>
               </w:rPr>
-              <w:t xml:space="preserve">今のセンサでもペットボトルは検出できていますが、搬送の条件によって、信号が不安定になる可能性があります。</w:t>
+              <w:t xml:space="preserve">透明なボトル向けの、透明体専用の回帰反射型センサを提案します。</w:t>
             </w:r>
           </w:p>
         </w:tc>
@@ -21835,7 +23068,7 @@
                 <w:sz w:val="20"/>
                 <w:szCs w:val="20"/>
               </w:rPr>
-              <w:t xml:space="preserve">あなた（Kai）</w:t>
+              <w:t xml:space="preserve">佐藤さん（Misa）</w:t>
             </w:r>
           </w:p>
         </w:tc>
@@ -21866,7 +23099,7 @@
                 <w:sz w:val="20"/>
                 <w:szCs w:val="20"/>
               </w:rPr>
-              <w:t xml:space="preserve">そこで、オプテックス・エフエーの透明体検出用センサを使い、実際のボトルで比較してみませんか？</w:t>
+              <w:t xml:space="preserve">透明なボトル専用のタイプがあるんですね。くわしく聞かせてください。</w:t>
             </w:r>
           </w:p>
         </w:tc>
@@ -21898,135 +23131,6 @@
                 <w:szCs w:val="20"/>
               </w:rPr>
               <w:t xml:space="preserve">p4-q1-b_02.mp3</w:t>
-            </w:r>
-          </w:p>
-        </w:tc>
-      </w:tr>
-      <w:tr>
-        <w:trPr>
-          <w:cantSplit/>
-        </w:trPr>
-        <w:tc>
-          <w:tcPr>
-            <w:tcW w:type="dxa" w:w="460"/>
-            <w:tcBorders>
-              <w:top w:val="single" w:color="D9DBDF" w:sz="4"/>
-              <w:left w:val="single" w:color="D9DBDF" w:sz="4"/>
-              <w:bottom w:val="single" w:color="D9DBDF" w:sz="4"/>
-              <w:right w:val="single" w:color="D9DBDF" w:sz="4"/>
-            </w:tcBorders>
-            <w:tcMar>
-              <w:top w:type="dxa" w:w="70"/>
-              <w:left w:type="dxa" w:w="110"/>
-              <w:bottom w:type="dxa" w:w="70"/>
-              <w:right w:type="dxa" w:w="110"/>
-            </w:tcMar>
-            <w:vAlign w:val="center"/>
-          </w:tcPr>
-          <w:p>
-            <w:pPr>
-              <w:spacing w:after="0" w:line="280"/>
-            </w:pPr>
-            <w:r>
-              <w:rPr>
-                <w:rFonts w:ascii="Yu Gothic" w:cs="Yu Gothic" w:eastAsia="Yu Gothic" w:hAnsi="Yu Gothic"/>
-                <w:sz w:val="20"/>
-                <w:szCs w:val="20"/>
-              </w:rPr>
-              <w:t xml:space="preserve">3</w:t>
-            </w:r>
-          </w:p>
-        </w:tc>
-        <w:tc>
-          <w:tcPr>
-            <w:tcW w:type="dxa" w:w="1800"/>
-            <w:tcBorders>
-              <w:top w:val="single" w:color="D9DBDF" w:sz="4"/>
-              <w:left w:val="single" w:color="D9DBDF" w:sz="4"/>
-              <w:bottom w:val="single" w:color="D9DBDF" w:sz="4"/>
-              <w:right w:val="single" w:color="D9DBDF" w:sz="4"/>
-            </w:tcBorders>
-            <w:tcMar>
-              <w:top w:type="dxa" w:w="70"/>
-              <w:left w:type="dxa" w:w="110"/>
-              <w:bottom w:type="dxa" w:w="70"/>
-              <w:right w:type="dxa" w:w="110"/>
-            </w:tcMar>
-            <w:vAlign w:val="center"/>
-          </w:tcPr>
-          <w:p>
-            <w:pPr>
-              <w:spacing w:after="0" w:line="280"/>
-            </w:pPr>
-            <w:r>
-              <w:rPr>
-                <w:rFonts w:ascii="Yu Gothic" w:cs="Yu Gothic" w:eastAsia="Yu Gothic" w:hAnsi="Yu Gothic"/>
-                <w:sz w:val="20"/>
-                <w:szCs w:val="20"/>
-              </w:rPr>
-              <w:t xml:space="preserve">佐藤さん（Misa）</w:t>
-            </w:r>
-          </w:p>
-        </w:tc>
-        <w:tc>
-          <w:tcPr>
-            <w:tcW w:type="dxa" w:w="4778"/>
-            <w:tcBorders>
-              <w:top w:val="single" w:color="D9DBDF" w:sz="4"/>
-              <w:left w:val="single" w:color="D9DBDF" w:sz="4"/>
-              <w:bottom w:val="single" w:color="D9DBDF" w:sz="4"/>
-              <w:right w:val="single" w:color="D9DBDF" w:sz="4"/>
-            </w:tcBorders>
-            <w:tcMar>
-              <w:top w:type="dxa" w:w="70"/>
-              <w:left w:type="dxa" w:w="110"/>
-              <w:bottom w:type="dxa" w:w="70"/>
-              <w:right w:type="dxa" w:w="110"/>
-            </w:tcMar>
-            <w:vAlign w:val="center"/>
-          </w:tcPr>
-          <w:p>
-            <w:pPr>
-              <w:spacing w:after="0" w:line="280"/>
-            </w:pPr>
-            <w:r>
-              <w:rPr>
-                <w:rFonts w:ascii="Yu Gothic" w:cs="Yu Gothic" w:eastAsia="Yu Gothic" w:hAnsi="Yu Gothic"/>
-                <w:sz w:val="20"/>
-                <w:szCs w:val="20"/>
-              </w:rPr>
-              <w:t xml:space="preserve">実際のボトルで比べられるなら、ぜひお願いします。</w:t>
-            </w:r>
-          </w:p>
-        </w:tc>
-        <w:tc>
-          <w:tcPr>
-            <w:tcW w:type="dxa" w:w="2600"/>
-            <w:tcBorders>
-              <w:top w:val="single" w:color="D9DBDF" w:sz="4"/>
-              <w:left w:val="single" w:color="D9DBDF" w:sz="4"/>
-              <w:bottom w:val="single" w:color="D9DBDF" w:sz="4"/>
-              <w:right w:val="single" w:color="D9DBDF" w:sz="4"/>
-            </w:tcBorders>
-            <w:tcMar>
-              <w:top w:type="dxa" w:w="70"/>
-              <w:left w:type="dxa" w:w="110"/>
-              <w:bottom w:type="dxa" w:w="70"/>
-              <w:right w:type="dxa" w:w="110"/>
-            </w:tcMar>
-            <w:vAlign w:val="center"/>
-          </w:tcPr>
-          <w:p>
-            <w:pPr>
-              <w:spacing w:after="0" w:line="280"/>
-            </w:pPr>
-            <w:r>
-              <w:rPr>
-                <w:rFonts w:ascii="Yu Gothic" w:cs="Yu Gothic" w:eastAsia="Yu Gothic" w:hAnsi="Yu Gothic"/>
-                <w:sz w:val="20"/>
-                <w:szCs w:val="20"/>
-              </w:rPr>
-              <w:t xml:space="preserve">p4-q1-b_03.mp3</w:t>
             </w:r>
           </w:p>
         </w:tc>
@@ -22046,7 +23150,7 @@
         <w:rPr>
           <w:rFonts w:ascii="Yu Gothic" w:cs="Yu Gothic" w:eastAsia="Yu Gothic" w:hAnsi="Yu Gothic"/>
         </w:rPr>
-        <w:t xml:space="preserve">スライド 44  9. 解決提案（OPTEX-FA KR-Qシリーズ）</w:t>
+        <w:t xml:space="preserve">スライド 47  9. どの方式を提案する？</w:t>
       </w:r>
     </w:p>
     <w:p>
@@ -22061,7 +23165,7 @@
           <w:sz w:val="19"/>
           <w:szCs w:val="19"/>
         </w:rPr>
-        <w:t xml:space="preserve">場面：P4-Q1-C「人が数を再確認する」</w:t>
+        <w:t xml:space="preserve">場面：P4-Q1-C「人による確認を増やす」</w:t>
       </w:r>
     </w:p>
     <w:tbl>
@@ -22320,7 +23424,7 @@
                 <w:sz w:val="20"/>
                 <w:szCs w:val="20"/>
               </w:rPr>
-              <w:t xml:space="preserve">当面は、人が数を確認し直すのはいかがでしょう。</w:t>
+              <w:t xml:space="preserve">当面は、人の確認を増やしてはいかがでしょう。</w:t>
             </w:r>
           </w:p>
         </w:tc>
@@ -22500,7 +23604,590 @@
         <w:rPr>
           <w:rFonts w:ascii="Yu Gothic" w:cs="Yu Gothic" w:eastAsia="Yu Gothic" w:hAnsi="Yu Gothic"/>
         </w:rPr>
-        <w:t xml:space="preserve">スライド 45  9. 解決提案（OPTEX-FA KR-Qシリーズ）</w:t>
+        <w:t xml:space="preserve">スライド 48  9. なぜ、透明体専用なのか</w:t>
+      </w:r>
+    </w:p>
+    <w:p>
+      <w:pPr>
+        <w:keepNext/>
+        <w:spacing w:after="80"/>
+      </w:pPr>
+      <w:r>
+        <w:rPr>
+          <w:rFonts w:ascii="Yu Gothic" w:cs="Yu Gothic" w:eastAsia="Yu Gothic" w:hAnsi="Yu Gothic"/>
+          <w:color w:val="6B6F76"/>
+          <w:sz w:val="19"/>
+          <w:szCs w:val="19"/>
+        </w:rPr>
+        <w:t xml:space="preserve">場面：なぜ、透明体専用なのか</w:t>
+      </w:r>
+    </w:p>
+    <w:tbl>
+      <w:tblPr>
+        <w:tblW w:type="dxa" w:w="9638"/>
+        <w:tblBorders>
+          <w:top w:val="single" w:color="auto" w:sz="4"/>
+          <w:left w:val="single" w:color="auto" w:sz="4"/>
+          <w:bottom w:val="single" w:color="auto" w:sz="4"/>
+          <w:right w:val="single" w:color="auto" w:sz="4"/>
+          <w:insideH w:val="single" w:color="auto" w:sz="4"/>
+          <w:insideV w:val="single" w:color="auto" w:sz="4"/>
+        </w:tblBorders>
+      </w:tblPr>
+      <w:tblGrid>
+        <w:gridCol w:w="460"/>
+        <w:gridCol w:w="1800"/>
+        <w:gridCol w:w="4778"/>
+        <w:gridCol w:w="2600"/>
+      </w:tblGrid>
+      <w:tr>
+        <w:trPr>
+          <w:tblHeader/>
+        </w:trPr>
+        <w:tc>
+          <w:tcPr>
+            <w:tcW w:type="dxa" w:w="460"/>
+            <w:tcBorders>
+              <w:top w:val="single" w:color="D9DBDF" w:sz="4"/>
+              <w:left w:val="single" w:color="D9DBDF" w:sz="4"/>
+              <w:bottom w:val="single" w:color="D9DBDF" w:sz="4"/>
+              <w:right w:val="single" w:color="D9DBDF" w:sz="4"/>
+            </w:tcBorders>
+            <w:shd w:fill="141517" w:color="auto" w:val="clear"/>
+            <w:tcMar>
+              <w:top w:type="dxa" w:w="70"/>
+              <w:left w:type="dxa" w:w="110"/>
+              <w:bottom w:type="dxa" w:w="70"/>
+              <w:right w:type="dxa" w:w="110"/>
+            </w:tcMar>
+            <w:vAlign w:val="center"/>
+          </w:tcPr>
+          <w:p>
+            <w:pPr>
+              <w:spacing w:after="0" w:line="280"/>
+            </w:pPr>
+            <w:r>
+              <w:rPr>
+                <w:rFonts w:ascii="Yu Gothic" w:cs="Yu Gothic" w:eastAsia="Yu Gothic" w:hAnsi="Yu Gothic"/>
+                <w:b/>
+                <w:bCs/>
+                <w:color w:val="FFFFFF"/>
+                <w:sz w:val="19"/>
+                <w:szCs w:val="19"/>
+              </w:rPr>
+              <w:t xml:space="preserve">#</w:t>
+            </w:r>
+          </w:p>
+        </w:tc>
+        <w:tc>
+          <w:tcPr>
+            <w:tcW w:type="dxa" w:w="1800"/>
+            <w:tcBorders>
+              <w:top w:val="single" w:color="D9DBDF" w:sz="4"/>
+              <w:left w:val="single" w:color="D9DBDF" w:sz="4"/>
+              <w:bottom w:val="single" w:color="D9DBDF" w:sz="4"/>
+              <w:right w:val="single" w:color="D9DBDF" w:sz="4"/>
+            </w:tcBorders>
+            <w:shd w:fill="141517" w:color="auto" w:val="clear"/>
+            <w:tcMar>
+              <w:top w:type="dxa" w:w="70"/>
+              <w:left w:type="dxa" w:w="110"/>
+              <w:bottom w:type="dxa" w:w="70"/>
+              <w:right w:type="dxa" w:w="110"/>
+            </w:tcMar>
+            <w:vAlign w:val="center"/>
+          </w:tcPr>
+          <w:p>
+            <w:pPr>
+              <w:spacing w:after="0" w:line="280"/>
+            </w:pPr>
+            <w:r>
+              <w:rPr>
+                <w:rFonts w:ascii="Yu Gothic" w:cs="Yu Gothic" w:eastAsia="Yu Gothic" w:hAnsi="Yu Gothic"/>
+                <w:b/>
+                <w:bCs/>
+                <w:color w:val="FFFFFF"/>
+                <w:sz w:val="19"/>
+                <w:szCs w:val="19"/>
+              </w:rPr>
+              <w:t xml:space="preserve">話者（声）</w:t>
+            </w:r>
+          </w:p>
+        </w:tc>
+        <w:tc>
+          <w:tcPr>
+            <w:tcW w:type="dxa" w:w="4778"/>
+            <w:tcBorders>
+              <w:top w:val="single" w:color="D9DBDF" w:sz="4"/>
+              <w:left w:val="single" w:color="D9DBDF" w:sz="4"/>
+              <w:bottom w:val="single" w:color="D9DBDF" w:sz="4"/>
+              <w:right w:val="single" w:color="D9DBDF" w:sz="4"/>
+            </w:tcBorders>
+            <w:shd w:fill="141517" w:color="auto" w:val="clear"/>
+            <w:tcMar>
+              <w:top w:type="dxa" w:w="70"/>
+              <w:left w:type="dxa" w:w="110"/>
+              <w:bottom w:type="dxa" w:w="70"/>
+              <w:right w:type="dxa" w:w="110"/>
+            </w:tcMar>
+            <w:vAlign w:val="center"/>
+          </w:tcPr>
+          <w:p>
+            <w:pPr>
+              <w:spacing w:after="0" w:line="280"/>
+            </w:pPr>
+            <w:r>
+              <w:rPr>
+                <w:rFonts w:ascii="Yu Gothic" w:cs="Yu Gothic" w:eastAsia="Yu Gothic" w:hAnsi="Yu Gothic"/>
+                <w:b/>
+                <w:bCs/>
+                <w:color w:val="FFFFFF"/>
+                <w:sz w:val="19"/>
+                <w:szCs w:val="19"/>
+              </w:rPr>
+              <w:t xml:space="preserve">読み上げ文</w:t>
+            </w:r>
+          </w:p>
+        </w:tc>
+        <w:tc>
+          <w:tcPr>
+            <w:tcW w:type="dxa" w:w="2600"/>
+            <w:tcBorders>
+              <w:top w:val="single" w:color="D9DBDF" w:sz="4"/>
+              <w:left w:val="single" w:color="D9DBDF" w:sz="4"/>
+              <w:bottom w:val="single" w:color="D9DBDF" w:sz="4"/>
+              <w:right w:val="single" w:color="D9DBDF" w:sz="4"/>
+            </w:tcBorders>
+            <w:shd w:fill="141517" w:color="auto" w:val="clear"/>
+            <w:tcMar>
+              <w:top w:type="dxa" w:w="70"/>
+              <w:left w:type="dxa" w:w="110"/>
+              <w:bottom w:type="dxa" w:w="70"/>
+              <w:right w:type="dxa" w:w="110"/>
+            </w:tcMar>
+            <w:vAlign w:val="center"/>
+          </w:tcPr>
+          <w:p>
+            <w:pPr>
+              <w:spacing w:after="0" w:line="280"/>
+            </w:pPr>
+            <w:r>
+              <w:rPr>
+                <w:rFonts w:ascii="Yu Gothic" w:cs="Yu Gothic" w:eastAsia="Yu Gothic" w:hAnsi="Yu Gothic"/>
+                <w:b/>
+                <w:bCs/>
+                <w:color w:val="FFFFFF"/>
+                <w:sz w:val="19"/>
+                <w:szCs w:val="19"/>
+              </w:rPr>
+              <w:t xml:space="preserve">音声ファイル名</w:t>
+            </w:r>
+          </w:p>
+        </w:tc>
+      </w:tr>
+      <w:tr>
+        <w:trPr>
+          <w:cantSplit/>
+        </w:trPr>
+        <w:tc>
+          <w:tcPr>
+            <w:tcW w:type="dxa" w:w="460"/>
+            <w:tcBorders>
+              <w:top w:val="single" w:color="D9DBDF" w:sz="4"/>
+              <w:left w:val="single" w:color="D9DBDF" w:sz="4"/>
+              <w:bottom w:val="single" w:color="D9DBDF" w:sz="4"/>
+              <w:right w:val="single" w:color="D9DBDF" w:sz="4"/>
+            </w:tcBorders>
+            <w:tcMar>
+              <w:top w:type="dxa" w:w="70"/>
+              <w:left w:type="dxa" w:w="110"/>
+              <w:bottom w:type="dxa" w:w="70"/>
+              <w:right w:type="dxa" w:w="110"/>
+            </w:tcMar>
+            <w:vAlign w:val="center"/>
+          </w:tcPr>
+          <w:p>
+            <w:pPr>
+              <w:spacing w:after="0" w:line="280"/>
+            </w:pPr>
+            <w:r>
+              <w:rPr>
+                <w:rFonts w:ascii="Yu Gothic" w:cs="Yu Gothic" w:eastAsia="Yu Gothic" w:hAnsi="Yu Gothic"/>
+                <w:sz w:val="20"/>
+                <w:szCs w:val="20"/>
+              </w:rPr>
+              <w:t xml:space="preserve">1</w:t>
+            </w:r>
+          </w:p>
+        </w:tc>
+        <w:tc>
+          <w:tcPr>
+            <w:tcW w:type="dxa" w:w="1800"/>
+            <w:tcBorders>
+              <w:top w:val="single" w:color="D9DBDF" w:sz="4"/>
+              <w:left w:val="single" w:color="D9DBDF" w:sz="4"/>
+              <w:bottom w:val="single" w:color="D9DBDF" w:sz="4"/>
+              <w:right w:val="single" w:color="D9DBDF" w:sz="4"/>
+            </w:tcBorders>
+            <w:tcMar>
+              <w:top w:type="dxa" w:w="70"/>
+              <w:left w:type="dxa" w:w="110"/>
+              <w:bottom w:type="dxa" w:w="70"/>
+              <w:right w:type="dxa" w:w="110"/>
+            </w:tcMar>
+            <w:vAlign w:val="center"/>
+          </w:tcPr>
+          <w:p>
+            <w:pPr>
+              <w:spacing w:after="0" w:line="280"/>
+            </w:pPr>
+            <w:r>
+              <w:rPr>
+                <w:rFonts w:ascii="Yu Gothic" w:cs="Yu Gothic" w:eastAsia="Yu Gothic" w:hAnsi="Yu Gothic"/>
+                <w:sz w:val="20"/>
+                <w:szCs w:val="20"/>
+              </w:rPr>
+              <w:t xml:space="preserve">森さん（Lena）</w:t>
+            </w:r>
+          </w:p>
+        </w:tc>
+        <w:tc>
+          <w:tcPr>
+            <w:tcW w:type="dxa" w:w="4778"/>
+            <w:tcBorders>
+              <w:top w:val="single" w:color="D9DBDF" w:sz="4"/>
+              <w:left w:val="single" w:color="D9DBDF" w:sz="4"/>
+              <w:bottom w:val="single" w:color="D9DBDF" w:sz="4"/>
+              <w:right w:val="single" w:color="D9DBDF" w:sz="4"/>
+            </w:tcBorders>
+            <w:tcMar>
+              <w:top w:type="dxa" w:w="70"/>
+              <w:left w:type="dxa" w:w="110"/>
+              <w:bottom w:type="dxa" w:w="70"/>
+              <w:right w:type="dxa" w:w="110"/>
+            </w:tcMar>
+            <w:vAlign w:val="center"/>
+          </w:tcPr>
+          <w:p>
+            <w:pPr>
+              <w:spacing w:after="0" w:line="280"/>
+            </w:pPr>
+            <w:r>
+              <w:rPr>
+                <w:rFonts w:ascii="Yu Gothic" w:cs="Yu Gothic" w:eastAsia="Yu Gothic" w:hAnsi="Yu Gothic"/>
+                <w:sz w:val="20"/>
+                <w:szCs w:val="20"/>
+              </w:rPr>
+              <w:t xml:space="preserve">導入動画で学んだ、透明体専用センサを覚えていますか？</w:t>
+            </w:r>
+          </w:p>
+        </w:tc>
+        <w:tc>
+          <w:tcPr>
+            <w:tcW w:type="dxa" w:w="2600"/>
+            <w:tcBorders>
+              <w:top w:val="single" w:color="D9DBDF" w:sz="4"/>
+              <w:left w:val="single" w:color="D9DBDF" w:sz="4"/>
+              <w:bottom w:val="single" w:color="D9DBDF" w:sz="4"/>
+              <w:right w:val="single" w:color="D9DBDF" w:sz="4"/>
+            </w:tcBorders>
+            <w:tcMar>
+              <w:top w:type="dxa" w:w="70"/>
+              <w:left w:type="dxa" w:w="110"/>
+              <w:bottom w:type="dxa" w:w="70"/>
+              <w:right w:type="dxa" w:w="110"/>
+            </w:tcMar>
+            <w:vAlign w:val="center"/>
+          </w:tcPr>
+          <w:p>
+            <w:pPr>
+              <w:spacing w:after="0" w:line="280"/>
+            </w:pPr>
+            <w:r>
+              <w:rPr>
+                <w:rFonts w:ascii="Yu Gothic" w:cs="Yu Gothic" w:eastAsia="Yu Gothic" w:hAnsi="Yu Gothic"/>
+                <w:sz w:val="20"/>
+                <w:szCs w:val="20"/>
+              </w:rPr>
+              <w:t xml:space="preserve">p4-why_01.mp3</w:t>
+            </w:r>
+          </w:p>
+        </w:tc>
+      </w:tr>
+      <w:tr>
+        <w:trPr>
+          <w:cantSplit/>
+        </w:trPr>
+        <w:tc>
+          <w:tcPr>
+            <w:tcW w:type="dxa" w:w="460"/>
+            <w:tcBorders>
+              <w:top w:val="single" w:color="D9DBDF" w:sz="4"/>
+              <w:left w:val="single" w:color="D9DBDF" w:sz="4"/>
+              <w:bottom w:val="single" w:color="D9DBDF" w:sz="4"/>
+              <w:right w:val="single" w:color="D9DBDF" w:sz="4"/>
+            </w:tcBorders>
+            <w:tcMar>
+              <w:top w:type="dxa" w:w="70"/>
+              <w:left w:type="dxa" w:w="110"/>
+              <w:bottom w:type="dxa" w:w="70"/>
+              <w:right w:type="dxa" w:w="110"/>
+            </w:tcMar>
+            <w:vAlign w:val="center"/>
+          </w:tcPr>
+          <w:p>
+            <w:pPr>
+              <w:spacing w:after="0" w:line="280"/>
+            </w:pPr>
+            <w:r>
+              <w:rPr>
+                <w:rFonts w:ascii="Yu Gothic" w:cs="Yu Gothic" w:eastAsia="Yu Gothic" w:hAnsi="Yu Gothic"/>
+                <w:sz w:val="20"/>
+                <w:szCs w:val="20"/>
+              </w:rPr>
+              <w:t xml:space="preserve">2</w:t>
+            </w:r>
+          </w:p>
+        </w:tc>
+        <w:tc>
+          <w:tcPr>
+            <w:tcW w:type="dxa" w:w="1800"/>
+            <w:tcBorders>
+              <w:top w:val="single" w:color="D9DBDF" w:sz="4"/>
+              <w:left w:val="single" w:color="D9DBDF" w:sz="4"/>
+              <w:bottom w:val="single" w:color="D9DBDF" w:sz="4"/>
+              <w:right w:val="single" w:color="D9DBDF" w:sz="4"/>
+            </w:tcBorders>
+            <w:tcMar>
+              <w:top w:type="dxa" w:w="70"/>
+              <w:left w:type="dxa" w:w="110"/>
+              <w:bottom w:type="dxa" w:w="70"/>
+              <w:right w:type="dxa" w:w="110"/>
+            </w:tcMar>
+            <w:vAlign w:val="center"/>
+          </w:tcPr>
+          <w:p>
+            <w:pPr>
+              <w:spacing w:after="0" w:line="280"/>
+            </w:pPr>
+            <w:r>
+              <w:rPr>
+                <w:rFonts w:ascii="Yu Gothic" w:cs="Yu Gothic" w:eastAsia="Yu Gothic" w:hAnsi="Yu Gothic"/>
+                <w:sz w:val="20"/>
+                <w:szCs w:val="20"/>
+              </w:rPr>
+              <w:t xml:space="preserve">森さん（Lena）</w:t>
+            </w:r>
+          </w:p>
+        </w:tc>
+        <w:tc>
+          <w:tcPr>
+            <w:tcW w:type="dxa" w:w="4778"/>
+            <w:tcBorders>
+              <w:top w:val="single" w:color="D9DBDF" w:sz="4"/>
+              <w:left w:val="single" w:color="D9DBDF" w:sz="4"/>
+              <w:bottom w:val="single" w:color="D9DBDF" w:sz="4"/>
+              <w:right w:val="single" w:color="D9DBDF" w:sz="4"/>
+            </w:tcBorders>
+            <w:tcMar>
+              <w:top w:type="dxa" w:w="70"/>
+              <w:left w:type="dxa" w:w="110"/>
+              <w:bottom w:type="dxa" w:w="70"/>
+              <w:right w:type="dxa" w:w="110"/>
+            </w:tcMar>
+            <w:vAlign w:val="center"/>
+          </w:tcPr>
+          <w:p>
+            <w:pPr>
+              <w:spacing w:after="0" w:line="280"/>
+            </w:pPr>
+            <w:r>
+              <w:rPr>
+                <w:rFonts w:ascii="Yu Gothic" w:cs="Yu Gothic" w:eastAsia="Yu Gothic" w:hAnsi="Yu Gothic"/>
+                <w:sz w:val="20"/>
+                <w:szCs w:val="20"/>
+              </w:rPr>
+              <w:t xml:space="preserve">透明なペットボトルでも、わずかな光の変化をとらえる仕組みが使われています。</w:t>
+            </w:r>
+          </w:p>
+        </w:tc>
+        <w:tc>
+          <w:tcPr>
+            <w:tcW w:type="dxa" w:w="2600"/>
+            <w:tcBorders>
+              <w:top w:val="single" w:color="D9DBDF" w:sz="4"/>
+              <w:left w:val="single" w:color="D9DBDF" w:sz="4"/>
+              <w:bottom w:val="single" w:color="D9DBDF" w:sz="4"/>
+              <w:right w:val="single" w:color="D9DBDF" w:sz="4"/>
+            </w:tcBorders>
+            <w:tcMar>
+              <w:top w:type="dxa" w:w="70"/>
+              <w:left w:type="dxa" w:w="110"/>
+              <w:bottom w:type="dxa" w:w="70"/>
+              <w:right w:type="dxa" w:w="110"/>
+            </w:tcMar>
+            <w:vAlign w:val="center"/>
+          </w:tcPr>
+          <w:p>
+            <w:pPr>
+              <w:spacing w:after="0" w:line="280"/>
+            </w:pPr>
+            <w:r>
+              <w:rPr>
+                <w:rFonts w:ascii="Yu Gothic" w:cs="Yu Gothic" w:eastAsia="Yu Gothic" w:hAnsi="Yu Gothic"/>
+                <w:sz w:val="20"/>
+                <w:szCs w:val="20"/>
+              </w:rPr>
+              <w:t xml:space="preserve">p4-why_02.mp3</w:t>
+            </w:r>
+          </w:p>
+        </w:tc>
+      </w:tr>
+      <w:tr>
+        <w:trPr>
+          <w:cantSplit/>
+        </w:trPr>
+        <w:tc>
+          <w:tcPr>
+            <w:tcW w:type="dxa" w:w="460"/>
+            <w:tcBorders>
+              <w:top w:val="single" w:color="D9DBDF" w:sz="4"/>
+              <w:left w:val="single" w:color="D9DBDF" w:sz="4"/>
+              <w:bottom w:val="single" w:color="D9DBDF" w:sz="4"/>
+              <w:right w:val="single" w:color="D9DBDF" w:sz="4"/>
+            </w:tcBorders>
+            <w:tcMar>
+              <w:top w:type="dxa" w:w="70"/>
+              <w:left w:type="dxa" w:w="110"/>
+              <w:bottom w:type="dxa" w:w="70"/>
+              <w:right w:type="dxa" w:w="110"/>
+            </w:tcMar>
+            <w:vAlign w:val="center"/>
+          </w:tcPr>
+          <w:p>
+            <w:pPr>
+              <w:spacing w:after="0" w:line="280"/>
+            </w:pPr>
+            <w:r>
+              <w:rPr>
+                <w:rFonts w:ascii="Yu Gothic" w:cs="Yu Gothic" w:eastAsia="Yu Gothic" w:hAnsi="Yu Gothic"/>
+                <w:sz w:val="20"/>
+                <w:szCs w:val="20"/>
+              </w:rPr>
+              <w:t xml:space="preserve">3</w:t>
+            </w:r>
+          </w:p>
+        </w:tc>
+        <w:tc>
+          <w:tcPr>
+            <w:tcW w:type="dxa" w:w="1800"/>
+            <w:tcBorders>
+              <w:top w:val="single" w:color="D9DBDF" w:sz="4"/>
+              <w:left w:val="single" w:color="D9DBDF" w:sz="4"/>
+              <w:bottom w:val="single" w:color="D9DBDF" w:sz="4"/>
+              <w:right w:val="single" w:color="D9DBDF" w:sz="4"/>
+            </w:tcBorders>
+            <w:tcMar>
+              <w:top w:type="dxa" w:w="70"/>
+              <w:left w:type="dxa" w:w="110"/>
+              <w:bottom w:type="dxa" w:w="70"/>
+              <w:right w:type="dxa" w:w="110"/>
+            </w:tcMar>
+            <w:vAlign w:val="center"/>
+          </w:tcPr>
+          <w:p>
+            <w:pPr>
+              <w:spacing w:after="0" w:line="280"/>
+            </w:pPr>
+            <w:r>
+              <w:rPr>
+                <w:rFonts w:ascii="Yu Gothic" w:cs="Yu Gothic" w:eastAsia="Yu Gothic" w:hAnsi="Yu Gothic"/>
+                <w:sz w:val="20"/>
+                <w:szCs w:val="20"/>
+              </w:rPr>
+              <w:t xml:space="preserve">森さん（Lena）</w:t>
+            </w:r>
+          </w:p>
+        </w:tc>
+        <w:tc>
+          <w:tcPr>
+            <w:tcW w:type="dxa" w:w="4778"/>
+            <w:tcBorders>
+              <w:top w:val="single" w:color="D9DBDF" w:sz="4"/>
+              <w:left w:val="single" w:color="D9DBDF" w:sz="4"/>
+              <w:bottom w:val="single" w:color="D9DBDF" w:sz="4"/>
+              <w:right w:val="single" w:color="D9DBDF" w:sz="4"/>
+            </w:tcBorders>
+            <w:tcMar>
+              <w:top w:type="dxa" w:w="70"/>
+              <w:left w:type="dxa" w:w="110"/>
+              <w:bottom w:type="dxa" w:w="70"/>
+              <w:right w:type="dxa" w:w="110"/>
+            </w:tcMar>
+            <w:vAlign w:val="center"/>
+          </w:tcPr>
+          <w:p>
+            <w:pPr>
+              <w:spacing w:after="0" w:line="280"/>
+            </w:pPr>
+            <w:r>
+              <w:rPr>
+                <w:rFonts w:ascii="Yu Gothic" w:cs="Yu Gothic" w:eastAsia="Yu Gothic" w:hAnsi="Yu Gothic"/>
+                <w:sz w:val="20"/>
+                <w:szCs w:val="20"/>
+              </w:rPr>
+              <w:t xml:space="preserve">ただし、実際の現場で安定して検出できるかは、試して確かめる必要があります。</w:t>
+            </w:r>
+          </w:p>
+        </w:tc>
+        <w:tc>
+          <w:tcPr>
+            <w:tcW w:type="dxa" w:w="2600"/>
+            <w:tcBorders>
+              <w:top w:val="single" w:color="D9DBDF" w:sz="4"/>
+              <w:left w:val="single" w:color="D9DBDF" w:sz="4"/>
+              <w:bottom w:val="single" w:color="D9DBDF" w:sz="4"/>
+              <w:right w:val="single" w:color="D9DBDF" w:sz="4"/>
+            </w:tcBorders>
+            <w:tcMar>
+              <w:top w:type="dxa" w:w="70"/>
+              <w:left w:type="dxa" w:w="110"/>
+              <w:bottom w:type="dxa" w:w="70"/>
+              <w:right w:type="dxa" w:w="110"/>
+            </w:tcMar>
+            <w:vAlign w:val="center"/>
+          </w:tcPr>
+          <w:p>
+            <w:pPr>
+              <w:spacing w:after="0" w:line="280"/>
+            </w:pPr>
+            <w:r>
+              <w:rPr>
+                <w:rFonts w:ascii="Yu Gothic" w:cs="Yu Gothic" w:eastAsia="Yu Gothic" w:hAnsi="Yu Gothic"/>
+                <w:sz w:val="20"/>
+                <w:szCs w:val="20"/>
+              </w:rPr>
+              <w:t xml:space="preserve">p4-why_03.mp3</w:t>
+            </w:r>
+          </w:p>
+        </w:tc>
+      </w:tr>
+    </w:tbl>
+    <w:p>
+      <w:pPr>
+        <w:spacing w:after="160"/>
+      </w:pPr>
+    </w:p>
+    <w:p>
+      <w:pPr>
+        <w:pStyle w:val="Heading2"/>
+        <w:keepNext/>
+      </w:pPr>
+      <w:r>
+        <w:rPr>
+          <w:rFonts w:ascii="Yu Gothic" w:cs="Yu Gothic" w:eastAsia="Yu Gothic" w:hAnsi="Yu Gothic"/>
+        </w:rPr>
+        <w:t xml:space="preserve">スライド 49  9. 解決提案（OPTEX-FA KR-Qシリーズ）</w:t>
       </w:r>
     </w:p>
     <w:p>
@@ -22903,7 +24590,7 @@
                 <w:sz w:val="20"/>
                 <w:szCs w:val="20"/>
               </w:rPr>
-              <w:t xml:space="preserve">センサと反射板を向かい合わせて、ボトルの下部を横から検出します。</w:t>
+              <w:t xml:space="preserve">今と同じように、片側にセンサ、反対側に反射板。</w:t>
             </w:r>
           </w:p>
         </w:tc>
@@ -23032,7 +24719,7 @@
                 <w:sz w:val="20"/>
                 <w:szCs w:val="20"/>
               </w:rPr>
-              <w:t xml:space="preserve">今のセンサとの違いは、公式の仕様で確認し、実際のボトルで確かめましょう。</w:t>
+              <w:t xml:space="preserve">ボトルの下部を、横から検出します。</w:t>
             </w:r>
           </w:p>
         </w:tc>
@@ -23064,6 +24751,135 @@
                 <w:szCs w:val="20"/>
               </w:rPr>
               <w:t xml:space="preserve">p4-product_03.mp3</w:t>
+            </w:r>
+          </w:p>
+        </w:tc>
+      </w:tr>
+      <w:tr>
+        <w:trPr>
+          <w:cantSplit/>
+        </w:trPr>
+        <w:tc>
+          <w:tcPr>
+            <w:tcW w:type="dxa" w:w="460"/>
+            <w:tcBorders>
+              <w:top w:val="single" w:color="D9DBDF" w:sz="4"/>
+              <w:left w:val="single" w:color="D9DBDF" w:sz="4"/>
+              <w:bottom w:val="single" w:color="D9DBDF" w:sz="4"/>
+              <w:right w:val="single" w:color="D9DBDF" w:sz="4"/>
+            </w:tcBorders>
+            <w:tcMar>
+              <w:top w:type="dxa" w:w="70"/>
+              <w:left w:type="dxa" w:w="110"/>
+              <w:bottom w:type="dxa" w:w="70"/>
+              <w:right w:type="dxa" w:w="110"/>
+            </w:tcMar>
+            <w:vAlign w:val="center"/>
+          </w:tcPr>
+          <w:p>
+            <w:pPr>
+              <w:spacing w:after="0" w:line="280"/>
+            </w:pPr>
+            <w:r>
+              <w:rPr>
+                <w:rFonts w:ascii="Yu Gothic" w:cs="Yu Gothic" w:eastAsia="Yu Gothic" w:hAnsi="Yu Gothic"/>
+                <w:sz w:val="20"/>
+                <w:szCs w:val="20"/>
+              </w:rPr>
+              <w:t xml:space="preserve">4</w:t>
+            </w:r>
+          </w:p>
+        </w:tc>
+        <w:tc>
+          <w:tcPr>
+            <w:tcW w:type="dxa" w:w="1800"/>
+            <w:tcBorders>
+              <w:top w:val="single" w:color="D9DBDF" w:sz="4"/>
+              <w:left w:val="single" w:color="D9DBDF" w:sz="4"/>
+              <w:bottom w:val="single" w:color="D9DBDF" w:sz="4"/>
+              <w:right w:val="single" w:color="D9DBDF" w:sz="4"/>
+            </w:tcBorders>
+            <w:tcMar>
+              <w:top w:type="dxa" w:w="70"/>
+              <w:left w:type="dxa" w:w="110"/>
+              <w:bottom w:type="dxa" w:w="70"/>
+              <w:right w:type="dxa" w:w="110"/>
+            </w:tcMar>
+            <w:vAlign w:val="center"/>
+          </w:tcPr>
+          <w:p>
+            <w:pPr>
+              <w:spacing w:after="0" w:line="280"/>
+            </w:pPr>
+            <w:r>
+              <w:rPr>
+                <w:rFonts w:ascii="Yu Gothic" w:cs="Yu Gothic" w:eastAsia="Yu Gothic" w:hAnsi="Yu Gothic"/>
+                <w:sz w:val="20"/>
+                <w:szCs w:val="20"/>
+              </w:rPr>
+              <w:t xml:space="preserve">中田さん（Reid）</w:t>
+            </w:r>
+          </w:p>
+        </w:tc>
+        <w:tc>
+          <w:tcPr>
+            <w:tcW w:type="dxa" w:w="4778"/>
+            <w:tcBorders>
+              <w:top w:val="single" w:color="D9DBDF" w:sz="4"/>
+              <w:left w:val="single" w:color="D9DBDF" w:sz="4"/>
+              <w:bottom w:val="single" w:color="D9DBDF" w:sz="4"/>
+              <w:right w:val="single" w:color="D9DBDF" w:sz="4"/>
+            </w:tcBorders>
+            <w:tcMar>
+              <w:top w:type="dxa" w:w="70"/>
+              <w:left w:type="dxa" w:w="110"/>
+              <w:bottom w:type="dxa" w:w="70"/>
+              <w:right w:type="dxa" w:w="110"/>
+            </w:tcMar>
+            <w:vAlign w:val="center"/>
+          </w:tcPr>
+          <w:p>
+            <w:pPr>
+              <w:spacing w:after="0" w:line="280"/>
+            </w:pPr>
+            <w:r>
+              <w:rPr>
+                <w:rFonts w:ascii="Yu Gothic" w:cs="Yu Gothic" w:eastAsia="Yu Gothic" w:hAnsi="Yu Gothic"/>
+                <w:sz w:val="20"/>
+                <w:szCs w:val="20"/>
+              </w:rPr>
+              <w:t xml:space="preserve">性能の数値は公式の資料で確認し、効果は実際のボトルで確かめましょう。</w:t>
+            </w:r>
+          </w:p>
+        </w:tc>
+        <w:tc>
+          <w:tcPr>
+            <w:tcW w:type="dxa" w:w="2600"/>
+            <w:tcBorders>
+              <w:top w:val="single" w:color="D9DBDF" w:sz="4"/>
+              <w:left w:val="single" w:color="D9DBDF" w:sz="4"/>
+              <w:bottom w:val="single" w:color="D9DBDF" w:sz="4"/>
+              <w:right w:val="single" w:color="D9DBDF" w:sz="4"/>
+            </w:tcBorders>
+            <w:tcMar>
+              <w:top w:type="dxa" w:w="70"/>
+              <w:left w:type="dxa" w:w="110"/>
+              <w:bottom w:type="dxa" w:w="70"/>
+              <w:right w:type="dxa" w:w="110"/>
+            </w:tcMar>
+            <w:vAlign w:val="center"/>
+          </w:tcPr>
+          <w:p>
+            <w:pPr>
+              <w:spacing w:after="0" w:line="280"/>
+            </w:pPr>
+            <w:r>
+              <w:rPr>
+                <w:rFonts w:ascii="Yu Gothic" w:cs="Yu Gothic" w:eastAsia="Yu Gothic" w:hAnsi="Yu Gothic"/>
+                <w:sz w:val="20"/>
+                <w:szCs w:val="20"/>
+              </w:rPr>
+              <w:t xml:space="preserve">p4-product_04.mp3</w:t>
             </w:r>
           </w:p>
         </w:tc>
@@ -23083,7 +24899,7 @@
         <w:rPr>
           <w:rFonts w:ascii="Yu Gothic" w:cs="Yu Gothic" w:eastAsia="Yu Gothic" w:hAnsi="Yu Gothic"/>
         </w:rPr>
-        <w:t xml:space="preserve">スライド 46  10. 設置と比較デモ</w:t>
+        <w:t xml:space="preserve">スライド 50  10. 設置と比較デモ</w:t>
       </w:r>
     </w:p>
     <w:p>
@@ -23486,7 +25302,7 @@
                 <w:sz w:val="20"/>
                 <w:szCs w:val="20"/>
               </w:rPr>
-              <w:t xml:space="preserve">同じボトル、同じ搬送速度、同じ設置の高さです。</w:t>
+              <w:t xml:space="preserve">同じボトル、生産時と同じ搬送速度、ボトル下部の同じ高さです。</w:t>
             </w:r>
           </w:p>
         </w:tc>
@@ -23615,7 +25431,7 @@
                 <w:sz w:val="20"/>
                 <w:szCs w:val="20"/>
               </w:rPr>
-              <w:t xml:space="preserve">高さを変えて比べるときも、2つのセンサを同じ高さにそろえます。</w:t>
+              <w:t xml:space="preserve">反射板と設定は、それぞれのセンサに合ったものを使います。</w:t>
             </w:r>
           </w:p>
         </w:tc>
@@ -23744,7 +25560,7 @@
                 <w:sz w:val="20"/>
                 <w:szCs w:val="20"/>
               </w:rPr>
-              <w:t xml:space="preserve">反射板と設定は、それぞれのセンサに合ったものを使います。</w:t>
+              <w:t xml:space="preserve">測るのは、通過した本数、センサの出力の回数、そしてピーエルシーのカウント値です。</w:t>
             </w:r>
           </w:p>
         </w:tc>
@@ -23776,135 +25592,6 @@
                 <w:szCs w:val="20"/>
               </w:rPr>
               <w:t xml:space="preserve">p4-setup_04.mp3</w:t>
-            </w:r>
-          </w:p>
-        </w:tc>
-      </w:tr>
-      <w:tr>
-        <w:trPr>
-          <w:cantSplit/>
-        </w:trPr>
-        <w:tc>
-          <w:tcPr>
-            <w:tcW w:type="dxa" w:w="460"/>
-            <w:tcBorders>
-              <w:top w:val="single" w:color="D9DBDF" w:sz="4"/>
-              <w:left w:val="single" w:color="D9DBDF" w:sz="4"/>
-              <w:bottom w:val="single" w:color="D9DBDF" w:sz="4"/>
-              <w:right w:val="single" w:color="D9DBDF" w:sz="4"/>
-            </w:tcBorders>
-            <w:tcMar>
-              <w:top w:type="dxa" w:w="70"/>
-              <w:left w:type="dxa" w:w="110"/>
-              <w:bottom w:type="dxa" w:w="70"/>
-              <w:right w:type="dxa" w:w="110"/>
-            </w:tcMar>
-            <w:vAlign w:val="center"/>
-          </w:tcPr>
-          <w:p>
-            <w:pPr>
-              <w:spacing w:after="0" w:line="280"/>
-            </w:pPr>
-            <w:r>
-              <w:rPr>
-                <w:rFonts w:ascii="Yu Gothic" w:cs="Yu Gothic" w:eastAsia="Yu Gothic" w:hAnsi="Yu Gothic"/>
-                <w:sz w:val="20"/>
-                <w:szCs w:val="20"/>
-              </w:rPr>
-              <w:t xml:space="preserve">5</w:t>
-            </w:r>
-          </w:p>
-        </w:tc>
-        <w:tc>
-          <w:tcPr>
-            <w:tcW w:type="dxa" w:w="1800"/>
-            <w:tcBorders>
-              <w:top w:val="single" w:color="D9DBDF" w:sz="4"/>
-              <w:left w:val="single" w:color="D9DBDF" w:sz="4"/>
-              <w:bottom w:val="single" w:color="D9DBDF" w:sz="4"/>
-              <w:right w:val="single" w:color="D9DBDF" w:sz="4"/>
-            </w:tcBorders>
-            <w:tcMar>
-              <w:top w:type="dxa" w:w="70"/>
-              <w:left w:type="dxa" w:w="110"/>
-              <w:bottom w:type="dxa" w:w="70"/>
-              <w:right w:type="dxa" w:w="110"/>
-            </w:tcMar>
-            <w:vAlign w:val="center"/>
-          </w:tcPr>
-          <w:p>
-            <w:pPr>
-              <w:spacing w:after="0" w:line="280"/>
-            </w:pPr>
-            <w:r>
-              <w:rPr>
-                <w:rFonts w:ascii="Yu Gothic" w:cs="Yu Gothic" w:eastAsia="Yu Gothic" w:hAnsi="Yu Gothic"/>
-                <w:sz w:val="20"/>
-                <w:szCs w:val="20"/>
-              </w:rPr>
-              <w:t xml:space="preserve">中田さん（Reid）</w:t>
-            </w:r>
-          </w:p>
-        </w:tc>
-        <w:tc>
-          <w:tcPr>
-            <w:tcW w:type="dxa" w:w="4778"/>
-            <w:tcBorders>
-              <w:top w:val="single" w:color="D9DBDF" w:sz="4"/>
-              <w:left w:val="single" w:color="D9DBDF" w:sz="4"/>
-              <w:bottom w:val="single" w:color="D9DBDF" w:sz="4"/>
-              <w:right w:val="single" w:color="D9DBDF" w:sz="4"/>
-            </w:tcBorders>
-            <w:tcMar>
-              <w:top w:type="dxa" w:w="70"/>
-              <w:left w:type="dxa" w:w="110"/>
-              <w:bottom w:type="dxa" w:w="70"/>
-              <w:right w:type="dxa" w:w="110"/>
-            </w:tcMar>
-            <w:vAlign w:val="center"/>
-          </w:tcPr>
-          <w:p>
-            <w:pPr>
-              <w:spacing w:after="0" w:line="280"/>
-            </w:pPr>
-            <w:r>
-              <w:rPr>
-                <w:rFonts w:ascii="Yu Gothic" w:cs="Yu Gothic" w:eastAsia="Yu Gothic" w:hAnsi="Yu Gothic"/>
-                <w:sz w:val="20"/>
-                <w:szCs w:val="20"/>
-              </w:rPr>
-              <w:t xml:space="preserve">測るのは、通過した本数、センサの出力の回数、そしてピーエルシーのカウント値です。</w:t>
-            </w:r>
-          </w:p>
-        </w:tc>
-        <w:tc>
-          <w:tcPr>
-            <w:tcW w:type="dxa" w:w="2600"/>
-            <w:tcBorders>
-              <w:top w:val="single" w:color="D9DBDF" w:sz="4"/>
-              <w:left w:val="single" w:color="D9DBDF" w:sz="4"/>
-              <w:bottom w:val="single" w:color="D9DBDF" w:sz="4"/>
-              <w:right w:val="single" w:color="D9DBDF" w:sz="4"/>
-            </w:tcBorders>
-            <w:tcMar>
-              <w:top w:type="dxa" w:w="70"/>
-              <w:left w:type="dxa" w:w="110"/>
-              <w:bottom w:type="dxa" w:w="70"/>
-              <w:right w:type="dxa" w:w="110"/>
-            </w:tcMar>
-            <w:vAlign w:val="center"/>
-          </w:tcPr>
-          <w:p>
-            <w:pPr>
-              <w:spacing w:after="0" w:line="280"/>
-            </w:pPr>
-            <w:r>
-              <w:rPr>
-                <w:rFonts w:ascii="Yu Gothic" w:cs="Yu Gothic" w:eastAsia="Yu Gothic" w:hAnsi="Yu Gothic"/>
-                <w:sz w:val="20"/>
-                <w:szCs w:val="20"/>
-              </w:rPr>
-              <w:t xml:space="preserve">p4-setup_05.mp3</w:t>
             </w:r>
           </w:p>
         </w:tc>
@@ -23924,2019 +25611,7 @@
         <w:rPr>
           <w:rFonts w:ascii="Yu Gothic" w:cs="Yu Gothic" w:eastAsia="Yu Gothic" w:hAnsi="Yu Gothic"/>
         </w:rPr>
-        <w:t xml:space="preserve">スライド 47  問い（P4-Q2）</w:t>
-      </w:r>
-    </w:p>
-    <w:p>
-      <w:pPr>
-        <w:keepNext/>
-        <w:spacing w:after="80"/>
-      </w:pPr>
-      <w:r>
-        <w:rPr>
-          <w:rFonts w:ascii="Yu Gothic" w:cs="Yu Gothic" w:eastAsia="Yu Gothic" w:hAnsi="Yu Gothic"/>
-          <w:color w:val="6B6F76"/>
-          <w:sz w:val="19"/>
-          <w:szCs w:val="19"/>
-        </w:rPr>
-        <w:t xml:space="preserve">場面：P4-Q2 問い</w:t>
-      </w:r>
-    </w:p>
-    <w:tbl>
-      <w:tblPr>
-        <w:tblW w:type="dxa" w:w="9638"/>
-        <w:tblBorders>
-          <w:top w:val="single" w:color="auto" w:sz="4"/>
-          <w:left w:val="single" w:color="auto" w:sz="4"/>
-          <w:bottom w:val="single" w:color="auto" w:sz="4"/>
-          <w:right w:val="single" w:color="auto" w:sz="4"/>
-          <w:insideH w:val="single" w:color="auto" w:sz="4"/>
-          <w:insideV w:val="single" w:color="auto" w:sz="4"/>
-        </w:tblBorders>
-      </w:tblPr>
-      <w:tblGrid>
-        <w:gridCol w:w="460"/>
-        <w:gridCol w:w="1800"/>
-        <w:gridCol w:w="4778"/>
-        <w:gridCol w:w="2600"/>
-      </w:tblGrid>
-      <w:tr>
-        <w:trPr>
-          <w:tblHeader/>
-        </w:trPr>
-        <w:tc>
-          <w:tcPr>
-            <w:tcW w:type="dxa" w:w="460"/>
-            <w:tcBorders>
-              <w:top w:val="single" w:color="D9DBDF" w:sz="4"/>
-              <w:left w:val="single" w:color="D9DBDF" w:sz="4"/>
-              <w:bottom w:val="single" w:color="D9DBDF" w:sz="4"/>
-              <w:right w:val="single" w:color="D9DBDF" w:sz="4"/>
-            </w:tcBorders>
-            <w:shd w:fill="141517" w:color="auto" w:val="clear"/>
-            <w:tcMar>
-              <w:top w:type="dxa" w:w="70"/>
-              <w:left w:type="dxa" w:w="110"/>
-              <w:bottom w:type="dxa" w:w="70"/>
-              <w:right w:type="dxa" w:w="110"/>
-            </w:tcMar>
-            <w:vAlign w:val="center"/>
-          </w:tcPr>
-          <w:p>
-            <w:pPr>
-              <w:spacing w:after="0" w:line="280"/>
-            </w:pPr>
-            <w:r>
-              <w:rPr>
-                <w:rFonts w:ascii="Yu Gothic" w:cs="Yu Gothic" w:eastAsia="Yu Gothic" w:hAnsi="Yu Gothic"/>
-                <w:b/>
-                <w:bCs/>
-                <w:color w:val="FFFFFF"/>
-                <w:sz w:val="19"/>
-                <w:szCs w:val="19"/>
-              </w:rPr>
-              <w:t xml:space="preserve">#</w:t>
-            </w:r>
-          </w:p>
-        </w:tc>
-        <w:tc>
-          <w:tcPr>
-            <w:tcW w:type="dxa" w:w="1800"/>
-            <w:tcBorders>
-              <w:top w:val="single" w:color="D9DBDF" w:sz="4"/>
-              <w:left w:val="single" w:color="D9DBDF" w:sz="4"/>
-              <w:bottom w:val="single" w:color="D9DBDF" w:sz="4"/>
-              <w:right w:val="single" w:color="D9DBDF" w:sz="4"/>
-            </w:tcBorders>
-            <w:shd w:fill="141517" w:color="auto" w:val="clear"/>
-            <w:tcMar>
-              <w:top w:type="dxa" w:w="70"/>
-              <w:left w:type="dxa" w:w="110"/>
-              <w:bottom w:type="dxa" w:w="70"/>
-              <w:right w:type="dxa" w:w="110"/>
-            </w:tcMar>
-            <w:vAlign w:val="center"/>
-          </w:tcPr>
-          <w:p>
-            <w:pPr>
-              <w:spacing w:after="0" w:line="280"/>
-            </w:pPr>
-            <w:r>
-              <w:rPr>
-                <w:rFonts w:ascii="Yu Gothic" w:cs="Yu Gothic" w:eastAsia="Yu Gothic" w:hAnsi="Yu Gothic"/>
-                <w:b/>
-                <w:bCs/>
-                <w:color w:val="FFFFFF"/>
-                <w:sz w:val="19"/>
-                <w:szCs w:val="19"/>
-              </w:rPr>
-              <w:t xml:space="preserve">話者（声）</w:t>
-            </w:r>
-          </w:p>
-        </w:tc>
-        <w:tc>
-          <w:tcPr>
-            <w:tcW w:type="dxa" w:w="4778"/>
-            <w:tcBorders>
-              <w:top w:val="single" w:color="D9DBDF" w:sz="4"/>
-              <w:left w:val="single" w:color="D9DBDF" w:sz="4"/>
-              <w:bottom w:val="single" w:color="D9DBDF" w:sz="4"/>
-              <w:right w:val="single" w:color="D9DBDF" w:sz="4"/>
-            </w:tcBorders>
-            <w:shd w:fill="141517" w:color="auto" w:val="clear"/>
-            <w:tcMar>
-              <w:top w:type="dxa" w:w="70"/>
-              <w:left w:type="dxa" w:w="110"/>
-              <w:bottom w:type="dxa" w:w="70"/>
-              <w:right w:type="dxa" w:w="110"/>
-            </w:tcMar>
-            <w:vAlign w:val="center"/>
-          </w:tcPr>
-          <w:p>
-            <w:pPr>
-              <w:spacing w:after="0" w:line="280"/>
-            </w:pPr>
-            <w:r>
-              <w:rPr>
-                <w:rFonts w:ascii="Yu Gothic" w:cs="Yu Gothic" w:eastAsia="Yu Gothic" w:hAnsi="Yu Gothic"/>
-                <w:b/>
-                <w:bCs/>
-                <w:color w:val="FFFFFF"/>
-                <w:sz w:val="19"/>
-                <w:szCs w:val="19"/>
-              </w:rPr>
-              <w:t xml:space="preserve">読み上げ文</w:t>
-            </w:r>
-          </w:p>
-        </w:tc>
-        <w:tc>
-          <w:tcPr>
-            <w:tcW w:type="dxa" w:w="2600"/>
-            <w:tcBorders>
-              <w:top w:val="single" w:color="D9DBDF" w:sz="4"/>
-              <w:left w:val="single" w:color="D9DBDF" w:sz="4"/>
-              <w:bottom w:val="single" w:color="D9DBDF" w:sz="4"/>
-              <w:right w:val="single" w:color="D9DBDF" w:sz="4"/>
-            </w:tcBorders>
-            <w:shd w:fill="141517" w:color="auto" w:val="clear"/>
-            <w:tcMar>
-              <w:top w:type="dxa" w:w="70"/>
-              <w:left w:type="dxa" w:w="110"/>
-              <w:bottom w:type="dxa" w:w="70"/>
-              <w:right w:type="dxa" w:w="110"/>
-            </w:tcMar>
-            <w:vAlign w:val="center"/>
-          </w:tcPr>
-          <w:p>
-            <w:pPr>
-              <w:spacing w:after="0" w:line="280"/>
-            </w:pPr>
-            <w:r>
-              <w:rPr>
-                <w:rFonts w:ascii="Yu Gothic" w:cs="Yu Gothic" w:eastAsia="Yu Gothic" w:hAnsi="Yu Gothic"/>
-                <w:b/>
-                <w:bCs/>
-                <w:color w:val="FFFFFF"/>
-                <w:sz w:val="19"/>
-                <w:szCs w:val="19"/>
-              </w:rPr>
-              <w:t xml:space="preserve">音声ファイル名</w:t>
-            </w:r>
-          </w:p>
-        </w:tc>
-      </w:tr>
-      <w:tr>
-        <w:trPr>
-          <w:cantSplit/>
-        </w:trPr>
-        <w:tc>
-          <w:tcPr>
-            <w:tcW w:type="dxa" w:w="460"/>
-            <w:tcBorders>
-              <w:top w:val="single" w:color="D9DBDF" w:sz="4"/>
-              <w:left w:val="single" w:color="D9DBDF" w:sz="4"/>
-              <w:bottom w:val="single" w:color="D9DBDF" w:sz="4"/>
-              <w:right w:val="single" w:color="D9DBDF" w:sz="4"/>
-            </w:tcBorders>
-            <w:tcMar>
-              <w:top w:type="dxa" w:w="70"/>
-              <w:left w:type="dxa" w:w="110"/>
-              <w:bottom w:type="dxa" w:w="70"/>
-              <w:right w:type="dxa" w:w="110"/>
-            </w:tcMar>
-            <w:vAlign w:val="center"/>
-          </w:tcPr>
-          <w:p>
-            <w:pPr>
-              <w:spacing w:after="0" w:line="280"/>
-            </w:pPr>
-            <w:r>
-              <w:rPr>
-                <w:rFonts w:ascii="Yu Gothic" w:cs="Yu Gothic" w:eastAsia="Yu Gothic" w:hAnsi="Yu Gothic"/>
-                <w:sz w:val="20"/>
-                <w:szCs w:val="20"/>
-              </w:rPr>
-              <w:t xml:space="preserve">1</w:t>
-            </w:r>
-          </w:p>
-        </w:tc>
-        <w:tc>
-          <w:tcPr>
-            <w:tcW w:type="dxa" w:w="1800"/>
-            <w:tcBorders>
-              <w:top w:val="single" w:color="D9DBDF" w:sz="4"/>
-              <w:left w:val="single" w:color="D9DBDF" w:sz="4"/>
-              <w:bottom w:val="single" w:color="D9DBDF" w:sz="4"/>
-              <w:right w:val="single" w:color="D9DBDF" w:sz="4"/>
-            </w:tcBorders>
-            <w:tcMar>
-              <w:top w:type="dxa" w:w="70"/>
-              <w:left w:type="dxa" w:w="110"/>
-              <w:bottom w:type="dxa" w:w="70"/>
-              <w:right w:type="dxa" w:w="110"/>
-            </w:tcMar>
-            <w:vAlign w:val="center"/>
-          </w:tcPr>
-          <w:p>
-            <w:pPr>
-              <w:spacing w:after="0" w:line="280"/>
-            </w:pPr>
-            <w:r>
-              <w:rPr>
-                <w:rFonts w:ascii="Yu Gothic" w:cs="Yu Gothic" w:eastAsia="Yu Gothic" w:hAnsi="Yu Gothic"/>
-                <w:sz w:val="20"/>
-                <w:szCs w:val="20"/>
-              </w:rPr>
-              <w:t xml:space="preserve">ナレーション（Yann）</w:t>
-            </w:r>
-          </w:p>
-        </w:tc>
-        <w:tc>
-          <w:tcPr>
-            <w:tcW w:type="dxa" w:w="4778"/>
-            <w:tcBorders>
-              <w:top w:val="single" w:color="D9DBDF" w:sz="4"/>
-              <w:left w:val="single" w:color="D9DBDF" w:sz="4"/>
-              <w:bottom w:val="single" w:color="D9DBDF" w:sz="4"/>
-              <w:right w:val="single" w:color="D9DBDF" w:sz="4"/>
-            </w:tcBorders>
-            <w:tcMar>
-              <w:top w:type="dxa" w:w="70"/>
-              <w:left w:type="dxa" w:w="110"/>
-              <w:bottom w:type="dxa" w:w="70"/>
-              <w:right w:type="dxa" w:w="110"/>
-            </w:tcMar>
-            <w:vAlign w:val="center"/>
-          </w:tcPr>
-          <w:p>
-            <w:pPr>
-              <w:spacing w:after="0" w:line="280"/>
-            </w:pPr>
-            <w:r>
-              <w:rPr>
-                <w:rFonts w:ascii="Yu Gothic" w:cs="Yu Gothic" w:eastAsia="Yu Gothic" w:hAnsi="Yu Gothic"/>
-                <w:sz w:val="20"/>
-                <w:szCs w:val="20"/>
-              </w:rPr>
-              <w:t xml:space="preserve">デモで、何を確認すべきですか？</w:t>
-            </w:r>
-          </w:p>
-        </w:tc>
-        <w:tc>
-          <w:tcPr>
-            <w:tcW w:type="dxa" w:w="2600"/>
-            <w:tcBorders>
-              <w:top w:val="single" w:color="D9DBDF" w:sz="4"/>
-              <w:left w:val="single" w:color="D9DBDF" w:sz="4"/>
-              <w:bottom w:val="single" w:color="D9DBDF" w:sz="4"/>
-              <w:right w:val="single" w:color="D9DBDF" w:sz="4"/>
-            </w:tcBorders>
-            <w:tcMar>
-              <w:top w:type="dxa" w:w="70"/>
-              <w:left w:type="dxa" w:w="110"/>
-              <w:bottom w:type="dxa" w:w="70"/>
-              <w:right w:type="dxa" w:w="110"/>
-            </w:tcMar>
-            <w:vAlign w:val="center"/>
-          </w:tcPr>
-          <w:p>
-            <w:pPr>
-              <w:spacing w:after="0" w:line="280"/>
-            </w:pPr>
-            <w:r>
-              <w:rPr>
-                <w:rFonts w:ascii="Yu Gothic" w:cs="Yu Gothic" w:eastAsia="Yu Gothic" w:hAnsi="Yu Gothic"/>
-                <w:sz w:val="20"/>
-                <w:szCs w:val="20"/>
-              </w:rPr>
-              <w:t xml:space="preserve">q-P4-Q2_01.mp3</w:t>
-            </w:r>
-          </w:p>
-        </w:tc>
-      </w:tr>
-    </w:tbl>
-    <w:p>
-      <w:pPr>
-        <w:spacing w:after="160"/>
-      </w:pPr>
-    </w:p>
-    <w:p>
-      <w:pPr>
-        <w:pStyle w:val="Heading2"/>
-        <w:keepNext/>
-      </w:pPr>
-      <w:r>
-        <w:rPr>
-          <w:rFonts w:ascii="Yu Gothic" w:cs="Yu Gothic" w:eastAsia="Yu Gothic" w:hAnsi="Yu Gothic"/>
-        </w:rPr>
-        <w:t xml:space="preserve">スライド 48  先輩のヒント（P4-Q2）</w:t>
-      </w:r>
-    </w:p>
-    <w:p>
-      <w:pPr>
-        <w:keepNext/>
-        <w:spacing w:after="80"/>
-      </w:pPr>
-      <w:r>
-        <w:rPr>
-          <w:rFonts w:ascii="Yu Gothic" w:cs="Yu Gothic" w:eastAsia="Yu Gothic" w:hAnsi="Yu Gothic"/>
-          <w:color w:val="6B6F76"/>
-          <w:sz w:val="19"/>
-          <w:szCs w:val="19"/>
-        </w:rPr>
-        <w:t xml:space="preserve">場面：P4-Q2 ヒント</w:t>
-      </w:r>
-    </w:p>
-    <w:tbl>
-      <w:tblPr>
-        <w:tblW w:type="dxa" w:w="9638"/>
-        <w:tblBorders>
-          <w:top w:val="single" w:color="auto" w:sz="4"/>
-          <w:left w:val="single" w:color="auto" w:sz="4"/>
-          <w:bottom w:val="single" w:color="auto" w:sz="4"/>
-          <w:right w:val="single" w:color="auto" w:sz="4"/>
-          <w:insideH w:val="single" w:color="auto" w:sz="4"/>
-          <w:insideV w:val="single" w:color="auto" w:sz="4"/>
-        </w:tblBorders>
-      </w:tblPr>
-      <w:tblGrid>
-        <w:gridCol w:w="460"/>
-        <w:gridCol w:w="1800"/>
-        <w:gridCol w:w="4778"/>
-        <w:gridCol w:w="2600"/>
-      </w:tblGrid>
-      <w:tr>
-        <w:trPr>
-          <w:tblHeader/>
-        </w:trPr>
-        <w:tc>
-          <w:tcPr>
-            <w:tcW w:type="dxa" w:w="460"/>
-            <w:tcBorders>
-              <w:top w:val="single" w:color="D9DBDF" w:sz="4"/>
-              <w:left w:val="single" w:color="D9DBDF" w:sz="4"/>
-              <w:bottom w:val="single" w:color="D9DBDF" w:sz="4"/>
-              <w:right w:val="single" w:color="D9DBDF" w:sz="4"/>
-            </w:tcBorders>
-            <w:shd w:fill="141517" w:color="auto" w:val="clear"/>
-            <w:tcMar>
-              <w:top w:type="dxa" w:w="70"/>
-              <w:left w:type="dxa" w:w="110"/>
-              <w:bottom w:type="dxa" w:w="70"/>
-              <w:right w:type="dxa" w:w="110"/>
-            </w:tcMar>
-            <w:vAlign w:val="center"/>
-          </w:tcPr>
-          <w:p>
-            <w:pPr>
-              <w:spacing w:after="0" w:line="280"/>
-            </w:pPr>
-            <w:r>
-              <w:rPr>
-                <w:rFonts w:ascii="Yu Gothic" w:cs="Yu Gothic" w:eastAsia="Yu Gothic" w:hAnsi="Yu Gothic"/>
-                <w:b/>
-                <w:bCs/>
-                <w:color w:val="FFFFFF"/>
-                <w:sz w:val="19"/>
-                <w:szCs w:val="19"/>
-              </w:rPr>
-              <w:t xml:space="preserve">#</w:t>
-            </w:r>
-          </w:p>
-        </w:tc>
-        <w:tc>
-          <w:tcPr>
-            <w:tcW w:type="dxa" w:w="1800"/>
-            <w:tcBorders>
-              <w:top w:val="single" w:color="D9DBDF" w:sz="4"/>
-              <w:left w:val="single" w:color="D9DBDF" w:sz="4"/>
-              <w:bottom w:val="single" w:color="D9DBDF" w:sz="4"/>
-              <w:right w:val="single" w:color="D9DBDF" w:sz="4"/>
-            </w:tcBorders>
-            <w:shd w:fill="141517" w:color="auto" w:val="clear"/>
-            <w:tcMar>
-              <w:top w:type="dxa" w:w="70"/>
-              <w:left w:type="dxa" w:w="110"/>
-              <w:bottom w:type="dxa" w:w="70"/>
-              <w:right w:type="dxa" w:w="110"/>
-            </w:tcMar>
-            <w:vAlign w:val="center"/>
-          </w:tcPr>
-          <w:p>
-            <w:pPr>
-              <w:spacing w:after="0" w:line="280"/>
-            </w:pPr>
-            <w:r>
-              <w:rPr>
-                <w:rFonts w:ascii="Yu Gothic" w:cs="Yu Gothic" w:eastAsia="Yu Gothic" w:hAnsi="Yu Gothic"/>
-                <w:b/>
-                <w:bCs/>
-                <w:color w:val="FFFFFF"/>
-                <w:sz w:val="19"/>
-                <w:szCs w:val="19"/>
-              </w:rPr>
-              <w:t xml:space="preserve">話者（声）</w:t>
-            </w:r>
-          </w:p>
-        </w:tc>
-        <w:tc>
-          <w:tcPr>
-            <w:tcW w:type="dxa" w:w="4778"/>
-            <w:tcBorders>
-              <w:top w:val="single" w:color="D9DBDF" w:sz="4"/>
-              <w:left w:val="single" w:color="D9DBDF" w:sz="4"/>
-              <w:bottom w:val="single" w:color="D9DBDF" w:sz="4"/>
-              <w:right w:val="single" w:color="D9DBDF" w:sz="4"/>
-            </w:tcBorders>
-            <w:shd w:fill="141517" w:color="auto" w:val="clear"/>
-            <w:tcMar>
-              <w:top w:type="dxa" w:w="70"/>
-              <w:left w:type="dxa" w:w="110"/>
-              <w:bottom w:type="dxa" w:w="70"/>
-              <w:right w:type="dxa" w:w="110"/>
-            </w:tcMar>
-            <w:vAlign w:val="center"/>
-          </w:tcPr>
-          <w:p>
-            <w:pPr>
-              <w:spacing w:after="0" w:line="280"/>
-            </w:pPr>
-            <w:r>
-              <w:rPr>
-                <w:rFonts w:ascii="Yu Gothic" w:cs="Yu Gothic" w:eastAsia="Yu Gothic" w:hAnsi="Yu Gothic"/>
-                <w:b/>
-                <w:bCs/>
-                <w:color w:val="FFFFFF"/>
-                <w:sz w:val="19"/>
-                <w:szCs w:val="19"/>
-              </w:rPr>
-              <w:t xml:space="preserve">読み上げ文</w:t>
-            </w:r>
-          </w:p>
-        </w:tc>
-        <w:tc>
-          <w:tcPr>
-            <w:tcW w:type="dxa" w:w="2600"/>
-            <w:tcBorders>
-              <w:top w:val="single" w:color="D9DBDF" w:sz="4"/>
-              <w:left w:val="single" w:color="D9DBDF" w:sz="4"/>
-              <w:bottom w:val="single" w:color="D9DBDF" w:sz="4"/>
-              <w:right w:val="single" w:color="D9DBDF" w:sz="4"/>
-            </w:tcBorders>
-            <w:shd w:fill="141517" w:color="auto" w:val="clear"/>
-            <w:tcMar>
-              <w:top w:type="dxa" w:w="70"/>
-              <w:left w:type="dxa" w:w="110"/>
-              <w:bottom w:type="dxa" w:w="70"/>
-              <w:right w:type="dxa" w:w="110"/>
-            </w:tcMar>
-            <w:vAlign w:val="center"/>
-          </w:tcPr>
-          <w:p>
-            <w:pPr>
-              <w:spacing w:after="0" w:line="280"/>
-            </w:pPr>
-            <w:r>
-              <w:rPr>
-                <w:rFonts w:ascii="Yu Gothic" w:cs="Yu Gothic" w:eastAsia="Yu Gothic" w:hAnsi="Yu Gothic"/>
-                <w:b/>
-                <w:bCs/>
-                <w:color w:val="FFFFFF"/>
-                <w:sz w:val="19"/>
-                <w:szCs w:val="19"/>
-              </w:rPr>
-              <w:t xml:space="preserve">音声ファイル名</w:t>
-            </w:r>
-          </w:p>
-        </w:tc>
-      </w:tr>
-      <w:tr>
-        <w:trPr>
-          <w:cantSplit/>
-        </w:trPr>
-        <w:tc>
-          <w:tcPr>
-            <w:tcW w:type="dxa" w:w="460"/>
-            <w:tcBorders>
-              <w:top w:val="single" w:color="D9DBDF" w:sz="4"/>
-              <w:left w:val="single" w:color="D9DBDF" w:sz="4"/>
-              <w:bottom w:val="single" w:color="D9DBDF" w:sz="4"/>
-              <w:right w:val="single" w:color="D9DBDF" w:sz="4"/>
-            </w:tcBorders>
-            <w:tcMar>
-              <w:top w:type="dxa" w:w="70"/>
-              <w:left w:type="dxa" w:w="110"/>
-              <w:bottom w:type="dxa" w:w="70"/>
-              <w:right w:type="dxa" w:w="110"/>
-            </w:tcMar>
-            <w:vAlign w:val="center"/>
-          </w:tcPr>
-          <w:p>
-            <w:pPr>
-              <w:spacing w:after="0" w:line="280"/>
-            </w:pPr>
-            <w:r>
-              <w:rPr>
-                <w:rFonts w:ascii="Yu Gothic" w:cs="Yu Gothic" w:eastAsia="Yu Gothic" w:hAnsi="Yu Gothic"/>
-                <w:sz w:val="20"/>
-                <w:szCs w:val="20"/>
-              </w:rPr>
-              <w:t xml:space="preserve">1</w:t>
-            </w:r>
-          </w:p>
-        </w:tc>
-        <w:tc>
-          <w:tcPr>
-            <w:tcW w:type="dxa" w:w="1800"/>
-            <w:tcBorders>
-              <w:top w:val="single" w:color="D9DBDF" w:sz="4"/>
-              <w:left w:val="single" w:color="D9DBDF" w:sz="4"/>
-              <w:bottom w:val="single" w:color="D9DBDF" w:sz="4"/>
-              <w:right w:val="single" w:color="D9DBDF" w:sz="4"/>
-            </w:tcBorders>
-            <w:tcMar>
-              <w:top w:type="dxa" w:w="70"/>
-              <w:left w:type="dxa" w:w="110"/>
-              <w:bottom w:type="dxa" w:w="70"/>
-              <w:right w:type="dxa" w:w="110"/>
-            </w:tcMar>
-            <w:vAlign w:val="center"/>
-          </w:tcPr>
-          <w:p>
-            <w:pPr>
-              <w:spacing w:after="0" w:line="280"/>
-            </w:pPr>
-            <w:r>
-              <w:rPr>
-                <w:rFonts w:ascii="Yu Gothic" w:cs="Yu Gothic" w:eastAsia="Yu Gothic" w:hAnsi="Yu Gothic"/>
-                <w:sz w:val="20"/>
-                <w:szCs w:val="20"/>
-              </w:rPr>
-              <w:t xml:space="preserve">中田さん（Reid）</w:t>
-            </w:r>
-          </w:p>
-        </w:tc>
-        <w:tc>
-          <w:tcPr>
-            <w:tcW w:type="dxa" w:w="4778"/>
-            <w:tcBorders>
-              <w:top w:val="single" w:color="D9DBDF" w:sz="4"/>
-              <w:left w:val="single" w:color="D9DBDF" w:sz="4"/>
-              <w:bottom w:val="single" w:color="D9DBDF" w:sz="4"/>
-              <w:right w:val="single" w:color="D9DBDF" w:sz="4"/>
-            </w:tcBorders>
-            <w:tcMar>
-              <w:top w:type="dxa" w:w="70"/>
-              <w:left w:type="dxa" w:w="110"/>
-              <w:bottom w:type="dxa" w:w="70"/>
-              <w:right w:type="dxa" w:w="110"/>
-            </w:tcMar>
-            <w:vAlign w:val="center"/>
-          </w:tcPr>
-          <w:p>
-            <w:pPr>
-              <w:spacing w:after="0" w:line="280"/>
-            </w:pPr>
-            <w:r>
-              <w:rPr>
-                <w:rFonts w:ascii="Yu Gothic" w:cs="Yu Gothic" w:eastAsia="Yu Gothic" w:hAnsi="Yu Gothic"/>
-                <w:sz w:val="20"/>
-                <w:szCs w:val="20"/>
-              </w:rPr>
-              <w:t xml:space="preserve">お客様が困っていたのは、何でしたか？</w:t>
-            </w:r>
-          </w:p>
-        </w:tc>
-        <w:tc>
-          <w:tcPr>
-            <w:tcW w:type="dxa" w:w="2600"/>
-            <w:tcBorders>
-              <w:top w:val="single" w:color="D9DBDF" w:sz="4"/>
-              <w:left w:val="single" w:color="D9DBDF" w:sz="4"/>
-              <w:bottom w:val="single" w:color="D9DBDF" w:sz="4"/>
-              <w:right w:val="single" w:color="D9DBDF" w:sz="4"/>
-            </w:tcBorders>
-            <w:tcMar>
-              <w:top w:type="dxa" w:w="70"/>
-              <w:left w:type="dxa" w:w="110"/>
-              <w:bottom w:type="dxa" w:w="70"/>
-              <w:right w:type="dxa" w:w="110"/>
-            </w:tcMar>
-            <w:vAlign w:val="center"/>
-          </w:tcPr>
-          <w:p>
-            <w:pPr>
-              <w:spacing w:after="0" w:line="280"/>
-            </w:pPr>
-            <w:r>
-              <w:rPr>
-                <w:rFonts w:ascii="Yu Gothic" w:cs="Yu Gothic" w:eastAsia="Yu Gothic" w:hAnsi="Yu Gothic"/>
-                <w:sz w:val="20"/>
-                <w:szCs w:val="20"/>
-              </w:rPr>
-              <w:t xml:space="preserve">hint-P4-Q2_01.mp3</w:t>
-            </w:r>
-          </w:p>
-        </w:tc>
-      </w:tr>
-    </w:tbl>
-    <w:p>
-      <w:pPr>
-        <w:spacing w:after="160"/>
-      </w:pPr>
-    </w:p>
-    <w:p>
-      <w:pPr>
-        <w:pStyle w:val="Heading2"/>
-        <w:keepNext/>
-      </w:pPr>
-      <w:r>
-        <w:rPr>
-          <w:rFonts w:ascii="Yu Gothic" w:cs="Yu Gothic" w:eastAsia="Yu Gothic" w:hAnsi="Yu Gothic"/>
-        </w:rPr>
-        <w:t xml:space="preserve">スライド 49  10. 設置と比較デモ</w:t>
-      </w:r>
-    </w:p>
-    <w:p>
-      <w:pPr>
-        <w:keepNext/>
-        <w:spacing w:after="80"/>
-      </w:pPr>
-      <w:r>
-        <w:rPr>
-          <w:rFonts w:ascii="Yu Gothic" w:cs="Yu Gothic" w:eastAsia="Yu Gothic" w:hAnsi="Yu Gothic"/>
-          <w:color w:val="6B6F76"/>
-          <w:sz w:val="19"/>
-          <w:szCs w:val="19"/>
-        </w:rPr>
-        <w:t xml:space="preserve">場面：P4-Q2-A「センサの見た目」</w:t>
-      </w:r>
-    </w:p>
-    <w:tbl>
-      <w:tblPr>
-        <w:tblW w:type="dxa" w:w="9638"/>
-        <w:tblBorders>
-          <w:top w:val="single" w:color="auto" w:sz="4"/>
-          <w:left w:val="single" w:color="auto" w:sz="4"/>
-          <w:bottom w:val="single" w:color="auto" w:sz="4"/>
-          <w:right w:val="single" w:color="auto" w:sz="4"/>
-          <w:insideH w:val="single" w:color="auto" w:sz="4"/>
-          <w:insideV w:val="single" w:color="auto" w:sz="4"/>
-        </w:tblBorders>
-      </w:tblPr>
-      <w:tblGrid>
-        <w:gridCol w:w="460"/>
-        <w:gridCol w:w="1800"/>
-        <w:gridCol w:w="4778"/>
-        <w:gridCol w:w="2600"/>
-      </w:tblGrid>
-      <w:tr>
-        <w:trPr>
-          <w:tblHeader/>
-        </w:trPr>
-        <w:tc>
-          <w:tcPr>
-            <w:tcW w:type="dxa" w:w="460"/>
-            <w:tcBorders>
-              <w:top w:val="single" w:color="D9DBDF" w:sz="4"/>
-              <w:left w:val="single" w:color="D9DBDF" w:sz="4"/>
-              <w:bottom w:val="single" w:color="D9DBDF" w:sz="4"/>
-              <w:right w:val="single" w:color="D9DBDF" w:sz="4"/>
-            </w:tcBorders>
-            <w:shd w:fill="141517" w:color="auto" w:val="clear"/>
-            <w:tcMar>
-              <w:top w:type="dxa" w:w="70"/>
-              <w:left w:type="dxa" w:w="110"/>
-              <w:bottom w:type="dxa" w:w="70"/>
-              <w:right w:type="dxa" w:w="110"/>
-            </w:tcMar>
-            <w:vAlign w:val="center"/>
-          </w:tcPr>
-          <w:p>
-            <w:pPr>
-              <w:spacing w:after="0" w:line="280"/>
-            </w:pPr>
-            <w:r>
-              <w:rPr>
-                <w:rFonts w:ascii="Yu Gothic" w:cs="Yu Gothic" w:eastAsia="Yu Gothic" w:hAnsi="Yu Gothic"/>
-                <w:b/>
-                <w:bCs/>
-                <w:color w:val="FFFFFF"/>
-                <w:sz w:val="19"/>
-                <w:szCs w:val="19"/>
-              </w:rPr>
-              <w:t xml:space="preserve">#</w:t>
-            </w:r>
-          </w:p>
-        </w:tc>
-        <w:tc>
-          <w:tcPr>
-            <w:tcW w:type="dxa" w:w="1800"/>
-            <w:tcBorders>
-              <w:top w:val="single" w:color="D9DBDF" w:sz="4"/>
-              <w:left w:val="single" w:color="D9DBDF" w:sz="4"/>
-              <w:bottom w:val="single" w:color="D9DBDF" w:sz="4"/>
-              <w:right w:val="single" w:color="D9DBDF" w:sz="4"/>
-            </w:tcBorders>
-            <w:shd w:fill="141517" w:color="auto" w:val="clear"/>
-            <w:tcMar>
-              <w:top w:type="dxa" w:w="70"/>
-              <w:left w:type="dxa" w:w="110"/>
-              <w:bottom w:type="dxa" w:w="70"/>
-              <w:right w:type="dxa" w:w="110"/>
-            </w:tcMar>
-            <w:vAlign w:val="center"/>
-          </w:tcPr>
-          <w:p>
-            <w:pPr>
-              <w:spacing w:after="0" w:line="280"/>
-            </w:pPr>
-            <w:r>
-              <w:rPr>
-                <w:rFonts w:ascii="Yu Gothic" w:cs="Yu Gothic" w:eastAsia="Yu Gothic" w:hAnsi="Yu Gothic"/>
-                <w:b/>
-                <w:bCs/>
-                <w:color w:val="FFFFFF"/>
-                <w:sz w:val="19"/>
-                <w:szCs w:val="19"/>
-              </w:rPr>
-              <w:t xml:space="preserve">話者（声）</w:t>
-            </w:r>
-          </w:p>
-        </w:tc>
-        <w:tc>
-          <w:tcPr>
-            <w:tcW w:type="dxa" w:w="4778"/>
-            <w:tcBorders>
-              <w:top w:val="single" w:color="D9DBDF" w:sz="4"/>
-              <w:left w:val="single" w:color="D9DBDF" w:sz="4"/>
-              <w:bottom w:val="single" w:color="D9DBDF" w:sz="4"/>
-              <w:right w:val="single" w:color="D9DBDF" w:sz="4"/>
-            </w:tcBorders>
-            <w:shd w:fill="141517" w:color="auto" w:val="clear"/>
-            <w:tcMar>
-              <w:top w:type="dxa" w:w="70"/>
-              <w:left w:type="dxa" w:w="110"/>
-              <w:bottom w:type="dxa" w:w="70"/>
-              <w:right w:type="dxa" w:w="110"/>
-            </w:tcMar>
-            <w:vAlign w:val="center"/>
-          </w:tcPr>
-          <w:p>
-            <w:pPr>
-              <w:spacing w:after="0" w:line="280"/>
-            </w:pPr>
-            <w:r>
-              <w:rPr>
-                <w:rFonts w:ascii="Yu Gothic" w:cs="Yu Gothic" w:eastAsia="Yu Gothic" w:hAnsi="Yu Gothic"/>
-                <w:b/>
-                <w:bCs/>
-                <w:color w:val="FFFFFF"/>
-                <w:sz w:val="19"/>
-                <w:szCs w:val="19"/>
-              </w:rPr>
-              <w:t xml:space="preserve">読み上げ文</w:t>
-            </w:r>
-          </w:p>
-        </w:tc>
-        <w:tc>
-          <w:tcPr>
-            <w:tcW w:type="dxa" w:w="2600"/>
-            <w:tcBorders>
-              <w:top w:val="single" w:color="D9DBDF" w:sz="4"/>
-              <w:left w:val="single" w:color="D9DBDF" w:sz="4"/>
-              <w:bottom w:val="single" w:color="D9DBDF" w:sz="4"/>
-              <w:right w:val="single" w:color="D9DBDF" w:sz="4"/>
-            </w:tcBorders>
-            <w:shd w:fill="141517" w:color="auto" w:val="clear"/>
-            <w:tcMar>
-              <w:top w:type="dxa" w:w="70"/>
-              <w:left w:type="dxa" w:w="110"/>
-              <w:bottom w:type="dxa" w:w="70"/>
-              <w:right w:type="dxa" w:w="110"/>
-            </w:tcMar>
-            <w:vAlign w:val="center"/>
-          </w:tcPr>
-          <w:p>
-            <w:pPr>
-              <w:spacing w:after="0" w:line="280"/>
-            </w:pPr>
-            <w:r>
-              <w:rPr>
-                <w:rFonts w:ascii="Yu Gothic" w:cs="Yu Gothic" w:eastAsia="Yu Gothic" w:hAnsi="Yu Gothic"/>
-                <w:b/>
-                <w:bCs/>
-                <w:color w:val="FFFFFF"/>
-                <w:sz w:val="19"/>
-                <w:szCs w:val="19"/>
-              </w:rPr>
-              <w:t xml:space="preserve">音声ファイル名</w:t>
-            </w:r>
-          </w:p>
-        </w:tc>
-      </w:tr>
-      <w:tr>
-        <w:trPr>
-          <w:cantSplit/>
-        </w:trPr>
-        <w:tc>
-          <w:tcPr>
-            <w:tcW w:type="dxa" w:w="460"/>
-            <w:tcBorders>
-              <w:top w:val="single" w:color="D9DBDF" w:sz="4"/>
-              <w:left w:val="single" w:color="D9DBDF" w:sz="4"/>
-              <w:bottom w:val="single" w:color="D9DBDF" w:sz="4"/>
-              <w:right w:val="single" w:color="D9DBDF" w:sz="4"/>
-            </w:tcBorders>
-            <w:tcMar>
-              <w:top w:type="dxa" w:w="70"/>
-              <w:left w:type="dxa" w:w="110"/>
-              <w:bottom w:type="dxa" w:w="70"/>
-              <w:right w:type="dxa" w:w="110"/>
-            </w:tcMar>
-            <w:vAlign w:val="center"/>
-          </w:tcPr>
-          <w:p>
-            <w:pPr>
-              <w:spacing w:after="0" w:line="280"/>
-            </w:pPr>
-            <w:r>
-              <w:rPr>
-                <w:rFonts w:ascii="Yu Gothic" w:cs="Yu Gothic" w:eastAsia="Yu Gothic" w:hAnsi="Yu Gothic"/>
-                <w:sz w:val="20"/>
-                <w:szCs w:val="20"/>
-              </w:rPr>
-              <w:t xml:space="preserve">1</w:t>
-            </w:r>
-          </w:p>
-        </w:tc>
-        <w:tc>
-          <w:tcPr>
-            <w:tcW w:type="dxa" w:w="1800"/>
-            <w:tcBorders>
-              <w:top w:val="single" w:color="D9DBDF" w:sz="4"/>
-              <w:left w:val="single" w:color="D9DBDF" w:sz="4"/>
-              <w:bottom w:val="single" w:color="D9DBDF" w:sz="4"/>
-              <w:right w:val="single" w:color="D9DBDF" w:sz="4"/>
-            </w:tcBorders>
-            <w:tcMar>
-              <w:top w:type="dxa" w:w="70"/>
-              <w:left w:type="dxa" w:w="110"/>
-              <w:bottom w:type="dxa" w:w="70"/>
-              <w:right w:type="dxa" w:w="110"/>
-            </w:tcMar>
-            <w:vAlign w:val="center"/>
-          </w:tcPr>
-          <w:p>
-            <w:pPr>
-              <w:spacing w:after="0" w:line="280"/>
-            </w:pPr>
-            <w:r>
-              <w:rPr>
-                <w:rFonts w:ascii="Yu Gothic" w:cs="Yu Gothic" w:eastAsia="Yu Gothic" w:hAnsi="Yu Gothic"/>
-                <w:sz w:val="20"/>
-                <w:szCs w:val="20"/>
-              </w:rPr>
-              <w:t xml:space="preserve">あなた（Kai）</w:t>
-            </w:r>
-          </w:p>
-        </w:tc>
-        <w:tc>
-          <w:tcPr>
-            <w:tcW w:type="dxa" w:w="4778"/>
-            <w:tcBorders>
-              <w:top w:val="single" w:color="D9DBDF" w:sz="4"/>
-              <w:left w:val="single" w:color="D9DBDF" w:sz="4"/>
-              <w:bottom w:val="single" w:color="D9DBDF" w:sz="4"/>
-              <w:right w:val="single" w:color="D9DBDF" w:sz="4"/>
-            </w:tcBorders>
-            <w:tcMar>
-              <w:top w:type="dxa" w:w="70"/>
-              <w:left w:type="dxa" w:w="110"/>
-              <w:bottom w:type="dxa" w:w="70"/>
-              <w:right w:type="dxa" w:w="110"/>
-            </w:tcMar>
-            <w:vAlign w:val="center"/>
-          </w:tcPr>
-          <w:p>
-            <w:pPr>
-              <w:spacing w:after="0" w:line="280"/>
-            </w:pPr>
-            <w:r>
-              <w:rPr>
-                <w:rFonts w:ascii="Yu Gothic" w:cs="Yu Gothic" w:eastAsia="Yu Gothic" w:hAnsi="Yu Gothic"/>
-                <w:sz w:val="20"/>
-                <w:szCs w:val="20"/>
-              </w:rPr>
-              <w:t xml:space="preserve">センサの見た目を、確認しましょう。</w:t>
-            </w:r>
-          </w:p>
-        </w:tc>
-        <w:tc>
-          <w:tcPr>
-            <w:tcW w:type="dxa" w:w="2600"/>
-            <w:tcBorders>
-              <w:top w:val="single" w:color="D9DBDF" w:sz="4"/>
-              <w:left w:val="single" w:color="D9DBDF" w:sz="4"/>
-              <w:bottom w:val="single" w:color="D9DBDF" w:sz="4"/>
-              <w:right w:val="single" w:color="D9DBDF" w:sz="4"/>
-            </w:tcBorders>
-            <w:tcMar>
-              <w:top w:type="dxa" w:w="70"/>
-              <w:left w:type="dxa" w:w="110"/>
-              <w:bottom w:type="dxa" w:w="70"/>
-              <w:right w:type="dxa" w:w="110"/>
-            </w:tcMar>
-            <w:vAlign w:val="center"/>
-          </w:tcPr>
-          <w:p>
-            <w:pPr>
-              <w:spacing w:after="0" w:line="280"/>
-            </w:pPr>
-            <w:r>
-              <w:rPr>
-                <w:rFonts w:ascii="Yu Gothic" w:cs="Yu Gothic" w:eastAsia="Yu Gothic" w:hAnsi="Yu Gothic"/>
-                <w:sz w:val="20"/>
-                <w:szCs w:val="20"/>
-              </w:rPr>
-              <w:t xml:space="preserve">p4-q2-a_01.mp3</w:t>
-            </w:r>
-          </w:p>
-        </w:tc>
-      </w:tr>
-      <w:tr>
-        <w:trPr>
-          <w:cantSplit/>
-        </w:trPr>
-        <w:tc>
-          <w:tcPr>
-            <w:tcW w:type="dxa" w:w="460"/>
-            <w:tcBorders>
-              <w:top w:val="single" w:color="D9DBDF" w:sz="4"/>
-              <w:left w:val="single" w:color="D9DBDF" w:sz="4"/>
-              <w:bottom w:val="single" w:color="D9DBDF" w:sz="4"/>
-              <w:right w:val="single" w:color="D9DBDF" w:sz="4"/>
-            </w:tcBorders>
-            <w:tcMar>
-              <w:top w:type="dxa" w:w="70"/>
-              <w:left w:type="dxa" w:w="110"/>
-              <w:bottom w:type="dxa" w:w="70"/>
-              <w:right w:type="dxa" w:w="110"/>
-            </w:tcMar>
-            <w:vAlign w:val="center"/>
-          </w:tcPr>
-          <w:p>
-            <w:pPr>
-              <w:spacing w:after="0" w:line="280"/>
-            </w:pPr>
-            <w:r>
-              <w:rPr>
-                <w:rFonts w:ascii="Yu Gothic" w:cs="Yu Gothic" w:eastAsia="Yu Gothic" w:hAnsi="Yu Gothic"/>
-                <w:sz w:val="20"/>
-                <w:szCs w:val="20"/>
-              </w:rPr>
-              <w:t xml:space="preserve">2</w:t>
-            </w:r>
-          </w:p>
-        </w:tc>
-        <w:tc>
-          <w:tcPr>
-            <w:tcW w:type="dxa" w:w="1800"/>
-            <w:tcBorders>
-              <w:top w:val="single" w:color="D9DBDF" w:sz="4"/>
-              <w:left w:val="single" w:color="D9DBDF" w:sz="4"/>
-              <w:bottom w:val="single" w:color="D9DBDF" w:sz="4"/>
-              <w:right w:val="single" w:color="D9DBDF" w:sz="4"/>
-            </w:tcBorders>
-            <w:tcMar>
-              <w:top w:type="dxa" w:w="70"/>
-              <w:left w:type="dxa" w:w="110"/>
-              <w:bottom w:type="dxa" w:w="70"/>
-              <w:right w:type="dxa" w:w="110"/>
-            </w:tcMar>
-            <w:vAlign w:val="center"/>
-          </w:tcPr>
-          <w:p>
-            <w:pPr>
-              <w:spacing w:after="0" w:line="280"/>
-            </w:pPr>
-            <w:r>
-              <w:rPr>
-                <w:rFonts w:ascii="Yu Gothic" w:cs="Yu Gothic" w:eastAsia="Yu Gothic" w:hAnsi="Yu Gothic"/>
-                <w:sz w:val="20"/>
-                <w:szCs w:val="20"/>
-              </w:rPr>
-              <w:t xml:space="preserve">佐藤さん（Misa）</w:t>
-            </w:r>
-          </w:p>
-        </w:tc>
-        <w:tc>
-          <w:tcPr>
-            <w:tcW w:type="dxa" w:w="4778"/>
-            <w:tcBorders>
-              <w:top w:val="single" w:color="D9DBDF" w:sz="4"/>
-              <w:left w:val="single" w:color="D9DBDF" w:sz="4"/>
-              <w:bottom w:val="single" w:color="D9DBDF" w:sz="4"/>
-              <w:right w:val="single" w:color="D9DBDF" w:sz="4"/>
-            </w:tcBorders>
-            <w:tcMar>
-              <w:top w:type="dxa" w:w="70"/>
-              <w:left w:type="dxa" w:w="110"/>
-              <w:bottom w:type="dxa" w:w="70"/>
-              <w:right w:type="dxa" w:w="110"/>
-            </w:tcMar>
-            <w:vAlign w:val="center"/>
-          </w:tcPr>
-          <w:p>
-            <w:pPr>
-              <w:spacing w:after="0" w:line="280"/>
-            </w:pPr>
-            <w:r>
-              <w:rPr>
-                <w:rFonts w:ascii="Yu Gothic" w:cs="Yu Gothic" w:eastAsia="Yu Gothic" w:hAnsi="Yu Gothic"/>
-                <w:sz w:val="20"/>
-                <w:szCs w:val="20"/>
-              </w:rPr>
-              <w:t xml:space="preserve">見た目より、ちゃんと数えられるかが大事ですね。</w:t>
-            </w:r>
-          </w:p>
-        </w:tc>
-        <w:tc>
-          <w:tcPr>
-            <w:tcW w:type="dxa" w:w="2600"/>
-            <w:tcBorders>
-              <w:top w:val="single" w:color="D9DBDF" w:sz="4"/>
-              <w:left w:val="single" w:color="D9DBDF" w:sz="4"/>
-              <w:bottom w:val="single" w:color="D9DBDF" w:sz="4"/>
-              <w:right w:val="single" w:color="D9DBDF" w:sz="4"/>
-            </w:tcBorders>
-            <w:tcMar>
-              <w:top w:type="dxa" w:w="70"/>
-              <w:left w:type="dxa" w:w="110"/>
-              <w:bottom w:type="dxa" w:w="70"/>
-              <w:right w:type="dxa" w:w="110"/>
-            </w:tcMar>
-            <w:vAlign w:val="center"/>
-          </w:tcPr>
-          <w:p>
-            <w:pPr>
-              <w:spacing w:after="0" w:line="280"/>
-            </w:pPr>
-            <w:r>
-              <w:rPr>
-                <w:rFonts w:ascii="Yu Gothic" w:cs="Yu Gothic" w:eastAsia="Yu Gothic" w:hAnsi="Yu Gothic"/>
-                <w:sz w:val="20"/>
-                <w:szCs w:val="20"/>
-              </w:rPr>
-              <w:t xml:space="preserve">p4-q2-a_02.mp3</w:t>
-            </w:r>
-          </w:p>
-        </w:tc>
-      </w:tr>
-    </w:tbl>
-    <w:p>
-      <w:pPr>
-        <w:spacing w:after="160"/>
-      </w:pPr>
-    </w:p>
-    <w:p>
-      <w:pPr>
-        <w:pStyle w:val="Heading2"/>
-        <w:keepNext/>
-      </w:pPr>
-      <w:r>
-        <w:rPr>
-          <w:rFonts w:ascii="Yu Gothic" w:cs="Yu Gothic" w:eastAsia="Yu Gothic" w:hAnsi="Yu Gothic"/>
-        </w:rPr>
-        <w:t xml:space="preserve">スライド 50  10. 設置と比較デモ</w:t>
-      </w:r>
-    </w:p>
-    <w:p>
-      <w:pPr>
-        <w:keepNext/>
-        <w:spacing w:after="80"/>
-      </w:pPr>
-      <w:r>
-        <w:rPr>
-          <w:rFonts w:ascii="Yu Gothic" w:cs="Yu Gothic" w:eastAsia="Yu Gothic" w:hAnsi="Yu Gothic"/>
-          <w:color w:val="6B6F76"/>
-          <w:sz w:val="19"/>
-          <w:szCs w:val="19"/>
-        </w:rPr>
-        <w:t xml:space="preserve">場面：P4-Q2-B「1本につき出力1回か、本数とカウントが合うか」</w:t>
-      </w:r>
-    </w:p>
-    <w:tbl>
-      <w:tblPr>
-        <w:tblW w:type="dxa" w:w="9638"/>
-        <w:tblBorders>
-          <w:top w:val="single" w:color="auto" w:sz="4"/>
-          <w:left w:val="single" w:color="auto" w:sz="4"/>
-          <w:bottom w:val="single" w:color="auto" w:sz="4"/>
-          <w:right w:val="single" w:color="auto" w:sz="4"/>
-          <w:insideH w:val="single" w:color="auto" w:sz="4"/>
-          <w:insideV w:val="single" w:color="auto" w:sz="4"/>
-        </w:tblBorders>
-      </w:tblPr>
-      <w:tblGrid>
-        <w:gridCol w:w="460"/>
-        <w:gridCol w:w="1800"/>
-        <w:gridCol w:w="4778"/>
-        <w:gridCol w:w="2600"/>
-      </w:tblGrid>
-      <w:tr>
-        <w:trPr>
-          <w:tblHeader/>
-        </w:trPr>
-        <w:tc>
-          <w:tcPr>
-            <w:tcW w:type="dxa" w:w="460"/>
-            <w:tcBorders>
-              <w:top w:val="single" w:color="D9DBDF" w:sz="4"/>
-              <w:left w:val="single" w:color="D9DBDF" w:sz="4"/>
-              <w:bottom w:val="single" w:color="D9DBDF" w:sz="4"/>
-              <w:right w:val="single" w:color="D9DBDF" w:sz="4"/>
-            </w:tcBorders>
-            <w:shd w:fill="141517" w:color="auto" w:val="clear"/>
-            <w:tcMar>
-              <w:top w:type="dxa" w:w="70"/>
-              <w:left w:type="dxa" w:w="110"/>
-              <w:bottom w:type="dxa" w:w="70"/>
-              <w:right w:type="dxa" w:w="110"/>
-            </w:tcMar>
-            <w:vAlign w:val="center"/>
-          </w:tcPr>
-          <w:p>
-            <w:pPr>
-              <w:spacing w:after="0" w:line="280"/>
-            </w:pPr>
-            <w:r>
-              <w:rPr>
-                <w:rFonts w:ascii="Yu Gothic" w:cs="Yu Gothic" w:eastAsia="Yu Gothic" w:hAnsi="Yu Gothic"/>
-                <w:b/>
-                <w:bCs/>
-                <w:color w:val="FFFFFF"/>
-                <w:sz w:val="19"/>
-                <w:szCs w:val="19"/>
-              </w:rPr>
-              <w:t xml:space="preserve">#</w:t>
-            </w:r>
-          </w:p>
-        </w:tc>
-        <w:tc>
-          <w:tcPr>
-            <w:tcW w:type="dxa" w:w="1800"/>
-            <w:tcBorders>
-              <w:top w:val="single" w:color="D9DBDF" w:sz="4"/>
-              <w:left w:val="single" w:color="D9DBDF" w:sz="4"/>
-              <w:bottom w:val="single" w:color="D9DBDF" w:sz="4"/>
-              <w:right w:val="single" w:color="D9DBDF" w:sz="4"/>
-            </w:tcBorders>
-            <w:shd w:fill="141517" w:color="auto" w:val="clear"/>
-            <w:tcMar>
-              <w:top w:type="dxa" w:w="70"/>
-              <w:left w:type="dxa" w:w="110"/>
-              <w:bottom w:type="dxa" w:w="70"/>
-              <w:right w:type="dxa" w:w="110"/>
-            </w:tcMar>
-            <w:vAlign w:val="center"/>
-          </w:tcPr>
-          <w:p>
-            <w:pPr>
-              <w:spacing w:after="0" w:line="280"/>
-            </w:pPr>
-            <w:r>
-              <w:rPr>
-                <w:rFonts w:ascii="Yu Gothic" w:cs="Yu Gothic" w:eastAsia="Yu Gothic" w:hAnsi="Yu Gothic"/>
-                <w:b/>
-                <w:bCs/>
-                <w:color w:val="FFFFFF"/>
-                <w:sz w:val="19"/>
-                <w:szCs w:val="19"/>
-              </w:rPr>
-              <w:t xml:space="preserve">話者（声）</w:t>
-            </w:r>
-          </w:p>
-        </w:tc>
-        <w:tc>
-          <w:tcPr>
-            <w:tcW w:type="dxa" w:w="4778"/>
-            <w:tcBorders>
-              <w:top w:val="single" w:color="D9DBDF" w:sz="4"/>
-              <w:left w:val="single" w:color="D9DBDF" w:sz="4"/>
-              <w:bottom w:val="single" w:color="D9DBDF" w:sz="4"/>
-              <w:right w:val="single" w:color="D9DBDF" w:sz="4"/>
-            </w:tcBorders>
-            <w:shd w:fill="141517" w:color="auto" w:val="clear"/>
-            <w:tcMar>
-              <w:top w:type="dxa" w:w="70"/>
-              <w:left w:type="dxa" w:w="110"/>
-              <w:bottom w:type="dxa" w:w="70"/>
-              <w:right w:type="dxa" w:w="110"/>
-            </w:tcMar>
-            <w:vAlign w:val="center"/>
-          </w:tcPr>
-          <w:p>
-            <w:pPr>
-              <w:spacing w:after="0" w:line="280"/>
-            </w:pPr>
-            <w:r>
-              <w:rPr>
-                <w:rFonts w:ascii="Yu Gothic" w:cs="Yu Gothic" w:eastAsia="Yu Gothic" w:hAnsi="Yu Gothic"/>
-                <w:b/>
-                <w:bCs/>
-                <w:color w:val="FFFFFF"/>
-                <w:sz w:val="19"/>
-                <w:szCs w:val="19"/>
-              </w:rPr>
-              <w:t xml:space="preserve">読み上げ文</w:t>
-            </w:r>
-          </w:p>
-        </w:tc>
-        <w:tc>
-          <w:tcPr>
-            <w:tcW w:type="dxa" w:w="2600"/>
-            <w:tcBorders>
-              <w:top w:val="single" w:color="D9DBDF" w:sz="4"/>
-              <w:left w:val="single" w:color="D9DBDF" w:sz="4"/>
-              <w:bottom w:val="single" w:color="D9DBDF" w:sz="4"/>
-              <w:right w:val="single" w:color="D9DBDF" w:sz="4"/>
-            </w:tcBorders>
-            <w:shd w:fill="141517" w:color="auto" w:val="clear"/>
-            <w:tcMar>
-              <w:top w:type="dxa" w:w="70"/>
-              <w:left w:type="dxa" w:w="110"/>
-              <w:bottom w:type="dxa" w:w="70"/>
-              <w:right w:type="dxa" w:w="110"/>
-            </w:tcMar>
-            <w:vAlign w:val="center"/>
-          </w:tcPr>
-          <w:p>
-            <w:pPr>
-              <w:spacing w:after="0" w:line="280"/>
-            </w:pPr>
-            <w:r>
-              <w:rPr>
-                <w:rFonts w:ascii="Yu Gothic" w:cs="Yu Gothic" w:eastAsia="Yu Gothic" w:hAnsi="Yu Gothic"/>
-                <w:b/>
-                <w:bCs/>
-                <w:color w:val="FFFFFF"/>
-                <w:sz w:val="19"/>
-                <w:szCs w:val="19"/>
-              </w:rPr>
-              <w:t xml:space="preserve">音声ファイル名</w:t>
-            </w:r>
-          </w:p>
-        </w:tc>
-      </w:tr>
-      <w:tr>
-        <w:trPr>
-          <w:cantSplit/>
-        </w:trPr>
-        <w:tc>
-          <w:tcPr>
-            <w:tcW w:type="dxa" w:w="460"/>
-            <w:tcBorders>
-              <w:top w:val="single" w:color="D9DBDF" w:sz="4"/>
-              <w:left w:val="single" w:color="D9DBDF" w:sz="4"/>
-              <w:bottom w:val="single" w:color="D9DBDF" w:sz="4"/>
-              <w:right w:val="single" w:color="D9DBDF" w:sz="4"/>
-            </w:tcBorders>
-            <w:tcMar>
-              <w:top w:type="dxa" w:w="70"/>
-              <w:left w:type="dxa" w:w="110"/>
-              <w:bottom w:type="dxa" w:w="70"/>
-              <w:right w:type="dxa" w:w="110"/>
-            </w:tcMar>
-            <w:vAlign w:val="center"/>
-          </w:tcPr>
-          <w:p>
-            <w:pPr>
-              <w:spacing w:after="0" w:line="280"/>
-            </w:pPr>
-            <w:r>
-              <w:rPr>
-                <w:rFonts w:ascii="Yu Gothic" w:cs="Yu Gothic" w:eastAsia="Yu Gothic" w:hAnsi="Yu Gothic"/>
-                <w:sz w:val="20"/>
-                <w:szCs w:val="20"/>
-              </w:rPr>
-              <w:t xml:space="preserve">1</w:t>
-            </w:r>
-          </w:p>
-        </w:tc>
-        <w:tc>
-          <w:tcPr>
-            <w:tcW w:type="dxa" w:w="1800"/>
-            <w:tcBorders>
-              <w:top w:val="single" w:color="D9DBDF" w:sz="4"/>
-              <w:left w:val="single" w:color="D9DBDF" w:sz="4"/>
-              <w:bottom w:val="single" w:color="D9DBDF" w:sz="4"/>
-              <w:right w:val="single" w:color="D9DBDF" w:sz="4"/>
-            </w:tcBorders>
-            <w:tcMar>
-              <w:top w:type="dxa" w:w="70"/>
-              <w:left w:type="dxa" w:w="110"/>
-              <w:bottom w:type="dxa" w:w="70"/>
-              <w:right w:type="dxa" w:w="110"/>
-            </w:tcMar>
-            <w:vAlign w:val="center"/>
-          </w:tcPr>
-          <w:p>
-            <w:pPr>
-              <w:spacing w:after="0" w:line="280"/>
-            </w:pPr>
-            <w:r>
-              <w:rPr>
-                <w:rFonts w:ascii="Yu Gothic" w:cs="Yu Gothic" w:eastAsia="Yu Gothic" w:hAnsi="Yu Gothic"/>
-                <w:sz w:val="20"/>
-                <w:szCs w:val="20"/>
-              </w:rPr>
-              <w:t xml:space="preserve">あなた（Kai）</w:t>
-            </w:r>
-          </w:p>
-        </w:tc>
-        <w:tc>
-          <w:tcPr>
-            <w:tcW w:type="dxa" w:w="4778"/>
-            <w:tcBorders>
-              <w:top w:val="single" w:color="D9DBDF" w:sz="4"/>
-              <w:left w:val="single" w:color="D9DBDF" w:sz="4"/>
-              <w:bottom w:val="single" w:color="D9DBDF" w:sz="4"/>
-              <w:right w:val="single" w:color="D9DBDF" w:sz="4"/>
-            </w:tcBorders>
-            <w:tcMar>
-              <w:top w:type="dxa" w:w="70"/>
-              <w:left w:type="dxa" w:w="110"/>
-              <w:bottom w:type="dxa" w:w="70"/>
-              <w:right w:type="dxa" w:w="110"/>
-            </w:tcMar>
-            <w:vAlign w:val="center"/>
-          </w:tcPr>
-          <w:p>
-            <w:pPr>
-              <w:spacing w:after="0" w:line="280"/>
-            </w:pPr>
-            <w:r>
-              <w:rPr>
-                <w:rFonts w:ascii="Yu Gothic" w:cs="Yu Gothic" w:eastAsia="Yu Gothic" w:hAnsi="Yu Gothic"/>
-                <w:sz w:val="20"/>
-                <w:szCs w:val="20"/>
-              </w:rPr>
-              <w:t xml:space="preserve">ボトル1本につき出力が1回だけか、本数とカウントが合うかを確かめましょう。</w:t>
-            </w:r>
-          </w:p>
-        </w:tc>
-        <w:tc>
-          <w:tcPr>
-            <w:tcW w:type="dxa" w:w="2600"/>
-            <w:tcBorders>
-              <w:top w:val="single" w:color="D9DBDF" w:sz="4"/>
-              <w:left w:val="single" w:color="D9DBDF" w:sz="4"/>
-              <w:bottom w:val="single" w:color="D9DBDF" w:sz="4"/>
-              <w:right w:val="single" w:color="D9DBDF" w:sz="4"/>
-            </w:tcBorders>
-            <w:tcMar>
-              <w:top w:type="dxa" w:w="70"/>
-              <w:left w:type="dxa" w:w="110"/>
-              <w:bottom w:type="dxa" w:w="70"/>
-              <w:right w:type="dxa" w:w="110"/>
-            </w:tcMar>
-            <w:vAlign w:val="center"/>
-          </w:tcPr>
-          <w:p>
-            <w:pPr>
-              <w:spacing w:after="0" w:line="280"/>
-            </w:pPr>
-            <w:r>
-              <w:rPr>
-                <w:rFonts w:ascii="Yu Gothic" w:cs="Yu Gothic" w:eastAsia="Yu Gothic" w:hAnsi="Yu Gothic"/>
-                <w:sz w:val="20"/>
-                <w:szCs w:val="20"/>
-              </w:rPr>
-              <w:t xml:space="preserve">p4-q2-b_01.mp3</w:t>
-            </w:r>
-          </w:p>
-        </w:tc>
-      </w:tr>
-      <w:tr>
-        <w:trPr>
-          <w:cantSplit/>
-        </w:trPr>
-        <w:tc>
-          <w:tcPr>
-            <w:tcW w:type="dxa" w:w="460"/>
-            <w:tcBorders>
-              <w:top w:val="single" w:color="D9DBDF" w:sz="4"/>
-              <w:left w:val="single" w:color="D9DBDF" w:sz="4"/>
-              <w:bottom w:val="single" w:color="D9DBDF" w:sz="4"/>
-              <w:right w:val="single" w:color="D9DBDF" w:sz="4"/>
-            </w:tcBorders>
-            <w:tcMar>
-              <w:top w:type="dxa" w:w="70"/>
-              <w:left w:type="dxa" w:w="110"/>
-              <w:bottom w:type="dxa" w:w="70"/>
-              <w:right w:type="dxa" w:w="110"/>
-            </w:tcMar>
-            <w:vAlign w:val="center"/>
-          </w:tcPr>
-          <w:p>
-            <w:pPr>
-              <w:spacing w:after="0" w:line="280"/>
-            </w:pPr>
-            <w:r>
-              <w:rPr>
-                <w:rFonts w:ascii="Yu Gothic" w:cs="Yu Gothic" w:eastAsia="Yu Gothic" w:hAnsi="Yu Gothic"/>
-                <w:sz w:val="20"/>
-                <w:szCs w:val="20"/>
-              </w:rPr>
-              <w:t xml:space="preserve">2</w:t>
-            </w:r>
-          </w:p>
-        </w:tc>
-        <w:tc>
-          <w:tcPr>
-            <w:tcW w:type="dxa" w:w="1800"/>
-            <w:tcBorders>
-              <w:top w:val="single" w:color="D9DBDF" w:sz="4"/>
-              <w:left w:val="single" w:color="D9DBDF" w:sz="4"/>
-              <w:bottom w:val="single" w:color="D9DBDF" w:sz="4"/>
-              <w:right w:val="single" w:color="D9DBDF" w:sz="4"/>
-            </w:tcBorders>
-            <w:tcMar>
-              <w:top w:type="dxa" w:w="70"/>
-              <w:left w:type="dxa" w:w="110"/>
-              <w:bottom w:type="dxa" w:w="70"/>
-              <w:right w:type="dxa" w:w="110"/>
-            </w:tcMar>
-            <w:vAlign w:val="center"/>
-          </w:tcPr>
-          <w:p>
-            <w:pPr>
-              <w:spacing w:after="0" w:line="280"/>
-            </w:pPr>
-            <w:r>
-              <w:rPr>
-                <w:rFonts w:ascii="Yu Gothic" w:cs="Yu Gothic" w:eastAsia="Yu Gothic" w:hAnsi="Yu Gothic"/>
-                <w:sz w:val="20"/>
-                <w:szCs w:val="20"/>
-              </w:rPr>
-              <w:t xml:space="preserve">高橋さん（Tina）</w:t>
-            </w:r>
-          </w:p>
-        </w:tc>
-        <w:tc>
-          <w:tcPr>
-            <w:tcW w:type="dxa" w:w="4778"/>
-            <w:tcBorders>
-              <w:top w:val="single" w:color="D9DBDF" w:sz="4"/>
-              <w:left w:val="single" w:color="D9DBDF" w:sz="4"/>
-              <w:bottom w:val="single" w:color="D9DBDF" w:sz="4"/>
-              <w:right w:val="single" w:color="D9DBDF" w:sz="4"/>
-            </w:tcBorders>
-            <w:tcMar>
-              <w:top w:type="dxa" w:w="70"/>
-              <w:left w:type="dxa" w:w="110"/>
-              <w:bottom w:type="dxa" w:w="70"/>
-              <w:right w:type="dxa" w:w="110"/>
-            </w:tcMar>
-            <w:vAlign w:val="center"/>
-          </w:tcPr>
-          <w:p>
-            <w:pPr>
-              <w:spacing w:after="0" w:line="280"/>
-            </w:pPr>
-            <w:r>
-              <w:rPr>
-                <w:rFonts w:ascii="Yu Gothic" w:cs="Yu Gothic" w:eastAsia="Yu Gothic" w:hAnsi="Yu Gothic"/>
-                <w:sz w:val="20"/>
-                <w:szCs w:val="20"/>
-              </w:rPr>
-              <w:t xml:space="preserve">そうです。本数が合うかどうかが、一番大事です。</w:t>
-            </w:r>
-          </w:p>
-        </w:tc>
-        <w:tc>
-          <w:tcPr>
-            <w:tcW w:type="dxa" w:w="2600"/>
-            <w:tcBorders>
-              <w:top w:val="single" w:color="D9DBDF" w:sz="4"/>
-              <w:left w:val="single" w:color="D9DBDF" w:sz="4"/>
-              <w:bottom w:val="single" w:color="D9DBDF" w:sz="4"/>
-              <w:right w:val="single" w:color="D9DBDF" w:sz="4"/>
-            </w:tcBorders>
-            <w:tcMar>
-              <w:top w:type="dxa" w:w="70"/>
-              <w:left w:type="dxa" w:w="110"/>
-              <w:bottom w:type="dxa" w:w="70"/>
-              <w:right w:type="dxa" w:w="110"/>
-            </w:tcMar>
-            <w:vAlign w:val="center"/>
-          </w:tcPr>
-          <w:p>
-            <w:pPr>
-              <w:spacing w:after="0" w:line="280"/>
-            </w:pPr>
-            <w:r>
-              <w:rPr>
-                <w:rFonts w:ascii="Yu Gothic" w:cs="Yu Gothic" w:eastAsia="Yu Gothic" w:hAnsi="Yu Gothic"/>
-                <w:sz w:val="20"/>
-                <w:szCs w:val="20"/>
-              </w:rPr>
-              <w:t xml:space="preserve">p4-q2-b_02.mp3</w:t>
-            </w:r>
-          </w:p>
-        </w:tc>
-      </w:tr>
-    </w:tbl>
-    <w:p>
-      <w:pPr>
-        <w:spacing w:after="160"/>
-      </w:pPr>
-    </w:p>
-    <w:p>
-      <w:pPr>
-        <w:pStyle w:val="Heading2"/>
-        <w:keepNext/>
-      </w:pPr>
-      <w:r>
-        <w:rPr>
-          <w:rFonts w:ascii="Yu Gothic" w:cs="Yu Gothic" w:eastAsia="Yu Gothic" w:hAnsi="Yu Gothic"/>
-        </w:rPr>
-        <w:t xml:space="preserve">スライド 51  10. 設置と比較デモ</w:t>
-      </w:r>
-    </w:p>
-    <w:p>
-      <w:pPr>
-        <w:keepNext/>
-        <w:spacing w:after="80"/>
-      </w:pPr>
-      <w:r>
-        <w:rPr>
-          <w:rFonts w:ascii="Yu Gothic" w:cs="Yu Gothic" w:eastAsia="Yu Gothic" w:hAnsi="Yu Gothic"/>
-          <w:color w:val="6B6F76"/>
-          <w:sz w:val="19"/>
-          <w:szCs w:val="19"/>
-        </w:rPr>
-        <w:t xml:space="preserve">場面：P4-Q2-C「カタログのページ数」</w:t>
-      </w:r>
-    </w:p>
-    <w:tbl>
-      <w:tblPr>
-        <w:tblW w:type="dxa" w:w="9638"/>
-        <w:tblBorders>
-          <w:top w:val="single" w:color="auto" w:sz="4"/>
-          <w:left w:val="single" w:color="auto" w:sz="4"/>
-          <w:bottom w:val="single" w:color="auto" w:sz="4"/>
-          <w:right w:val="single" w:color="auto" w:sz="4"/>
-          <w:insideH w:val="single" w:color="auto" w:sz="4"/>
-          <w:insideV w:val="single" w:color="auto" w:sz="4"/>
-        </w:tblBorders>
-      </w:tblPr>
-      <w:tblGrid>
-        <w:gridCol w:w="460"/>
-        <w:gridCol w:w="1800"/>
-        <w:gridCol w:w="4778"/>
-        <w:gridCol w:w="2600"/>
-      </w:tblGrid>
-      <w:tr>
-        <w:trPr>
-          <w:tblHeader/>
-        </w:trPr>
-        <w:tc>
-          <w:tcPr>
-            <w:tcW w:type="dxa" w:w="460"/>
-            <w:tcBorders>
-              <w:top w:val="single" w:color="D9DBDF" w:sz="4"/>
-              <w:left w:val="single" w:color="D9DBDF" w:sz="4"/>
-              <w:bottom w:val="single" w:color="D9DBDF" w:sz="4"/>
-              <w:right w:val="single" w:color="D9DBDF" w:sz="4"/>
-            </w:tcBorders>
-            <w:shd w:fill="141517" w:color="auto" w:val="clear"/>
-            <w:tcMar>
-              <w:top w:type="dxa" w:w="70"/>
-              <w:left w:type="dxa" w:w="110"/>
-              <w:bottom w:type="dxa" w:w="70"/>
-              <w:right w:type="dxa" w:w="110"/>
-            </w:tcMar>
-            <w:vAlign w:val="center"/>
-          </w:tcPr>
-          <w:p>
-            <w:pPr>
-              <w:spacing w:after="0" w:line="280"/>
-            </w:pPr>
-            <w:r>
-              <w:rPr>
-                <w:rFonts w:ascii="Yu Gothic" w:cs="Yu Gothic" w:eastAsia="Yu Gothic" w:hAnsi="Yu Gothic"/>
-                <w:b/>
-                <w:bCs/>
-                <w:color w:val="FFFFFF"/>
-                <w:sz w:val="19"/>
-                <w:szCs w:val="19"/>
-              </w:rPr>
-              <w:t xml:space="preserve">#</w:t>
-            </w:r>
-          </w:p>
-        </w:tc>
-        <w:tc>
-          <w:tcPr>
-            <w:tcW w:type="dxa" w:w="1800"/>
-            <w:tcBorders>
-              <w:top w:val="single" w:color="D9DBDF" w:sz="4"/>
-              <w:left w:val="single" w:color="D9DBDF" w:sz="4"/>
-              <w:bottom w:val="single" w:color="D9DBDF" w:sz="4"/>
-              <w:right w:val="single" w:color="D9DBDF" w:sz="4"/>
-            </w:tcBorders>
-            <w:shd w:fill="141517" w:color="auto" w:val="clear"/>
-            <w:tcMar>
-              <w:top w:type="dxa" w:w="70"/>
-              <w:left w:type="dxa" w:w="110"/>
-              <w:bottom w:type="dxa" w:w="70"/>
-              <w:right w:type="dxa" w:w="110"/>
-            </w:tcMar>
-            <w:vAlign w:val="center"/>
-          </w:tcPr>
-          <w:p>
-            <w:pPr>
-              <w:spacing w:after="0" w:line="280"/>
-            </w:pPr>
-            <w:r>
-              <w:rPr>
-                <w:rFonts w:ascii="Yu Gothic" w:cs="Yu Gothic" w:eastAsia="Yu Gothic" w:hAnsi="Yu Gothic"/>
-                <w:b/>
-                <w:bCs/>
-                <w:color w:val="FFFFFF"/>
-                <w:sz w:val="19"/>
-                <w:szCs w:val="19"/>
-              </w:rPr>
-              <w:t xml:space="preserve">話者（声）</w:t>
-            </w:r>
-          </w:p>
-        </w:tc>
-        <w:tc>
-          <w:tcPr>
-            <w:tcW w:type="dxa" w:w="4778"/>
-            <w:tcBorders>
-              <w:top w:val="single" w:color="D9DBDF" w:sz="4"/>
-              <w:left w:val="single" w:color="D9DBDF" w:sz="4"/>
-              <w:bottom w:val="single" w:color="D9DBDF" w:sz="4"/>
-              <w:right w:val="single" w:color="D9DBDF" w:sz="4"/>
-            </w:tcBorders>
-            <w:shd w:fill="141517" w:color="auto" w:val="clear"/>
-            <w:tcMar>
-              <w:top w:type="dxa" w:w="70"/>
-              <w:left w:type="dxa" w:w="110"/>
-              <w:bottom w:type="dxa" w:w="70"/>
-              <w:right w:type="dxa" w:w="110"/>
-            </w:tcMar>
-            <w:vAlign w:val="center"/>
-          </w:tcPr>
-          <w:p>
-            <w:pPr>
-              <w:spacing w:after="0" w:line="280"/>
-            </w:pPr>
-            <w:r>
-              <w:rPr>
-                <w:rFonts w:ascii="Yu Gothic" w:cs="Yu Gothic" w:eastAsia="Yu Gothic" w:hAnsi="Yu Gothic"/>
-                <w:b/>
-                <w:bCs/>
-                <w:color w:val="FFFFFF"/>
-                <w:sz w:val="19"/>
-                <w:szCs w:val="19"/>
-              </w:rPr>
-              <w:t xml:space="preserve">読み上げ文</w:t>
-            </w:r>
-          </w:p>
-        </w:tc>
-        <w:tc>
-          <w:tcPr>
-            <w:tcW w:type="dxa" w:w="2600"/>
-            <w:tcBorders>
-              <w:top w:val="single" w:color="D9DBDF" w:sz="4"/>
-              <w:left w:val="single" w:color="D9DBDF" w:sz="4"/>
-              <w:bottom w:val="single" w:color="D9DBDF" w:sz="4"/>
-              <w:right w:val="single" w:color="D9DBDF" w:sz="4"/>
-            </w:tcBorders>
-            <w:shd w:fill="141517" w:color="auto" w:val="clear"/>
-            <w:tcMar>
-              <w:top w:type="dxa" w:w="70"/>
-              <w:left w:type="dxa" w:w="110"/>
-              <w:bottom w:type="dxa" w:w="70"/>
-              <w:right w:type="dxa" w:w="110"/>
-            </w:tcMar>
-            <w:vAlign w:val="center"/>
-          </w:tcPr>
-          <w:p>
-            <w:pPr>
-              <w:spacing w:after="0" w:line="280"/>
-            </w:pPr>
-            <w:r>
-              <w:rPr>
-                <w:rFonts w:ascii="Yu Gothic" w:cs="Yu Gothic" w:eastAsia="Yu Gothic" w:hAnsi="Yu Gothic"/>
-                <w:b/>
-                <w:bCs/>
-                <w:color w:val="FFFFFF"/>
-                <w:sz w:val="19"/>
-                <w:szCs w:val="19"/>
-              </w:rPr>
-              <w:t xml:space="preserve">音声ファイル名</w:t>
-            </w:r>
-          </w:p>
-        </w:tc>
-      </w:tr>
-      <w:tr>
-        <w:trPr>
-          <w:cantSplit/>
-        </w:trPr>
-        <w:tc>
-          <w:tcPr>
-            <w:tcW w:type="dxa" w:w="460"/>
-            <w:tcBorders>
-              <w:top w:val="single" w:color="D9DBDF" w:sz="4"/>
-              <w:left w:val="single" w:color="D9DBDF" w:sz="4"/>
-              <w:bottom w:val="single" w:color="D9DBDF" w:sz="4"/>
-              <w:right w:val="single" w:color="D9DBDF" w:sz="4"/>
-            </w:tcBorders>
-            <w:tcMar>
-              <w:top w:type="dxa" w:w="70"/>
-              <w:left w:type="dxa" w:w="110"/>
-              <w:bottom w:type="dxa" w:w="70"/>
-              <w:right w:type="dxa" w:w="110"/>
-            </w:tcMar>
-            <w:vAlign w:val="center"/>
-          </w:tcPr>
-          <w:p>
-            <w:pPr>
-              <w:spacing w:after="0" w:line="280"/>
-            </w:pPr>
-            <w:r>
-              <w:rPr>
-                <w:rFonts w:ascii="Yu Gothic" w:cs="Yu Gothic" w:eastAsia="Yu Gothic" w:hAnsi="Yu Gothic"/>
-                <w:sz w:val="20"/>
-                <w:szCs w:val="20"/>
-              </w:rPr>
-              <w:t xml:space="preserve">1</w:t>
-            </w:r>
-          </w:p>
-        </w:tc>
-        <w:tc>
-          <w:tcPr>
-            <w:tcW w:type="dxa" w:w="1800"/>
-            <w:tcBorders>
-              <w:top w:val="single" w:color="D9DBDF" w:sz="4"/>
-              <w:left w:val="single" w:color="D9DBDF" w:sz="4"/>
-              <w:bottom w:val="single" w:color="D9DBDF" w:sz="4"/>
-              <w:right w:val="single" w:color="D9DBDF" w:sz="4"/>
-            </w:tcBorders>
-            <w:tcMar>
-              <w:top w:type="dxa" w:w="70"/>
-              <w:left w:type="dxa" w:w="110"/>
-              <w:bottom w:type="dxa" w:w="70"/>
-              <w:right w:type="dxa" w:w="110"/>
-            </w:tcMar>
-            <w:vAlign w:val="center"/>
-          </w:tcPr>
-          <w:p>
-            <w:pPr>
-              <w:spacing w:after="0" w:line="280"/>
-            </w:pPr>
-            <w:r>
-              <w:rPr>
-                <w:rFonts w:ascii="Yu Gothic" w:cs="Yu Gothic" w:eastAsia="Yu Gothic" w:hAnsi="Yu Gothic"/>
-                <w:sz w:val="20"/>
-                <w:szCs w:val="20"/>
-              </w:rPr>
-              <w:t xml:space="preserve">あなた（Kai）</w:t>
-            </w:r>
-          </w:p>
-        </w:tc>
-        <w:tc>
-          <w:tcPr>
-            <w:tcW w:type="dxa" w:w="4778"/>
-            <w:tcBorders>
-              <w:top w:val="single" w:color="D9DBDF" w:sz="4"/>
-              <w:left w:val="single" w:color="D9DBDF" w:sz="4"/>
-              <w:bottom w:val="single" w:color="D9DBDF" w:sz="4"/>
-              <w:right w:val="single" w:color="D9DBDF" w:sz="4"/>
-            </w:tcBorders>
-            <w:tcMar>
-              <w:top w:type="dxa" w:w="70"/>
-              <w:left w:type="dxa" w:w="110"/>
-              <w:bottom w:type="dxa" w:w="70"/>
-              <w:right w:type="dxa" w:w="110"/>
-            </w:tcMar>
-            <w:vAlign w:val="center"/>
-          </w:tcPr>
-          <w:p>
-            <w:pPr>
-              <w:spacing w:after="0" w:line="280"/>
-            </w:pPr>
-            <w:r>
-              <w:rPr>
-                <w:rFonts w:ascii="Yu Gothic" w:cs="Yu Gothic" w:eastAsia="Yu Gothic" w:hAnsi="Yu Gothic"/>
-                <w:sz w:val="20"/>
-                <w:szCs w:val="20"/>
-              </w:rPr>
-              <w:t xml:space="preserve">カタログが何ページあるか、確認しましょう。</w:t>
-            </w:r>
-          </w:p>
-        </w:tc>
-        <w:tc>
-          <w:tcPr>
-            <w:tcW w:type="dxa" w:w="2600"/>
-            <w:tcBorders>
-              <w:top w:val="single" w:color="D9DBDF" w:sz="4"/>
-              <w:left w:val="single" w:color="D9DBDF" w:sz="4"/>
-              <w:bottom w:val="single" w:color="D9DBDF" w:sz="4"/>
-              <w:right w:val="single" w:color="D9DBDF" w:sz="4"/>
-            </w:tcBorders>
-            <w:tcMar>
-              <w:top w:type="dxa" w:w="70"/>
-              <w:left w:type="dxa" w:w="110"/>
-              <w:bottom w:type="dxa" w:w="70"/>
-              <w:right w:type="dxa" w:w="110"/>
-            </w:tcMar>
-            <w:vAlign w:val="center"/>
-          </w:tcPr>
-          <w:p>
-            <w:pPr>
-              <w:spacing w:after="0" w:line="280"/>
-            </w:pPr>
-            <w:r>
-              <w:rPr>
-                <w:rFonts w:ascii="Yu Gothic" w:cs="Yu Gothic" w:eastAsia="Yu Gothic" w:hAnsi="Yu Gothic"/>
-                <w:sz w:val="20"/>
-                <w:szCs w:val="20"/>
-              </w:rPr>
-              <w:t xml:space="preserve">p4-q2-c_01.mp3</w:t>
-            </w:r>
-          </w:p>
-        </w:tc>
-      </w:tr>
-      <w:tr>
-        <w:trPr>
-          <w:cantSplit/>
-        </w:trPr>
-        <w:tc>
-          <w:tcPr>
-            <w:tcW w:type="dxa" w:w="460"/>
-            <w:tcBorders>
-              <w:top w:val="single" w:color="D9DBDF" w:sz="4"/>
-              <w:left w:val="single" w:color="D9DBDF" w:sz="4"/>
-              <w:bottom w:val="single" w:color="D9DBDF" w:sz="4"/>
-              <w:right w:val="single" w:color="D9DBDF" w:sz="4"/>
-            </w:tcBorders>
-            <w:tcMar>
-              <w:top w:type="dxa" w:w="70"/>
-              <w:left w:type="dxa" w:w="110"/>
-              <w:bottom w:type="dxa" w:w="70"/>
-              <w:right w:type="dxa" w:w="110"/>
-            </w:tcMar>
-            <w:vAlign w:val="center"/>
-          </w:tcPr>
-          <w:p>
-            <w:pPr>
-              <w:spacing w:after="0" w:line="280"/>
-            </w:pPr>
-            <w:r>
-              <w:rPr>
-                <w:rFonts w:ascii="Yu Gothic" w:cs="Yu Gothic" w:eastAsia="Yu Gothic" w:hAnsi="Yu Gothic"/>
-                <w:sz w:val="20"/>
-                <w:szCs w:val="20"/>
-              </w:rPr>
-              <w:t xml:space="preserve">2</w:t>
-            </w:r>
-          </w:p>
-        </w:tc>
-        <w:tc>
-          <w:tcPr>
-            <w:tcW w:type="dxa" w:w="1800"/>
-            <w:tcBorders>
-              <w:top w:val="single" w:color="D9DBDF" w:sz="4"/>
-              <w:left w:val="single" w:color="D9DBDF" w:sz="4"/>
-              <w:bottom w:val="single" w:color="D9DBDF" w:sz="4"/>
-              <w:right w:val="single" w:color="D9DBDF" w:sz="4"/>
-            </w:tcBorders>
-            <w:tcMar>
-              <w:top w:type="dxa" w:w="70"/>
-              <w:left w:type="dxa" w:w="110"/>
-              <w:bottom w:type="dxa" w:w="70"/>
-              <w:right w:type="dxa" w:w="110"/>
-            </w:tcMar>
-            <w:vAlign w:val="center"/>
-          </w:tcPr>
-          <w:p>
-            <w:pPr>
-              <w:spacing w:after="0" w:line="280"/>
-            </w:pPr>
-            <w:r>
-              <w:rPr>
-                <w:rFonts w:ascii="Yu Gothic" w:cs="Yu Gothic" w:eastAsia="Yu Gothic" w:hAnsi="Yu Gothic"/>
-                <w:sz w:val="20"/>
-                <w:szCs w:val="20"/>
-              </w:rPr>
-              <w:t xml:space="preserve">高橋さん（Tina）</w:t>
-            </w:r>
-          </w:p>
-        </w:tc>
-        <w:tc>
-          <w:tcPr>
-            <w:tcW w:type="dxa" w:w="4778"/>
-            <w:tcBorders>
-              <w:top w:val="single" w:color="D9DBDF" w:sz="4"/>
-              <w:left w:val="single" w:color="D9DBDF" w:sz="4"/>
-              <w:bottom w:val="single" w:color="D9DBDF" w:sz="4"/>
-              <w:right w:val="single" w:color="D9DBDF" w:sz="4"/>
-            </w:tcBorders>
-            <w:tcMar>
-              <w:top w:type="dxa" w:w="70"/>
-              <w:left w:type="dxa" w:w="110"/>
-              <w:bottom w:type="dxa" w:w="70"/>
-              <w:right w:type="dxa" w:w="110"/>
-            </w:tcMar>
-            <w:vAlign w:val="center"/>
-          </w:tcPr>
-          <w:p>
-            <w:pPr>
-              <w:spacing w:after="0" w:line="280"/>
-            </w:pPr>
-            <w:r>
-              <w:rPr>
-                <w:rFonts w:ascii="Yu Gothic" w:cs="Yu Gothic" w:eastAsia="Yu Gothic" w:hAnsi="Yu Gothic"/>
-                <w:sz w:val="20"/>
-                <w:szCs w:val="20"/>
-              </w:rPr>
-              <w:t xml:space="preserve">ページ数では、判断できませんね…。</w:t>
-            </w:r>
-          </w:p>
-        </w:tc>
-        <w:tc>
-          <w:tcPr>
-            <w:tcW w:type="dxa" w:w="2600"/>
-            <w:tcBorders>
-              <w:top w:val="single" w:color="D9DBDF" w:sz="4"/>
-              <w:left w:val="single" w:color="D9DBDF" w:sz="4"/>
-              <w:bottom w:val="single" w:color="D9DBDF" w:sz="4"/>
-              <w:right w:val="single" w:color="D9DBDF" w:sz="4"/>
-            </w:tcBorders>
-            <w:tcMar>
-              <w:top w:type="dxa" w:w="70"/>
-              <w:left w:type="dxa" w:w="110"/>
-              <w:bottom w:type="dxa" w:w="70"/>
-              <w:right w:type="dxa" w:w="110"/>
-            </w:tcMar>
-            <w:vAlign w:val="center"/>
-          </w:tcPr>
-          <w:p>
-            <w:pPr>
-              <w:spacing w:after="0" w:line="280"/>
-            </w:pPr>
-            <w:r>
-              <w:rPr>
-                <w:rFonts w:ascii="Yu Gothic" w:cs="Yu Gothic" w:eastAsia="Yu Gothic" w:hAnsi="Yu Gothic"/>
-                <w:sz w:val="20"/>
-                <w:szCs w:val="20"/>
-              </w:rPr>
-              <w:t xml:space="preserve">p4-q2-c_02.mp3</w:t>
-            </w:r>
-          </w:p>
-        </w:tc>
-      </w:tr>
-    </w:tbl>
-    <w:p>
-      <w:pPr>
-        <w:spacing w:after="160"/>
-      </w:pPr>
-    </w:p>
-    <w:p>
-      <w:pPr>
-        <w:pStyle w:val="Heading2"/>
-        <w:keepNext/>
-      </w:pPr>
-      <w:r>
-        <w:rPr>
-          <w:rFonts w:ascii="Yu Gothic" w:cs="Yu Gothic" w:eastAsia="Yu Gothic" w:hAnsi="Yu Gothic"/>
-        </w:rPr>
-        <w:t xml:space="preserve">スライド 52  11. 結果の比較</w:t>
+        <w:t xml:space="preserve">スライド 51  11. 結果の比較</w:t>
       </w:r>
     </w:p>
     <w:p>
@@ -26339,7 +26014,7 @@
                 <w:sz w:val="20"/>
                 <w:szCs w:val="20"/>
               </w:rPr>
-              <w:t xml:space="preserve">実測の値、研修用のシミュレーション、期待する効果は、分けて考えます。</w:t>
+              <w:t xml:space="preserve">実測の値がない場合、画面の改善結果は仮想データです。</w:t>
             </w:r>
           </w:p>
         </w:tc>
@@ -26371,6 +26046,135 @@
                 <w:szCs w:val="20"/>
               </w:rPr>
               <w:t xml:space="preserve">p4-result_02.mp3</w:t>
+            </w:r>
+          </w:p>
+        </w:tc>
+      </w:tr>
+      <w:tr>
+        <w:trPr>
+          <w:cantSplit/>
+        </w:trPr>
+        <w:tc>
+          <w:tcPr>
+            <w:tcW w:type="dxa" w:w="460"/>
+            <w:tcBorders>
+              <w:top w:val="single" w:color="D9DBDF" w:sz="4"/>
+              <w:left w:val="single" w:color="D9DBDF" w:sz="4"/>
+              <w:bottom w:val="single" w:color="D9DBDF" w:sz="4"/>
+              <w:right w:val="single" w:color="D9DBDF" w:sz="4"/>
+            </w:tcBorders>
+            <w:tcMar>
+              <w:top w:type="dxa" w:w="70"/>
+              <w:left w:type="dxa" w:w="110"/>
+              <w:bottom w:type="dxa" w:w="70"/>
+              <w:right w:type="dxa" w:w="110"/>
+            </w:tcMar>
+            <w:vAlign w:val="center"/>
+          </w:tcPr>
+          <w:p>
+            <w:pPr>
+              <w:spacing w:after="0" w:line="280"/>
+            </w:pPr>
+            <w:r>
+              <w:rPr>
+                <w:rFonts w:ascii="Yu Gothic" w:cs="Yu Gothic" w:eastAsia="Yu Gothic" w:hAnsi="Yu Gothic"/>
+                <w:sz w:val="20"/>
+                <w:szCs w:val="20"/>
+              </w:rPr>
+              <w:t xml:space="preserve">3</w:t>
+            </w:r>
+          </w:p>
+        </w:tc>
+        <w:tc>
+          <w:tcPr>
+            <w:tcW w:type="dxa" w:w="1800"/>
+            <w:tcBorders>
+              <w:top w:val="single" w:color="D9DBDF" w:sz="4"/>
+              <w:left w:val="single" w:color="D9DBDF" w:sz="4"/>
+              <w:bottom w:val="single" w:color="D9DBDF" w:sz="4"/>
+              <w:right w:val="single" w:color="D9DBDF" w:sz="4"/>
+            </w:tcBorders>
+            <w:tcMar>
+              <w:top w:type="dxa" w:w="70"/>
+              <w:left w:type="dxa" w:w="110"/>
+              <w:bottom w:type="dxa" w:w="70"/>
+              <w:right w:type="dxa" w:w="110"/>
+            </w:tcMar>
+            <w:vAlign w:val="center"/>
+          </w:tcPr>
+          <w:p>
+            <w:pPr>
+              <w:spacing w:after="0" w:line="280"/>
+            </w:pPr>
+            <w:r>
+              <w:rPr>
+                <w:rFonts w:ascii="Yu Gothic" w:cs="Yu Gothic" w:eastAsia="Yu Gothic" w:hAnsi="Yu Gothic"/>
+                <w:sz w:val="20"/>
+                <w:szCs w:val="20"/>
+              </w:rPr>
+              <w:t xml:space="preserve">ナレーション（Yann）</w:t>
+            </w:r>
+          </w:p>
+        </w:tc>
+        <w:tc>
+          <w:tcPr>
+            <w:tcW w:type="dxa" w:w="4778"/>
+            <w:tcBorders>
+              <w:top w:val="single" w:color="D9DBDF" w:sz="4"/>
+              <w:left w:val="single" w:color="D9DBDF" w:sz="4"/>
+              <w:bottom w:val="single" w:color="D9DBDF" w:sz="4"/>
+              <w:right w:val="single" w:color="D9DBDF" w:sz="4"/>
+            </w:tcBorders>
+            <w:tcMar>
+              <w:top w:type="dxa" w:w="70"/>
+              <w:left w:type="dxa" w:w="110"/>
+              <w:bottom w:type="dxa" w:w="70"/>
+              <w:right w:type="dxa" w:w="110"/>
+            </w:tcMar>
+            <w:vAlign w:val="center"/>
+          </w:tcPr>
+          <w:p>
+            <w:pPr>
+              <w:spacing w:after="0" w:line="280"/>
+            </w:pPr>
+            <w:r>
+              <w:rPr>
+                <w:rFonts w:ascii="Yu Gothic" w:cs="Yu Gothic" w:eastAsia="Yu Gothic" w:hAnsi="Yu Gothic"/>
+                <w:sz w:val="20"/>
+                <w:szCs w:val="20"/>
+              </w:rPr>
+              <w:t xml:space="preserve">実測、シミュレーション、期待する効果は、分けて考えます。</w:t>
+            </w:r>
+          </w:p>
+        </w:tc>
+        <w:tc>
+          <w:tcPr>
+            <w:tcW w:type="dxa" w:w="2600"/>
+            <w:tcBorders>
+              <w:top w:val="single" w:color="D9DBDF" w:sz="4"/>
+              <w:left w:val="single" w:color="D9DBDF" w:sz="4"/>
+              <w:bottom w:val="single" w:color="D9DBDF" w:sz="4"/>
+              <w:right w:val="single" w:color="D9DBDF" w:sz="4"/>
+            </w:tcBorders>
+            <w:tcMar>
+              <w:top w:type="dxa" w:w="70"/>
+              <w:left w:type="dxa" w:w="110"/>
+              <w:bottom w:type="dxa" w:w="70"/>
+              <w:right w:type="dxa" w:w="110"/>
+            </w:tcMar>
+            <w:vAlign w:val="center"/>
+          </w:tcPr>
+          <w:p>
+            <w:pPr>
+              <w:spacing w:after="0" w:line="280"/>
+            </w:pPr>
+            <w:r>
+              <w:rPr>
+                <w:rFonts w:ascii="Yu Gothic" w:cs="Yu Gothic" w:eastAsia="Yu Gothic" w:hAnsi="Yu Gothic"/>
+                <w:sz w:val="20"/>
+                <w:szCs w:val="20"/>
+              </w:rPr>
+              <w:t xml:space="preserve">p4-result_03.mp3</w:t>
             </w:r>
           </w:p>
         </w:tc>
@@ -26390,7 +26194,7 @@
         <w:rPr>
           <w:rFonts w:ascii="Yu Gothic" w:cs="Yu Gothic" w:eastAsia="Yu Gothic" w:hAnsi="Yu Gothic"/>
         </w:rPr>
-        <w:t xml:space="preserve">スライド 53  問い（P4-Q3）</w:t>
+        <w:t xml:space="preserve">スライド 52  問い（P4-Q3）</w:t>
       </w:r>
     </w:p>
     <w:p>
@@ -26664,7 +26468,7 @@
                 <w:sz w:val="20"/>
                 <w:szCs w:val="20"/>
               </w:rPr>
-              <w:t xml:space="preserve">実機で正しく検出できれば、すぐ採用してよいでしょうか？</w:t>
+              <w:t xml:space="preserve">実機で良い結果が出れば、すぐ採用を決めてもよいでしょうか？</w:t>
             </w:r>
           </w:p>
         </w:tc>
@@ -26715,7 +26519,7 @@
         <w:rPr>
           <w:rFonts w:ascii="Yu Gothic" w:cs="Yu Gothic" w:eastAsia="Yu Gothic" w:hAnsi="Yu Gothic"/>
         </w:rPr>
-        <w:t xml:space="preserve">スライド 54  先輩のヒント（P4-Q3）</w:t>
+        <w:t xml:space="preserve">スライド 53  先輩のヒント（P4-Q3）</w:t>
       </w:r>
     </w:p>
     <w:p>
@@ -27040,7 +26844,7 @@
         <w:rPr>
           <w:rFonts w:ascii="Yu Gothic" w:cs="Yu Gothic" w:eastAsia="Yu Gothic" w:hAnsi="Yu Gothic"/>
         </w:rPr>
-        <w:t xml:space="preserve">スライド 55  12. お客様の評価・次のアクション</w:t>
+        <w:t xml:space="preserve">スライド 54  12. お客様の評価・次のアクション</w:t>
       </w:r>
     </w:p>
     <w:p>
@@ -27494,7 +27298,7 @@
         <w:rPr>
           <w:rFonts w:ascii="Yu Gothic" w:cs="Yu Gothic" w:eastAsia="Yu Gothic" w:hAnsi="Yu Gothic"/>
         </w:rPr>
-        <w:t xml:space="preserve">スライド 56  12. お客様の評価・次のアクション</w:t>
+        <w:t xml:space="preserve">スライド 55  12. お客様の評価・次のアクション</w:t>
       </w:r>
     </w:p>
     <w:p>
@@ -28077,7 +27881,7 @@
         <w:rPr>
           <w:rFonts w:ascii="Yu Gothic" w:cs="Yu Gothic" w:eastAsia="Yu Gothic" w:hAnsi="Yu Gothic"/>
         </w:rPr>
-        <w:t xml:space="preserve">スライド 57  12. お客様の評価・次のアクション</w:t>
+        <w:t xml:space="preserve">スライド 56  12. お客様の評価・次のアクション</w:t>
       </w:r>
     </w:p>
     <w:p>
@@ -28092,7 +27896,7 @@
           <w:sz w:val="19"/>
           <w:szCs w:val="19"/>
         </w:rPr>
-        <w:t xml:space="preserve">場面：P4-Q3-C「カタログだけで判断する」</w:t>
+        <w:t xml:space="preserve">場面：P4-Q3-C「価格だけで判断する」</w:t>
       </w:r>
     </w:p>
     <w:tbl>
@@ -28351,7 +28155,7 @@
                 <w:sz w:val="20"/>
                 <w:szCs w:val="20"/>
               </w:rPr>
-              <w:t xml:space="preserve">あとは、カタログで判断していただけますか？</w:t>
+              <w:t xml:space="preserve">あとは、価格で判断していただけますか？</w:t>
             </w:r>
           </w:p>
         </w:tc>
@@ -28480,7 +28284,7 @@
                 <w:sz w:val="20"/>
                 <w:szCs w:val="20"/>
               </w:rPr>
-              <w:t xml:space="preserve">カタログだけだと、うちのラインで使えるか判断が難しいですね。</w:t>
+              <w:t xml:space="preserve">価格だけでは、うちのラインで使えるか判断できませんね。</w:t>
             </w:r>
           </w:p>
         </w:tc>
@@ -28531,7 +28335,7 @@
         <w:rPr>
           <w:rFonts w:ascii="Yu Gothic" w:cs="Yu Gothic" w:eastAsia="Yu Gothic" w:hAnsi="Yu Gothic"/>
         </w:rPr>
-        <w:t xml:space="preserve">スライド 58  結果が基準に届かなかったとき</w:t>
+        <w:t xml:space="preserve">スライド 57  結果が基準に届かなかったとき</w:t>
       </w:r>
     </w:p>
     <w:p>
@@ -29114,7 +28918,7 @@
         <w:rPr>
           <w:rFonts w:ascii="Yu Gothic" w:cs="Yu Gothic" w:eastAsia="Yu Gothic" w:hAnsi="Yu Gothic"/>
         </w:rPr>
-        <w:t xml:space="preserve">スライド 59  12. お客様の評価・次のアクション</w:t>
+        <w:t xml:space="preserve">スライド 58  12. お客様の評価・次のアクション</w:t>
       </w:r>
     </w:p>
     <w:p>
@@ -29357,7 +29161,7 @@
                 <w:sz w:val="20"/>
                 <w:szCs w:val="20"/>
               </w:rPr>
-              <w:t xml:space="preserve">ナレーション（Yann）</w:t>
+              <w:t xml:space="preserve">佐藤さん（Misa）</w:t>
             </w:r>
           </w:p>
         </w:tc>
@@ -29388,7 +29192,7 @@
                 <w:sz w:val="20"/>
                 <w:szCs w:val="20"/>
               </w:rPr>
-              <w:t xml:space="preserve">実機の比較で、記録した条件での結果を、お客様と一緒に確かめました。</w:t>
+              <w:t xml:space="preserve">実際のボトルで確かめられて、安心しました。</w:t>
             </w:r>
           </w:p>
         </w:tc>
@@ -29486,6 +29290,135 @@
                 <w:sz w:val="20"/>
                 <w:szCs w:val="20"/>
               </w:rPr>
+              <w:t xml:space="preserve">佐藤さん（Misa）</w:t>
+            </w:r>
+          </w:p>
+        </w:tc>
+        <w:tc>
+          <w:tcPr>
+            <w:tcW w:type="dxa" w:w="4778"/>
+            <w:tcBorders>
+              <w:top w:val="single" w:color="D9DBDF" w:sz="4"/>
+              <w:left w:val="single" w:color="D9DBDF" w:sz="4"/>
+              <w:bottom w:val="single" w:color="D9DBDF" w:sz="4"/>
+              <w:right w:val="single" w:color="D9DBDF" w:sz="4"/>
+            </w:tcBorders>
+            <w:tcMar>
+              <w:top w:type="dxa" w:w="70"/>
+              <w:left w:type="dxa" w:w="110"/>
+              <w:bottom w:type="dxa" w:w="70"/>
+              <w:right w:type="dxa" w:w="110"/>
+            </w:tcMar>
+            <w:vAlign w:val="center"/>
+          </w:tcPr>
+          <w:p>
+            <w:pPr>
+              <w:spacing w:after="0" w:line="280"/>
+            </w:pPr>
+            <w:r>
+              <w:rPr>
+                <w:rFonts w:ascii="Yu Gothic" w:cs="Yu Gothic" w:eastAsia="Yu Gothic" w:hAnsi="Yu Gothic"/>
+                <w:sz w:val="20"/>
+                <w:szCs w:val="20"/>
+              </w:rPr>
+              <w:t xml:space="preserve">ぜひ、実際のラインでも一緒に確認させてください。</w:t>
+            </w:r>
+          </w:p>
+        </w:tc>
+        <w:tc>
+          <w:tcPr>
+            <w:tcW w:type="dxa" w:w="2600"/>
+            <w:tcBorders>
+              <w:top w:val="single" w:color="D9DBDF" w:sz="4"/>
+              <w:left w:val="single" w:color="D9DBDF" w:sz="4"/>
+              <w:bottom w:val="single" w:color="D9DBDF" w:sz="4"/>
+              <w:right w:val="single" w:color="D9DBDF" w:sz="4"/>
+            </w:tcBorders>
+            <w:tcMar>
+              <w:top w:type="dxa" w:w="70"/>
+              <w:left w:type="dxa" w:w="110"/>
+              <w:bottom w:type="dxa" w:w="70"/>
+              <w:right w:type="dxa" w:w="110"/>
+            </w:tcMar>
+            <w:vAlign w:val="center"/>
+          </w:tcPr>
+          <w:p>
+            <w:pPr>
+              <w:spacing w:after="0" w:line="280"/>
+            </w:pPr>
+            <w:r>
+              <w:rPr>
+                <w:rFonts w:ascii="Yu Gothic" w:cs="Yu Gothic" w:eastAsia="Yu Gothic" w:hAnsi="Yu Gothic"/>
+                <w:sz w:val="20"/>
+                <w:szCs w:val="20"/>
+              </w:rPr>
+              <w:t xml:space="preserve">p4-message_02.mp3</w:t>
+            </w:r>
+          </w:p>
+        </w:tc>
+      </w:tr>
+      <w:tr>
+        <w:trPr>
+          <w:cantSplit/>
+        </w:trPr>
+        <w:tc>
+          <w:tcPr>
+            <w:tcW w:type="dxa" w:w="460"/>
+            <w:tcBorders>
+              <w:top w:val="single" w:color="D9DBDF" w:sz="4"/>
+              <w:left w:val="single" w:color="D9DBDF" w:sz="4"/>
+              <w:bottom w:val="single" w:color="D9DBDF" w:sz="4"/>
+              <w:right w:val="single" w:color="D9DBDF" w:sz="4"/>
+            </w:tcBorders>
+            <w:tcMar>
+              <w:top w:type="dxa" w:w="70"/>
+              <w:left w:type="dxa" w:w="110"/>
+              <w:bottom w:type="dxa" w:w="70"/>
+              <w:right w:type="dxa" w:w="110"/>
+            </w:tcMar>
+            <w:vAlign w:val="center"/>
+          </w:tcPr>
+          <w:p>
+            <w:pPr>
+              <w:spacing w:after="0" w:line="280"/>
+            </w:pPr>
+            <w:r>
+              <w:rPr>
+                <w:rFonts w:ascii="Yu Gothic" w:cs="Yu Gothic" w:eastAsia="Yu Gothic" w:hAnsi="Yu Gothic"/>
+                <w:sz w:val="20"/>
+                <w:szCs w:val="20"/>
+              </w:rPr>
+              <w:t xml:space="preserve">3</w:t>
+            </w:r>
+          </w:p>
+        </w:tc>
+        <w:tc>
+          <w:tcPr>
+            <w:tcW w:type="dxa" w:w="1800"/>
+            <w:tcBorders>
+              <w:top w:val="single" w:color="D9DBDF" w:sz="4"/>
+              <w:left w:val="single" w:color="D9DBDF" w:sz="4"/>
+              <w:bottom w:val="single" w:color="D9DBDF" w:sz="4"/>
+              <w:right w:val="single" w:color="D9DBDF" w:sz="4"/>
+            </w:tcBorders>
+            <w:tcMar>
+              <w:top w:type="dxa" w:w="70"/>
+              <w:left w:type="dxa" w:w="110"/>
+              <w:bottom w:type="dxa" w:w="70"/>
+              <w:right w:type="dxa" w:w="110"/>
+            </w:tcMar>
+            <w:vAlign w:val="center"/>
+          </w:tcPr>
+          <w:p>
+            <w:pPr>
+              <w:spacing w:after="0" w:line="280"/>
+            </w:pPr>
+            <w:r>
+              <w:rPr>
+                <w:rFonts w:ascii="Yu Gothic" w:cs="Yu Gothic" w:eastAsia="Yu Gothic" w:hAnsi="Yu Gothic"/>
+                <w:sz w:val="20"/>
+                <w:szCs w:val="20"/>
+              </w:rPr>
               <w:t xml:space="preserve">ナレーション（Yann）</w:t>
             </w:r>
           </w:p>
@@ -29517,7 +29450,7 @@
                 <w:sz w:val="20"/>
                 <w:szCs w:val="20"/>
               </w:rPr>
-              <w:t xml:space="preserve">次は、残る条件を整理して、実際のラインで一緒に確かめます。</w:t>
+              <w:t xml:space="preserve">提案を実機で確かめ、お客様と次の一歩を決めました。</w:t>
             </w:r>
           </w:p>
         </w:tc>
@@ -29548,7 +29481,332 @@
                 <w:sz w:val="20"/>
                 <w:szCs w:val="20"/>
               </w:rPr>
-              <w:t xml:space="preserve">p4-message_02.mp3</w:t>
+              <w:t xml:space="preserve">p4-message_03.mp3</w:t>
+            </w:r>
+          </w:p>
+        </w:tc>
+      </w:tr>
+    </w:tbl>
+    <w:p>
+      <w:pPr>
+        <w:spacing w:after="160"/>
+      </w:pPr>
+    </w:p>
+    <w:p>
+      <w:pPr>
+        <w:pStyle w:val="Heading2"/>
+        <w:keepNext/>
+      </w:pPr>
+      <w:r>
+        <w:rPr>
+          <w:rFonts w:ascii="Yu Gothic" w:cs="Yu Gothic" w:eastAsia="Yu Gothic" w:hAnsi="Yu Gothic"/>
+        </w:rPr>
+        <w:t xml:space="preserve">スライド 59  PHASE 4 CLEAR　提案を、実機で確かめた。</w:t>
+      </w:r>
+    </w:p>
+    <w:p>
+      <w:pPr>
+        <w:keepNext/>
+        <w:spacing w:after="80"/>
+      </w:pPr>
+      <w:r>
+        <w:rPr>
+          <w:rFonts w:ascii="Yu Gothic" w:cs="Yu Gothic" w:eastAsia="Yu Gothic" w:hAnsi="Yu Gothic"/>
+          <w:color w:val="6B6F76"/>
+          <w:sz w:val="19"/>
+          <w:szCs w:val="19"/>
+        </w:rPr>
+        <w:t xml:space="preserve">場面：PHASE 4 CLEAR　提案を、実機で確かめた。</w:t>
+      </w:r>
+    </w:p>
+    <w:tbl>
+      <w:tblPr>
+        <w:tblW w:type="dxa" w:w="9638"/>
+        <w:tblBorders>
+          <w:top w:val="single" w:color="auto" w:sz="4"/>
+          <w:left w:val="single" w:color="auto" w:sz="4"/>
+          <w:bottom w:val="single" w:color="auto" w:sz="4"/>
+          <w:right w:val="single" w:color="auto" w:sz="4"/>
+          <w:insideH w:val="single" w:color="auto" w:sz="4"/>
+          <w:insideV w:val="single" w:color="auto" w:sz="4"/>
+        </w:tblBorders>
+      </w:tblPr>
+      <w:tblGrid>
+        <w:gridCol w:w="460"/>
+        <w:gridCol w:w="1800"/>
+        <w:gridCol w:w="4778"/>
+        <w:gridCol w:w="2600"/>
+      </w:tblGrid>
+      <w:tr>
+        <w:trPr>
+          <w:tblHeader/>
+        </w:trPr>
+        <w:tc>
+          <w:tcPr>
+            <w:tcW w:type="dxa" w:w="460"/>
+            <w:tcBorders>
+              <w:top w:val="single" w:color="D9DBDF" w:sz="4"/>
+              <w:left w:val="single" w:color="D9DBDF" w:sz="4"/>
+              <w:bottom w:val="single" w:color="D9DBDF" w:sz="4"/>
+              <w:right w:val="single" w:color="D9DBDF" w:sz="4"/>
+            </w:tcBorders>
+            <w:shd w:fill="141517" w:color="auto" w:val="clear"/>
+            <w:tcMar>
+              <w:top w:type="dxa" w:w="70"/>
+              <w:left w:type="dxa" w:w="110"/>
+              <w:bottom w:type="dxa" w:w="70"/>
+              <w:right w:type="dxa" w:w="110"/>
+            </w:tcMar>
+            <w:vAlign w:val="center"/>
+          </w:tcPr>
+          <w:p>
+            <w:pPr>
+              <w:spacing w:after="0" w:line="280"/>
+            </w:pPr>
+            <w:r>
+              <w:rPr>
+                <w:rFonts w:ascii="Yu Gothic" w:cs="Yu Gothic" w:eastAsia="Yu Gothic" w:hAnsi="Yu Gothic"/>
+                <w:b/>
+                <w:bCs/>
+                <w:color w:val="FFFFFF"/>
+                <w:sz w:val="19"/>
+                <w:szCs w:val="19"/>
+              </w:rPr>
+              <w:t xml:space="preserve">#</w:t>
+            </w:r>
+          </w:p>
+        </w:tc>
+        <w:tc>
+          <w:tcPr>
+            <w:tcW w:type="dxa" w:w="1800"/>
+            <w:tcBorders>
+              <w:top w:val="single" w:color="D9DBDF" w:sz="4"/>
+              <w:left w:val="single" w:color="D9DBDF" w:sz="4"/>
+              <w:bottom w:val="single" w:color="D9DBDF" w:sz="4"/>
+              <w:right w:val="single" w:color="D9DBDF" w:sz="4"/>
+            </w:tcBorders>
+            <w:shd w:fill="141517" w:color="auto" w:val="clear"/>
+            <w:tcMar>
+              <w:top w:type="dxa" w:w="70"/>
+              <w:left w:type="dxa" w:w="110"/>
+              <w:bottom w:type="dxa" w:w="70"/>
+              <w:right w:type="dxa" w:w="110"/>
+            </w:tcMar>
+            <w:vAlign w:val="center"/>
+          </w:tcPr>
+          <w:p>
+            <w:pPr>
+              <w:spacing w:after="0" w:line="280"/>
+            </w:pPr>
+            <w:r>
+              <w:rPr>
+                <w:rFonts w:ascii="Yu Gothic" w:cs="Yu Gothic" w:eastAsia="Yu Gothic" w:hAnsi="Yu Gothic"/>
+                <w:b/>
+                <w:bCs/>
+                <w:color w:val="FFFFFF"/>
+                <w:sz w:val="19"/>
+                <w:szCs w:val="19"/>
+              </w:rPr>
+              <w:t xml:space="preserve">話者（声）</w:t>
+            </w:r>
+          </w:p>
+        </w:tc>
+        <w:tc>
+          <w:tcPr>
+            <w:tcW w:type="dxa" w:w="4778"/>
+            <w:tcBorders>
+              <w:top w:val="single" w:color="D9DBDF" w:sz="4"/>
+              <w:left w:val="single" w:color="D9DBDF" w:sz="4"/>
+              <w:bottom w:val="single" w:color="D9DBDF" w:sz="4"/>
+              <w:right w:val="single" w:color="D9DBDF" w:sz="4"/>
+            </w:tcBorders>
+            <w:shd w:fill="141517" w:color="auto" w:val="clear"/>
+            <w:tcMar>
+              <w:top w:type="dxa" w:w="70"/>
+              <w:left w:type="dxa" w:w="110"/>
+              <w:bottom w:type="dxa" w:w="70"/>
+              <w:right w:type="dxa" w:w="110"/>
+            </w:tcMar>
+            <w:vAlign w:val="center"/>
+          </w:tcPr>
+          <w:p>
+            <w:pPr>
+              <w:spacing w:after="0" w:line="280"/>
+            </w:pPr>
+            <w:r>
+              <w:rPr>
+                <w:rFonts w:ascii="Yu Gothic" w:cs="Yu Gothic" w:eastAsia="Yu Gothic" w:hAnsi="Yu Gothic"/>
+                <w:b/>
+                <w:bCs/>
+                <w:color w:val="FFFFFF"/>
+                <w:sz w:val="19"/>
+                <w:szCs w:val="19"/>
+              </w:rPr>
+              <w:t xml:space="preserve">読み上げ文</w:t>
+            </w:r>
+          </w:p>
+        </w:tc>
+        <w:tc>
+          <w:tcPr>
+            <w:tcW w:type="dxa" w:w="2600"/>
+            <w:tcBorders>
+              <w:top w:val="single" w:color="D9DBDF" w:sz="4"/>
+              <w:left w:val="single" w:color="D9DBDF" w:sz="4"/>
+              <w:bottom w:val="single" w:color="D9DBDF" w:sz="4"/>
+              <w:right w:val="single" w:color="D9DBDF" w:sz="4"/>
+            </w:tcBorders>
+            <w:shd w:fill="141517" w:color="auto" w:val="clear"/>
+            <w:tcMar>
+              <w:top w:type="dxa" w:w="70"/>
+              <w:left w:type="dxa" w:w="110"/>
+              <w:bottom w:type="dxa" w:w="70"/>
+              <w:right w:type="dxa" w:w="110"/>
+            </w:tcMar>
+            <w:vAlign w:val="center"/>
+          </w:tcPr>
+          <w:p>
+            <w:pPr>
+              <w:spacing w:after="0" w:line="280"/>
+            </w:pPr>
+            <w:r>
+              <w:rPr>
+                <w:rFonts w:ascii="Yu Gothic" w:cs="Yu Gothic" w:eastAsia="Yu Gothic" w:hAnsi="Yu Gothic"/>
+                <w:b/>
+                <w:bCs/>
+                <w:color w:val="FFFFFF"/>
+                <w:sz w:val="19"/>
+                <w:szCs w:val="19"/>
+              </w:rPr>
+              <w:t xml:space="preserve">音声ファイル名</w:t>
+            </w:r>
+          </w:p>
+        </w:tc>
+      </w:tr>
+      <w:tr>
+        <w:trPr>
+          <w:cantSplit/>
+        </w:trPr>
+        <w:tc>
+          <w:tcPr>
+            <w:tcW w:type="dxa" w:w="460"/>
+            <w:tcBorders>
+              <w:top w:val="single" w:color="D9DBDF" w:sz="4"/>
+              <w:left w:val="single" w:color="D9DBDF" w:sz="4"/>
+              <w:bottom w:val="single" w:color="D9DBDF" w:sz="4"/>
+              <w:right w:val="single" w:color="D9DBDF" w:sz="4"/>
+            </w:tcBorders>
+            <w:tcMar>
+              <w:top w:type="dxa" w:w="70"/>
+              <w:left w:type="dxa" w:w="110"/>
+              <w:bottom w:type="dxa" w:w="70"/>
+              <w:right w:type="dxa" w:w="110"/>
+            </w:tcMar>
+            <w:vAlign w:val="center"/>
+          </w:tcPr>
+          <w:p>
+            <w:pPr>
+              <w:spacing w:after="0" w:line="280"/>
+            </w:pPr>
+            <w:r>
+              <w:rPr>
+                <w:rFonts w:ascii="Yu Gothic" w:cs="Yu Gothic" w:eastAsia="Yu Gothic" w:hAnsi="Yu Gothic"/>
+                <w:sz w:val="20"/>
+                <w:szCs w:val="20"/>
+              </w:rPr>
+              <w:t xml:space="preserve">1</w:t>
+            </w:r>
+          </w:p>
+        </w:tc>
+        <w:tc>
+          <w:tcPr>
+            <w:tcW w:type="dxa" w:w="1800"/>
+            <w:tcBorders>
+              <w:top w:val="single" w:color="D9DBDF" w:sz="4"/>
+              <w:left w:val="single" w:color="D9DBDF" w:sz="4"/>
+              <w:bottom w:val="single" w:color="D9DBDF" w:sz="4"/>
+              <w:right w:val="single" w:color="D9DBDF" w:sz="4"/>
+            </w:tcBorders>
+            <w:tcMar>
+              <w:top w:type="dxa" w:w="70"/>
+              <w:left w:type="dxa" w:w="110"/>
+              <w:bottom w:type="dxa" w:w="70"/>
+              <w:right w:type="dxa" w:w="110"/>
+            </w:tcMar>
+            <w:vAlign w:val="center"/>
+          </w:tcPr>
+          <w:p>
+            <w:pPr>
+              <w:spacing w:after="0" w:line="280"/>
+            </w:pPr>
+            <w:r>
+              <w:rPr>
+                <w:rFonts w:ascii="Yu Gothic" w:cs="Yu Gothic" w:eastAsia="Yu Gothic" w:hAnsi="Yu Gothic"/>
+                <w:sz w:val="20"/>
+                <w:szCs w:val="20"/>
+              </w:rPr>
+              <w:t xml:space="preserve">ナレーション（Yann）</w:t>
+            </w:r>
+          </w:p>
+        </w:tc>
+        <w:tc>
+          <w:tcPr>
+            <w:tcW w:type="dxa" w:w="4778"/>
+            <w:tcBorders>
+              <w:top w:val="single" w:color="D9DBDF" w:sz="4"/>
+              <w:left w:val="single" w:color="D9DBDF" w:sz="4"/>
+              <w:bottom w:val="single" w:color="D9DBDF" w:sz="4"/>
+              <w:right w:val="single" w:color="D9DBDF" w:sz="4"/>
+            </w:tcBorders>
+            <w:tcMar>
+              <w:top w:type="dxa" w:w="70"/>
+              <w:left w:type="dxa" w:w="110"/>
+              <w:bottom w:type="dxa" w:w="70"/>
+              <w:right w:type="dxa" w:w="110"/>
+            </w:tcMar>
+            <w:vAlign w:val="center"/>
+          </w:tcPr>
+          <w:p>
+            <w:pPr>
+              <w:spacing w:after="0" w:line="280"/>
+            </w:pPr>
+            <w:r>
+              <w:rPr>
+                <w:rFonts w:ascii="Yu Gothic" w:cs="Yu Gothic" w:eastAsia="Yu Gothic" w:hAnsi="Yu Gothic"/>
+                <w:sz w:val="20"/>
+                <w:szCs w:val="20"/>
+              </w:rPr>
+              <w:t xml:space="preserve">提案を実機で確かめました。今日の営業体験を振り返りましょう。</w:t>
+            </w:r>
+          </w:p>
+        </w:tc>
+        <w:tc>
+          <w:tcPr>
+            <w:tcW w:type="dxa" w:w="2600"/>
+            <w:tcBorders>
+              <w:top w:val="single" w:color="D9DBDF" w:sz="4"/>
+              <w:left w:val="single" w:color="D9DBDF" w:sz="4"/>
+              <w:bottom w:val="single" w:color="D9DBDF" w:sz="4"/>
+              <w:right w:val="single" w:color="D9DBDF" w:sz="4"/>
+            </w:tcBorders>
+            <w:tcMar>
+              <w:top w:type="dxa" w:w="70"/>
+              <w:left w:type="dxa" w:w="110"/>
+              <w:bottom w:type="dxa" w:w="70"/>
+              <w:right w:type="dxa" w:w="110"/>
+            </w:tcMar>
+            <w:vAlign w:val="center"/>
+          </w:tcPr>
+          <w:p>
+            <w:pPr>
+              <w:spacing w:after="0" w:line="280"/>
+            </w:pPr>
+            <w:r>
+              <w:rPr>
+                <w:rFonts w:ascii="Yu Gothic" w:cs="Yu Gothic" w:eastAsia="Yu Gothic" w:hAnsi="Yu Gothic"/>
+                <w:sz w:val="20"/>
+                <w:szCs w:val="20"/>
+              </w:rPr>
+              <w:t xml:space="preserve">clear-p4_01.mp3</w:t>
             </w:r>
           </w:p>
         </w:tc>
@@ -31411,7 +31669,7 @@
                 <w:sz w:val="20"/>
                 <w:szCs w:val="20"/>
               </w:rPr>
-              <w:t xml:space="preserve">オプテックス・エフエーのセンシング技術は、ものづくりの現場を支えています。</w:t>
+              <w:t xml:space="preserve">現場の課題を見つけ、解決策を提案する。</w:t>
             </w:r>
           </w:p>
         </w:tc>
@@ -31443,6 +31701,135 @@
                 <w:szCs w:val="20"/>
               </w:rPr>
               <w:t xml:space="preserve">closing_03.mp3</w:t>
+            </w:r>
+          </w:p>
+        </w:tc>
+      </w:tr>
+      <w:tr>
+        <w:trPr>
+          <w:cantSplit/>
+        </w:trPr>
+        <w:tc>
+          <w:tcPr>
+            <w:tcW w:type="dxa" w:w="460"/>
+            <w:tcBorders>
+              <w:top w:val="single" w:color="D9DBDF" w:sz="4"/>
+              <w:left w:val="single" w:color="D9DBDF" w:sz="4"/>
+              <w:bottom w:val="single" w:color="D9DBDF" w:sz="4"/>
+              <w:right w:val="single" w:color="D9DBDF" w:sz="4"/>
+            </w:tcBorders>
+            <w:tcMar>
+              <w:top w:type="dxa" w:w="70"/>
+              <w:left w:type="dxa" w:w="110"/>
+              <w:bottom w:type="dxa" w:w="70"/>
+              <w:right w:type="dxa" w:w="110"/>
+            </w:tcMar>
+            <w:vAlign w:val="center"/>
+          </w:tcPr>
+          <w:p>
+            <w:pPr>
+              <w:spacing w:after="0" w:line="280"/>
+            </w:pPr>
+            <w:r>
+              <w:rPr>
+                <w:rFonts w:ascii="Yu Gothic" w:cs="Yu Gothic" w:eastAsia="Yu Gothic" w:hAnsi="Yu Gothic"/>
+                <w:sz w:val="20"/>
+                <w:szCs w:val="20"/>
+              </w:rPr>
+              <w:t xml:space="preserve">4</w:t>
+            </w:r>
+          </w:p>
+        </w:tc>
+        <w:tc>
+          <w:tcPr>
+            <w:tcW w:type="dxa" w:w="1800"/>
+            <w:tcBorders>
+              <w:top w:val="single" w:color="D9DBDF" w:sz="4"/>
+              <w:left w:val="single" w:color="D9DBDF" w:sz="4"/>
+              <w:bottom w:val="single" w:color="D9DBDF" w:sz="4"/>
+              <w:right w:val="single" w:color="D9DBDF" w:sz="4"/>
+            </w:tcBorders>
+            <w:tcMar>
+              <w:top w:type="dxa" w:w="70"/>
+              <w:left w:type="dxa" w:w="110"/>
+              <w:bottom w:type="dxa" w:w="70"/>
+              <w:right w:type="dxa" w:w="110"/>
+            </w:tcMar>
+            <w:vAlign w:val="center"/>
+          </w:tcPr>
+          <w:p>
+            <w:pPr>
+              <w:spacing w:after="0" w:line="280"/>
+            </w:pPr>
+            <w:r>
+              <w:rPr>
+                <w:rFonts w:ascii="Yu Gothic" w:cs="Yu Gothic" w:eastAsia="Yu Gothic" w:hAnsi="Yu Gothic"/>
+                <w:sz w:val="20"/>
+                <w:szCs w:val="20"/>
+              </w:rPr>
+              <w:t xml:space="preserve">ナレーション（Yann）</w:t>
+            </w:r>
+          </w:p>
+        </w:tc>
+        <w:tc>
+          <w:tcPr>
+            <w:tcW w:type="dxa" w:w="4778"/>
+            <w:tcBorders>
+              <w:top w:val="single" w:color="D9DBDF" w:sz="4"/>
+              <w:left w:val="single" w:color="D9DBDF" w:sz="4"/>
+              <w:bottom w:val="single" w:color="D9DBDF" w:sz="4"/>
+              <w:right w:val="single" w:color="D9DBDF" w:sz="4"/>
+            </w:tcBorders>
+            <w:tcMar>
+              <w:top w:type="dxa" w:w="70"/>
+              <w:left w:type="dxa" w:w="110"/>
+              <w:bottom w:type="dxa" w:w="70"/>
+              <w:right w:type="dxa" w:w="110"/>
+            </w:tcMar>
+            <w:vAlign w:val="center"/>
+          </w:tcPr>
+          <w:p>
+            <w:pPr>
+              <w:spacing w:after="0" w:line="280"/>
+            </w:pPr>
+            <w:r>
+              <w:rPr>
+                <w:rFonts w:ascii="Yu Gothic" w:cs="Yu Gothic" w:eastAsia="Yu Gothic" w:hAnsi="Yu Gothic"/>
+                <w:sz w:val="20"/>
+                <w:szCs w:val="20"/>
+              </w:rPr>
+              <w:t xml:space="preserve">それが、オプテックス・エフエーのコンサルティング営業です。</w:t>
+            </w:r>
+          </w:p>
+        </w:tc>
+        <w:tc>
+          <w:tcPr>
+            <w:tcW w:type="dxa" w:w="2600"/>
+            <w:tcBorders>
+              <w:top w:val="single" w:color="D9DBDF" w:sz="4"/>
+              <w:left w:val="single" w:color="D9DBDF" w:sz="4"/>
+              <w:bottom w:val="single" w:color="D9DBDF" w:sz="4"/>
+              <w:right w:val="single" w:color="D9DBDF" w:sz="4"/>
+            </w:tcBorders>
+            <w:tcMar>
+              <w:top w:type="dxa" w:w="70"/>
+              <w:left w:type="dxa" w:w="110"/>
+              <w:bottom w:type="dxa" w:w="70"/>
+              <w:right w:type="dxa" w:w="110"/>
+            </w:tcMar>
+            <w:vAlign w:val="center"/>
+          </w:tcPr>
+          <w:p>
+            <w:pPr>
+              <w:spacing w:after="0" w:line="280"/>
+            </w:pPr>
+            <w:r>
+              <w:rPr>
+                <w:rFonts w:ascii="Yu Gothic" w:cs="Yu Gothic" w:eastAsia="Yu Gothic" w:hAnsi="Yu Gothic"/>
+                <w:sz w:val="20"/>
+                <w:szCs w:val="20"/>
+              </w:rPr>
+              <w:t xml:space="preserve">closing_04.mp3</w:t>
             </w:r>
           </w:p>
         </w:tc>

--- a/docs/consulting-experience/talk-script-by-slide.docx
+++ b/docs/consulting-experience/talk-script-by-slide.docx
@@ -645,7 +645,7 @@
                 <w:sz w:val="20"/>
                 <w:szCs w:val="20"/>
               </w:rPr>
-              <w:t xml:space="preserve">OPTEX-FA 新人営業（学生）</w:t>
+              <w:t xml:space="preserve">OPTEX-FA 若手営業（20代・男性）</w:t>
             </w:r>
           </w:p>
         </w:tc>
@@ -676,7 +676,7 @@
                 <w:sz w:val="20"/>
                 <w:szCs w:val="20"/>
               </w:rPr>
-              <w:t xml:space="preserve">Kai（カイ）</w:t>
+              <w:t xml:space="preserve">Leo（レオ）</w:t>
             </w:r>
           </w:p>
         </w:tc>
@@ -707,7 +707,7 @@
                 <w:sz w:val="20"/>
                 <w:szCs w:val="20"/>
               </w:rPr>
-              <w:t xml:space="preserve">-579746604</w:t>
+              <w:t xml:space="preserve">—</w:t>
             </w:r>
           </w:p>
         </w:tc>
@@ -738,7 +738,7 @@
                 <w:sz w:val="20"/>
                 <w:szCs w:val="20"/>
               </w:rPr>
-              <w:t xml:space="preserve">1.0x</w:t>
+              <w:t xml:space="preserve">—</w:t>
             </w:r>
           </w:p>
         </w:tc>
@@ -769,7 +769,7 @@
                 <w:sz w:val="20"/>
                 <w:szCs w:val="20"/>
               </w:rPr>
-              <w:t xml:space="preserve">やや高い（0.5）</w:t>
+              <w:t xml:space="preserve">は確定済みの設定（音読さんに保存した値）</w:t>
             </w:r>
           </w:p>
         </w:tc>
@@ -836,7 +836,7 @@
                 <w:sz w:val="20"/>
                 <w:szCs w:val="20"/>
               </w:rPr>
-              <w:t xml:space="preserve">飲料工場 設備課（30代・女性）</w:t>
+              <w:t xml:space="preserve">飲料工場 設備課（30代後半〜40代・男性）</w:t>
             </w:r>
           </w:p>
         </w:tc>
@@ -867,7 +867,7 @@
                 <w:sz w:val="20"/>
                 <w:szCs w:val="20"/>
               </w:rPr>
-              <w:t xml:space="preserve">Misa（ミサ）</w:t>
+              <w:t xml:space="preserve">Roy（ロイ）</w:t>
             </w:r>
           </w:p>
         </w:tc>
@@ -898,7 +898,7 @@
                 <w:sz w:val="20"/>
                 <w:szCs w:val="20"/>
               </w:rPr>
-              <w:t xml:space="preserve">264584882</w:t>
+              <w:t xml:space="preserve">—</w:t>
             </w:r>
           </w:p>
         </w:tc>
@@ -929,7 +929,7 @@
                 <w:sz w:val="20"/>
                 <w:szCs w:val="20"/>
               </w:rPr>
-              <w:t xml:space="preserve">1.0x</w:t>
+              <w:t xml:space="preserve">—</w:t>
             </w:r>
           </w:p>
         </w:tc>
@@ -960,7 +960,7 @@
                 <w:sz w:val="20"/>
                 <w:szCs w:val="20"/>
               </w:rPr>
-              <w:t xml:space="preserve">やや高い（0.5）</w:t>
+              <w:t xml:space="preserve">は確定済みの設定（音読さんに保存した値）</w:t>
             </w:r>
           </w:p>
         </w:tc>
@@ -1027,7 +1027,7 @@
                 <w:sz w:val="20"/>
                 <w:szCs w:val="20"/>
               </w:rPr>
-              <w:t xml:space="preserve">飲料工場 品質管理課（40代・女性）</w:t>
+              <w:t xml:space="preserve">飲料工場 品質管理課（30代前半・女性）</w:t>
             </w:r>
           </w:p>
         </w:tc>
@@ -1120,7 +1120,7 @@
                 <w:sz w:val="20"/>
                 <w:szCs w:val="20"/>
               </w:rPr>
-              <w:t xml:space="preserve">1.0x</w:t>
+              <w:t xml:space="preserve">—</w:t>
             </w:r>
           </w:p>
         </w:tc>
@@ -1151,7 +1151,7 @@
                 <w:sz w:val="20"/>
                 <w:szCs w:val="20"/>
               </w:rPr>
-              <w:t xml:space="preserve">非常に高い（1）</w:t>
+              <w:t xml:space="preserve">は確定済みの設定</w:t>
             </w:r>
           </w:p>
         </w:tc>
@@ -1218,7 +1218,7 @@
                 <w:sz w:val="20"/>
                 <w:szCs w:val="20"/>
               </w:rPr>
-              <w:t xml:space="preserve">OPTEX-FA 営業（先輩社員・女性）</w:t>
+              <w:t xml:space="preserve">OPTEX-FA 営業（先輩・30代後半〜40代・男性）</w:t>
             </w:r>
           </w:p>
         </w:tc>
@@ -1249,7 +1249,7 @@
                 <w:sz w:val="20"/>
                 <w:szCs w:val="20"/>
               </w:rPr>
-              <w:t xml:space="preserve">Lena（レナ）</w:t>
+              <w:t xml:space="preserve">Reid（リード）</w:t>
             </w:r>
           </w:p>
         </w:tc>
@@ -1280,7 +1280,7 @@
                 <w:sz w:val="20"/>
                 <w:szCs w:val="20"/>
               </w:rPr>
-              <w:t xml:space="preserve">619652536</w:t>
+              <w:t xml:space="preserve">-1388357271</w:t>
             </w:r>
           </w:p>
         </w:tc>
@@ -1311,7 +1311,7 @@
                 <w:sz w:val="20"/>
                 <w:szCs w:val="20"/>
               </w:rPr>
-              <w:t xml:space="preserve">1.0x</w:t>
+              <w:t xml:space="preserve">—</w:t>
             </w:r>
           </w:p>
         </w:tc>
@@ -1342,7 +1342,7 @@
                 <w:sz w:val="20"/>
                 <w:szCs w:val="20"/>
               </w:rPr>
-              <w:t xml:space="preserve">普通（0）</w:t>
+              <w:t xml:space="preserve">は確定済みの設定</w:t>
             </w:r>
           </w:p>
         </w:tc>
@@ -1409,7 +1409,7 @@
                 <w:sz w:val="20"/>
                 <w:szCs w:val="20"/>
               </w:rPr>
-              <w:t xml:space="preserve">OPTEX-FA アプリケーションエンジニア（男性）</w:t>
+              <w:t xml:space="preserve">OPTEX-FA 技術部門（30代・女性）</w:t>
             </w:r>
           </w:p>
         </w:tc>
@@ -1440,7 +1440,7 @@
                 <w:sz w:val="20"/>
                 <w:szCs w:val="20"/>
               </w:rPr>
-              <w:t xml:space="preserve">Reid（リード）</w:t>
+              <w:t xml:space="preserve">Emma（エマ）</w:t>
             </w:r>
           </w:p>
         </w:tc>
@@ -1471,7 +1471,7 @@
                 <w:sz w:val="20"/>
                 <w:szCs w:val="20"/>
               </w:rPr>
-              <w:t xml:space="preserve">-1388357271</w:t>
+              <w:t xml:space="preserve">—</w:t>
             </w:r>
           </w:p>
         </w:tc>
@@ -1502,7 +1502,7 @@
                 <w:sz w:val="20"/>
                 <w:szCs w:val="20"/>
               </w:rPr>
-              <w:t xml:space="preserve">1.0x</w:t>
+              <w:t xml:space="preserve">—</w:t>
             </w:r>
           </w:p>
         </w:tc>
@@ -1533,7 +1533,7 @@
                 <w:sz w:val="20"/>
                 <w:szCs w:val="20"/>
               </w:rPr>
-              <w:t xml:space="preserve">やや低い（-0.5）</w:t>
+              <w:t xml:space="preserve">は確定済みの設定（音読さんに保存した値）</w:t>
             </w:r>
           </w:p>
         </w:tc>
@@ -2540,7 +2540,7 @@
                 <w:sz w:val="20"/>
                 <w:szCs w:val="20"/>
               </w:rPr>
-              <w:t xml:space="preserve">佐藤さん（Misa）</w:t>
+              <w:t xml:space="preserve">佐藤さん（Roy）</w:t>
             </w:r>
           </w:p>
         </w:tc>
@@ -2669,7 +2669,7 @@
                 <w:sz w:val="20"/>
                 <w:szCs w:val="20"/>
               </w:rPr>
-              <w:t xml:space="preserve">佐藤さん（Misa）</w:t>
+              <w:t xml:space="preserve">佐藤さん（Roy）</w:t>
             </w:r>
           </w:p>
         </w:tc>
@@ -2798,7 +2798,7 @@
                 <w:sz w:val="20"/>
                 <w:szCs w:val="20"/>
               </w:rPr>
-              <w:t xml:space="preserve">佐藤さん（Misa）</w:t>
+              <w:t xml:space="preserve">佐藤さん（Roy）</w:t>
             </w:r>
           </w:p>
         </w:tc>
@@ -3448,7 +3448,7 @@
                 <w:sz w:val="20"/>
                 <w:szCs w:val="20"/>
               </w:rPr>
-              <w:t xml:space="preserve">森さん（Lena）</w:t>
+              <w:t xml:space="preserve">森さん（Reid）</w:t>
             </w:r>
           </w:p>
         </w:tc>
@@ -3773,7 +3773,7 @@
                 <w:sz w:val="20"/>
                 <w:szCs w:val="20"/>
               </w:rPr>
-              <w:t xml:space="preserve">あなた（Kai）</w:t>
+              <w:t xml:space="preserve">あなた（Leo）</w:t>
             </w:r>
           </w:p>
         </w:tc>
@@ -3902,7 +3902,7 @@
                 <w:sz w:val="20"/>
                 <w:szCs w:val="20"/>
               </w:rPr>
-              <w:t xml:space="preserve">佐藤さん（Misa）</w:t>
+              <w:t xml:space="preserve">佐藤さん（Roy）</w:t>
             </w:r>
           </w:p>
         </w:tc>
@@ -4031,7 +4031,7 @@
                 <w:sz w:val="20"/>
                 <w:szCs w:val="20"/>
               </w:rPr>
-              <w:t xml:space="preserve">佐藤さん（Misa）</w:t>
+              <w:t xml:space="preserve">佐藤さん（Roy）</w:t>
             </w:r>
           </w:p>
         </w:tc>
@@ -4356,7 +4356,7 @@
                 <w:sz w:val="20"/>
                 <w:szCs w:val="20"/>
               </w:rPr>
-              <w:t xml:space="preserve">あなた（Kai）</w:t>
+              <w:t xml:space="preserve">あなた（Leo）</w:t>
             </w:r>
           </w:p>
         </w:tc>
@@ -4485,7 +4485,7 @@
                 <w:sz w:val="20"/>
                 <w:szCs w:val="20"/>
               </w:rPr>
-              <w:t xml:space="preserve">佐藤さん（Misa）</w:t>
+              <w:t xml:space="preserve">佐藤さん（Roy）</w:t>
             </w:r>
           </w:p>
         </w:tc>
@@ -4810,7 +4810,7 @@
                 <w:sz w:val="20"/>
                 <w:szCs w:val="20"/>
               </w:rPr>
-              <w:t xml:space="preserve">あなた（Kai）</w:t>
+              <w:t xml:space="preserve">あなた（Leo）</w:t>
             </w:r>
           </w:p>
         </w:tc>
@@ -4939,7 +4939,7 @@
                 <w:sz w:val="20"/>
                 <w:szCs w:val="20"/>
               </w:rPr>
-              <w:t xml:space="preserve">佐藤さん（Misa）</w:t>
+              <w:t xml:space="preserve">佐藤さん（Roy）</w:t>
             </w:r>
           </w:p>
         </w:tc>
@@ -6172,7 +6172,7 @@
                 <w:sz w:val="20"/>
                 <w:szCs w:val="20"/>
               </w:rPr>
-              <w:t xml:space="preserve">森さん（Lena）</w:t>
+              <w:t xml:space="preserve">森さん（Reid）</w:t>
             </w:r>
           </w:p>
         </w:tc>
@@ -6497,7 +6497,7 @@
                 <w:sz w:val="20"/>
                 <w:szCs w:val="20"/>
               </w:rPr>
-              <w:t xml:space="preserve">あなた（Kai）</w:t>
+              <w:t xml:space="preserve">あなた（Leo）</w:t>
             </w:r>
           </w:p>
         </w:tc>
@@ -6626,7 +6626,7 @@
                 <w:sz w:val="20"/>
                 <w:szCs w:val="20"/>
               </w:rPr>
-              <w:t xml:space="preserve">佐藤さん（Misa）</w:t>
+              <w:t xml:space="preserve">佐藤さん（Roy）</w:t>
             </w:r>
           </w:p>
         </w:tc>
@@ -6951,7 +6951,7 @@
                 <w:sz w:val="20"/>
                 <w:szCs w:val="20"/>
               </w:rPr>
-              <w:t xml:space="preserve">あなた（Kai）</w:t>
+              <w:t xml:space="preserve">あなた（Leo）</w:t>
             </w:r>
           </w:p>
         </w:tc>
@@ -7080,7 +7080,7 @@
                 <w:sz w:val="20"/>
                 <w:szCs w:val="20"/>
               </w:rPr>
-              <w:t xml:space="preserve">佐藤さん（Misa）</w:t>
+              <w:t xml:space="preserve">佐藤さん（Roy）</w:t>
             </w:r>
           </w:p>
         </w:tc>
@@ -7405,7 +7405,7 @@
                 <w:sz w:val="20"/>
                 <w:szCs w:val="20"/>
               </w:rPr>
-              <w:t xml:space="preserve">あなた（Kai）</w:t>
+              <w:t xml:space="preserve">あなた（Leo）</w:t>
             </w:r>
           </w:p>
         </w:tc>
@@ -7534,7 +7534,7 @@
                 <w:sz w:val="20"/>
                 <w:szCs w:val="20"/>
               </w:rPr>
-              <w:t xml:space="preserve">佐藤さん（Misa）</w:t>
+              <w:t xml:space="preserve">佐藤さん（Roy）</w:t>
             </w:r>
           </w:p>
         </w:tc>
@@ -8196,7 +8196,7 @@
                 <w:sz w:val="20"/>
                 <w:szCs w:val="20"/>
               </w:rPr>
-              <w:t xml:space="preserve">佐藤さん（Misa）</w:t>
+              <w:t xml:space="preserve">佐藤さん（Roy）</w:t>
             </w:r>
           </w:p>
         </w:tc>
@@ -8325,7 +8325,7 @@
                 <w:sz w:val="20"/>
                 <w:szCs w:val="20"/>
               </w:rPr>
-              <w:t xml:space="preserve">佐藤さん（Misa）</w:t>
+              <w:t xml:space="preserve">佐藤さん（Roy）</w:t>
             </w:r>
           </w:p>
         </w:tc>
@@ -8454,7 +8454,7 @@
                 <w:sz w:val="20"/>
                 <w:szCs w:val="20"/>
               </w:rPr>
-              <w:t xml:space="preserve">中田さん（Reid）</w:t>
+              <w:t xml:space="preserve">中田さん（Emma）</w:t>
             </w:r>
           </w:p>
         </w:tc>
@@ -8583,7 +8583,7 @@
                 <w:sz w:val="20"/>
                 <w:szCs w:val="20"/>
               </w:rPr>
-              <w:t xml:space="preserve">中田さん（Reid）</w:t>
+              <w:t xml:space="preserve">中田さん（Emma）</w:t>
             </w:r>
           </w:p>
         </w:tc>
@@ -8712,7 +8712,7 @@
                 <w:sz w:val="20"/>
                 <w:szCs w:val="20"/>
               </w:rPr>
-              <w:t xml:space="preserve">中田さん（Reid）</w:t>
+              <w:t xml:space="preserve">中田さん（Emma）</w:t>
             </w:r>
           </w:p>
         </w:tc>
@@ -9362,7 +9362,7 @@
                 <w:sz w:val="20"/>
                 <w:szCs w:val="20"/>
               </w:rPr>
-              <w:t xml:space="preserve">中田さん（Reid）</w:t>
+              <w:t xml:space="preserve">中田さん（Emma）</w:t>
             </w:r>
           </w:p>
         </w:tc>
@@ -9687,7 +9687,7 @@
                 <w:sz w:val="20"/>
                 <w:szCs w:val="20"/>
               </w:rPr>
-              <w:t xml:space="preserve">あなた（Kai）</w:t>
+              <w:t xml:space="preserve">あなた（Leo）</w:t>
             </w:r>
           </w:p>
         </w:tc>
@@ -9816,7 +9816,7 @@
                 <w:sz w:val="20"/>
                 <w:szCs w:val="20"/>
               </w:rPr>
-              <w:t xml:space="preserve">佐藤さん（Misa）</w:t>
+              <w:t xml:space="preserve">佐藤さん（Roy）</w:t>
             </w:r>
           </w:p>
         </w:tc>
@@ -9945,7 +9945,7 @@
                 <w:sz w:val="20"/>
                 <w:szCs w:val="20"/>
               </w:rPr>
-              <w:t xml:space="preserve">中田さん（Reid）</w:t>
+              <w:t xml:space="preserve">中田さん（Emma）</w:t>
             </w:r>
           </w:p>
         </w:tc>
@@ -10270,7 +10270,7 @@
                 <w:sz w:val="20"/>
                 <w:szCs w:val="20"/>
               </w:rPr>
-              <w:t xml:space="preserve">あなた（Kai）</w:t>
+              <w:t xml:space="preserve">あなた（Leo）</w:t>
             </w:r>
           </w:p>
         </w:tc>
@@ -10399,7 +10399,7 @@
                 <w:sz w:val="20"/>
                 <w:szCs w:val="20"/>
               </w:rPr>
-              <w:t xml:space="preserve">佐藤さん（Misa）</w:t>
+              <w:t xml:space="preserve">佐藤さん（Roy）</w:t>
             </w:r>
           </w:p>
         </w:tc>
@@ -10528,7 +10528,7 @@
                 <w:sz w:val="20"/>
                 <w:szCs w:val="20"/>
               </w:rPr>
-              <w:t xml:space="preserve">中田さん（Reid）</w:t>
+              <w:t xml:space="preserve">中田さん（Emma）</w:t>
             </w:r>
           </w:p>
         </w:tc>
@@ -10853,7 +10853,7 @@
                 <w:sz w:val="20"/>
                 <w:szCs w:val="20"/>
               </w:rPr>
-              <w:t xml:space="preserve">あなた（Kai）</w:t>
+              <w:t xml:space="preserve">あなた（Leo）</w:t>
             </w:r>
           </w:p>
         </w:tc>
@@ -10982,7 +10982,7 @@
                 <w:sz w:val="20"/>
                 <w:szCs w:val="20"/>
               </w:rPr>
-              <w:t xml:space="preserve">佐藤さん（Misa）</w:t>
+              <w:t xml:space="preserve">佐藤さん（Roy）</w:t>
             </w:r>
           </w:p>
         </w:tc>
@@ -11111,7 +11111,7 @@
                 <w:sz w:val="20"/>
                 <w:szCs w:val="20"/>
               </w:rPr>
-              <w:t xml:space="preserve">中田さん（Reid）</w:t>
+              <w:t xml:space="preserve">中田さん（Emma）</w:t>
             </w:r>
           </w:p>
         </w:tc>
@@ -11240,7 +11240,7 @@
                 <w:sz w:val="20"/>
                 <w:szCs w:val="20"/>
               </w:rPr>
-              <w:t xml:space="preserve">中田さん（Reid）</w:t>
+              <w:t xml:space="preserve">中田さん（Emma）</w:t>
             </w:r>
           </w:p>
         </w:tc>
@@ -11694,7 +11694,7 @@
                 <w:sz w:val="20"/>
                 <w:szCs w:val="20"/>
               </w:rPr>
-              <w:t xml:space="preserve">中田さん（Reid）</w:t>
+              <w:t xml:space="preserve">中田さん（Emma）</w:t>
             </w:r>
           </w:p>
         </w:tc>
@@ -11823,7 +11823,7 @@
                 <w:sz w:val="20"/>
                 <w:szCs w:val="20"/>
               </w:rPr>
-              <w:t xml:space="preserve">あなた（Kai）</w:t>
+              <w:t xml:space="preserve">あなた（Leo）</w:t>
             </w:r>
           </w:p>
         </w:tc>
@@ -11952,7 +11952,7 @@
                 <w:sz w:val="20"/>
                 <w:szCs w:val="20"/>
               </w:rPr>
-              <w:t xml:space="preserve">中田さん（Reid）</w:t>
+              <w:t xml:space="preserve">中田さん（Emma）</w:t>
             </w:r>
           </w:p>
         </w:tc>
@@ -12731,7 +12731,7 @@
                 <w:sz w:val="20"/>
                 <w:szCs w:val="20"/>
               </w:rPr>
-              <w:t xml:space="preserve">中田さん（Reid）</w:t>
+              <w:t xml:space="preserve">中田さん（Emma）</w:t>
             </w:r>
           </w:p>
         </w:tc>
@@ -13056,7 +13056,7 @@
                 <w:sz w:val="20"/>
                 <w:szCs w:val="20"/>
               </w:rPr>
-              <w:t xml:space="preserve">あなた（Kai）</w:t>
+              <w:t xml:space="preserve">あなた（Leo）</w:t>
             </w:r>
           </w:p>
         </w:tc>
@@ -13185,7 +13185,7 @@
                 <w:sz w:val="20"/>
                 <w:szCs w:val="20"/>
               </w:rPr>
-              <w:t xml:space="preserve">佐藤さん（Misa）</w:t>
+              <w:t xml:space="preserve">佐藤さん（Roy）</w:t>
             </w:r>
           </w:p>
         </w:tc>
@@ -13510,7 +13510,7 @@
                 <w:sz w:val="20"/>
                 <w:szCs w:val="20"/>
               </w:rPr>
-              <w:t xml:space="preserve">あなた（Kai）</w:t>
+              <w:t xml:space="preserve">あなた（Leo）</w:t>
             </w:r>
           </w:p>
         </w:tc>
@@ -13639,7 +13639,7 @@
                 <w:sz w:val="20"/>
                 <w:szCs w:val="20"/>
               </w:rPr>
-              <w:t xml:space="preserve">佐藤さん（Misa）</w:t>
+              <w:t xml:space="preserve">佐藤さん（Roy）</w:t>
             </w:r>
           </w:p>
         </w:tc>
@@ -13768,7 +13768,7 @@
                 <w:sz w:val="20"/>
                 <w:szCs w:val="20"/>
               </w:rPr>
-              <w:t xml:space="preserve">中田さん（Reid）</w:t>
+              <w:t xml:space="preserve">中田さん（Emma）</w:t>
             </w:r>
           </w:p>
         </w:tc>
@@ -13897,7 +13897,7 @@
                 <w:sz w:val="20"/>
                 <w:szCs w:val="20"/>
               </w:rPr>
-              <w:t xml:space="preserve">中田さん（Reid）</w:t>
+              <w:t xml:space="preserve">中田さん（Emma）</w:t>
             </w:r>
           </w:p>
         </w:tc>
@@ -14222,7 +14222,7 @@
                 <w:sz w:val="20"/>
                 <w:szCs w:val="20"/>
               </w:rPr>
-              <w:t xml:space="preserve">あなた（Kai）</w:t>
+              <w:t xml:space="preserve">あなた（Leo）</w:t>
             </w:r>
           </w:p>
         </w:tc>
@@ -14351,7 +14351,7 @@
                 <w:sz w:val="20"/>
                 <w:szCs w:val="20"/>
               </w:rPr>
-              <w:t xml:space="preserve">佐藤さん（Misa）</w:t>
+              <w:t xml:space="preserve">佐藤さん（Roy）</w:t>
             </w:r>
           </w:p>
         </w:tc>
@@ -14805,7 +14805,7 @@
                 <w:sz w:val="20"/>
                 <w:szCs w:val="20"/>
               </w:rPr>
-              <w:t xml:space="preserve">中田さん（Reid）</w:t>
+              <w:t xml:space="preserve">中田さん（Emma）</w:t>
             </w:r>
           </w:p>
         </w:tc>
@@ -15725,7 +15725,7 @@
                 <w:sz w:val="20"/>
                 <w:szCs w:val="20"/>
               </w:rPr>
-              <w:t xml:space="preserve">佐藤さん（Misa）</w:t>
+              <w:t xml:space="preserve">佐藤さん（Roy）</w:t>
             </w:r>
           </w:p>
         </w:tc>
@@ -16504,7 +16504,7 @@
                 <w:sz w:val="20"/>
                 <w:szCs w:val="20"/>
               </w:rPr>
-              <w:t xml:space="preserve">森さん（Lena）</w:t>
+              <w:t xml:space="preserve">森さん（Reid）</w:t>
             </w:r>
           </w:p>
         </w:tc>
@@ -16586,7 +16586,7 @@
         <w:rPr>
           <w:rFonts w:ascii="Yu Gothic" w:cs="Yu Gothic" w:eastAsia="Yu Gothic" w:hAnsi="Yu Gothic"/>
         </w:rPr>
-        <w:t xml:space="preserve">スライド 32  数が合わないと、何が起きる？</w:t>
+        <w:t xml:space="preserve">スライド 32  6. 数が合わないと、何が起きる？</w:t>
       </w:r>
     </w:p>
     <w:p>
@@ -16829,7 +16829,7 @@
                 <w:sz w:val="20"/>
                 <w:szCs w:val="20"/>
               </w:rPr>
-              <w:t xml:space="preserve">あなた（Kai）</w:t>
+              <w:t xml:space="preserve">あなた（Leo）</w:t>
             </w:r>
           </w:p>
         </w:tc>
@@ -17412,7 +17412,7 @@
                 <w:sz w:val="20"/>
                 <w:szCs w:val="20"/>
               </w:rPr>
-              <w:t xml:space="preserve">あなた（Kai）</w:t>
+              <w:t xml:space="preserve">あなた（Leo）</w:t>
             </w:r>
           </w:p>
         </w:tc>
@@ -17541,7 +17541,7 @@
                 <w:sz w:val="20"/>
                 <w:szCs w:val="20"/>
               </w:rPr>
-              <w:t xml:space="preserve">佐藤さん（Misa）</w:t>
+              <w:t xml:space="preserve">佐藤さん（Roy）</w:t>
             </w:r>
           </w:p>
         </w:tc>
@@ -17866,7 +17866,7 @@
                 <w:sz w:val="20"/>
                 <w:szCs w:val="20"/>
               </w:rPr>
-              <w:t xml:space="preserve">あなた（Kai）</w:t>
+              <w:t xml:space="preserve">あなた（Leo）</w:t>
             </w:r>
           </w:p>
         </w:tc>
@@ -18645,7 +18645,7 @@
                 <w:sz w:val="20"/>
                 <w:szCs w:val="20"/>
               </w:rPr>
-              <w:t xml:space="preserve">森さん（Lena）</w:t>
+              <w:t xml:space="preserve">森さん（Reid）</w:t>
             </w:r>
           </w:p>
         </w:tc>
@@ -18970,7 +18970,7 @@
                 <w:sz w:val="20"/>
                 <w:szCs w:val="20"/>
               </w:rPr>
-              <w:t xml:space="preserve">あなた（Kai）</w:t>
+              <w:t xml:space="preserve">あなた（Leo）</w:t>
             </w:r>
           </w:p>
         </w:tc>
@@ -19099,7 +19099,7 @@
                 <w:sz w:val="20"/>
                 <w:szCs w:val="20"/>
               </w:rPr>
-              <w:t xml:space="preserve">佐藤さん（Misa）</w:t>
+              <w:t xml:space="preserve">佐藤さん（Roy）</w:t>
             </w:r>
           </w:p>
         </w:tc>
@@ -19424,7 +19424,7 @@
                 <w:sz w:val="20"/>
                 <w:szCs w:val="20"/>
               </w:rPr>
-              <w:t xml:space="preserve">あなた（Kai）</w:t>
+              <w:t xml:space="preserve">あなた（Leo）</w:t>
             </w:r>
           </w:p>
         </w:tc>
@@ -19553,7 +19553,7 @@
                 <w:sz w:val="20"/>
                 <w:szCs w:val="20"/>
               </w:rPr>
-              <w:t xml:space="preserve">佐藤さん（Misa）</w:t>
+              <w:t xml:space="preserve">佐藤さん（Roy）</w:t>
             </w:r>
           </w:p>
         </w:tc>
@@ -19682,7 +19682,7 @@
                 <w:sz w:val="20"/>
                 <w:szCs w:val="20"/>
               </w:rPr>
-              <w:t xml:space="preserve">佐藤さん（Misa）</w:t>
+              <w:t xml:space="preserve">佐藤さん（Roy）</w:t>
             </w:r>
           </w:p>
         </w:tc>
@@ -20007,7 +20007,7 @@
                 <w:sz w:val="20"/>
                 <w:szCs w:val="20"/>
               </w:rPr>
-              <w:t xml:space="preserve">あなた（Kai）</w:t>
+              <w:t xml:space="preserve">あなた（Leo）</w:t>
             </w:r>
           </w:p>
         </w:tc>
@@ -20461,7 +20461,7 @@
                 <w:sz w:val="20"/>
                 <w:szCs w:val="20"/>
               </w:rPr>
-              <w:t xml:space="preserve">佐藤さん（Misa）</w:t>
+              <w:t xml:space="preserve">佐藤さん（Roy）</w:t>
             </w:r>
           </w:p>
         </w:tc>
@@ -21510,7 +21510,7 @@
                 <w:sz w:val="20"/>
                 <w:szCs w:val="20"/>
               </w:rPr>
-              <w:t xml:space="preserve">森さん（Lena）</w:t>
+              <w:t xml:space="preserve">森さん（Reid）</w:t>
             </w:r>
           </w:p>
         </w:tc>
@@ -22160,7 +22160,7 @@
                 <w:sz w:val="20"/>
                 <w:szCs w:val="20"/>
               </w:rPr>
-              <w:t xml:space="preserve">森さん（Lena）</w:t>
+              <w:t xml:space="preserve">森さん（Reid）</w:t>
             </w:r>
           </w:p>
         </w:tc>
@@ -22485,7 +22485,7 @@
                 <w:sz w:val="20"/>
                 <w:szCs w:val="20"/>
               </w:rPr>
-              <w:t xml:space="preserve">あなた（Kai）</w:t>
+              <w:t xml:space="preserve">あなた（Leo）</w:t>
             </w:r>
           </w:p>
         </w:tc>
@@ -22614,7 +22614,7 @@
                 <w:sz w:val="20"/>
                 <w:szCs w:val="20"/>
               </w:rPr>
-              <w:t xml:space="preserve">佐藤さん（Misa）</w:t>
+              <w:t xml:space="preserve">佐藤さん（Roy）</w:t>
             </w:r>
           </w:p>
         </w:tc>
@@ -22939,7 +22939,7 @@
                 <w:sz w:val="20"/>
                 <w:szCs w:val="20"/>
               </w:rPr>
-              <w:t xml:space="preserve">あなた（Kai）</w:t>
+              <w:t xml:space="preserve">あなた（Leo）</w:t>
             </w:r>
           </w:p>
         </w:tc>
@@ -23068,7 +23068,7 @@
                 <w:sz w:val="20"/>
                 <w:szCs w:val="20"/>
               </w:rPr>
-              <w:t xml:space="preserve">佐藤さん（Misa）</w:t>
+              <w:t xml:space="preserve">佐藤さん（Roy）</w:t>
             </w:r>
           </w:p>
         </w:tc>
@@ -23393,7 +23393,7 @@
                 <w:sz w:val="20"/>
                 <w:szCs w:val="20"/>
               </w:rPr>
-              <w:t xml:space="preserve">あなた（Kai）</w:t>
+              <w:t xml:space="preserve">あなた（Leo）</w:t>
             </w:r>
           </w:p>
         </w:tc>
@@ -23847,7 +23847,7 @@
                 <w:sz w:val="20"/>
                 <w:szCs w:val="20"/>
               </w:rPr>
-              <w:t xml:space="preserve">森さん（Lena）</w:t>
+              <w:t xml:space="preserve">森さん（Reid）</w:t>
             </w:r>
           </w:p>
         </w:tc>
@@ -23976,7 +23976,7 @@
                 <w:sz w:val="20"/>
                 <w:szCs w:val="20"/>
               </w:rPr>
-              <w:t xml:space="preserve">森さん（Lena）</w:t>
+              <w:t xml:space="preserve">森さん（Reid）</w:t>
             </w:r>
           </w:p>
         </w:tc>
@@ -24105,7 +24105,7 @@
                 <w:sz w:val="20"/>
                 <w:szCs w:val="20"/>
               </w:rPr>
-              <w:t xml:space="preserve">森さん（Lena）</w:t>
+              <w:t xml:space="preserve">森さん（Reid）</w:t>
             </w:r>
           </w:p>
         </w:tc>
@@ -24430,7 +24430,7 @@
                 <w:sz w:val="20"/>
                 <w:szCs w:val="20"/>
               </w:rPr>
-              <w:t xml:space="preserve">森さん（Lena）</w:t>
+              <w:t xml:space="preserve">森さん（Reid）</w:t>
             </w:r>
           </w:p>
         </w:tc>
@@ -24559,7 +24559,7 @@
                 <w:sz w:val="20"/>
                 <w:szCs w:val="20"/>
               </w:rPr>
-              <w:t xml:space="preserve">中田さん（Reid）</w:t>
+              <w:t xml:space="preserve">中田さん（Emma）</w:t>
             </w:r>
           </w:p>
         </w:tc>
@@ -24688,7 +24688,7 @@
                 <w:sz w:val="20"/>
                 <w:szCs w:val="20"/>
               </w:rPr>
-              <w:t xml:space="preserve">中田さん（Reid）</w:t>
+              <w:t xml:space="preserve">中田さん（Emma）</w:t>
             </w:r>
           </w:p>
         </w:tc>
@@ -24817,7 +24817,7 @@
                 <w:sz w:val="20"/>
                 <w:szCs w:val="20"/>
               </w:rPr>
-              <w:t xml:space="preserve">中田さん（Reid）</w:t>
+              <w:t xml:space="preserve">中田さん（Emma）</w:t>
             </w:r>
           </w:p>
         </w:tc>
@@ -25142,7 +25142,7 @@
                 <w:sz w:val="20"/>
                 <w:szCs w:val="20"/>
               </w:rPr>
-              <w:t xml:space="preserve">中田さん（Reid）</w:t>
+              <w:t xml:space="preserve">中田さん（Emma）</w:t>
             </w:r>
           </w:p>
         </w:tc>
@@ -25271,7 +25271,7 @@
                 <w:sz w:val="20"/>
                 <w:szCs w:val="20"/>
               </w:rPr>
-              <w:t xml:space="preserve">中田さん（Reid）</w:t>
+              <w:t xml:space="preserve">中田さん（Emma）</w:t>
             </w:r>
           </w:p>
         </w:tc>
@@ -25400,7 +25400,7 @@
                 <w:sz w:val="20"/>
                 <w:szCs w:val="20"/>
               </w:rPr>
-              <w:t xml:space="preserve">中田さん（Reid）</w:t>
+              <w:t xml:space="preserve">中田さん（Emma）</w:t>
             </w:r>
           </w:p>
         </w:tc>
@@ -25529,7 +25529,7 @@
                 <w:sz w:val="20"/>
                 <w:szCs w:val="20"/>
               </w:rPr>
-              <w:t xml:space="preserve">中田さん（Reid）</w:t>
+              <w:t xml:space="preserve">中田さん（Emma）</w:t>
             </w:r>
           </w:p>
         </w:tc>
@@ -26762,7 +26762,7 @@
                 <w:sz w:val="20"/>
                 <w:szCs w:val="20"/>
               </w:rPr>
-              <w:t xml:space="preserve">森さん（Lena）</w:t>
+              <w:t xml:space="preserve">森さん（Reid）</w:t>
             </w:r>
           </w:p>
         </w:tc>
@@ -27087,7 +27087,7 @@
                 <w:sz w:val="20"/>
                 <w:szCs w:val="20"/>
               </w:rPr>
-              <w:t xml:space="preserve">あなた（Kai）</w:t>
+              <w:t xml:space="preserve">あなた（Leo）</w:t>
             </w:r>
           </w:p>
         </w:tc>
@@ -27216,7 +27216,7 @@
                 <w:sz w:val="20"/>
                 <w:szCs w:val="20"/>
               </w:rPr>
-              <w:t xml:space="preserve">佐藤さん（Misa）</w:t>
+              <w:t xml:space="preserve">佐藤さん（Roy）</w:t>
             </w:r>
           </w:p>
         </w:tc>
@@ -27541,7 +27541,7 @@
                 <w:sz w:val="20"/>
                 <w:szCs w:val="20"/>
               </w:rPr>
-              <w:t xml:space="preserve">あなた（Kai）</w:t>
+              <w:t xml:space="preserve">あなた（Leo）</w:t>
             </w:r>
           </w:p>
         </w:tc>
@@ -27670,7 +27670,7 @@
                 <w:sz w:val="20"/>
                 <w:szCs w:val="20"/>
               </w:rPr>
-              <w:t xml:space="preserve">佐藤さん（Misa）</w:t>
+              <w:t xml:space="preserve">佐藤さん（Roy）</w:t>
             </w:r>
           </w:p>
         </w:tc>
@@ -27799,7 +27799,7 @@
                 <w:sz w:val="20"/>
                 <w:szCs w:val="20"/>
               </w:rPr>
-              <w:t xml:space="preserve">佐藤さん（Misa）</w:t>
+              <w:t xml:space="preserve">佐藤さん（Roy）</w:t>
             </w:r>
           </w:p>
         </w:tc>
@@ -28124,7 +28124,7 @@
                 <w:sz w:val="20"/>
                 <w:szCs w:val="20"/>
               </w:rPr>
-              <w:t xml:space="preserve">あなた（Kai）</w:t>
+              <w:t xml:space="preserve">あなた（Leo）</w:t>
             </w:r>
           </w:p>
         </w:tc>
@@ -29161,7 +29161,7 @@
                 <w:sz w:val="20"/>
                 <w:szCs w:val="20"/>
               </w:rPr>
-              <w:t xml:space="preserve">佐藤さん（Misa）</w:t>
+              <w:t xml:space="preserve">佐藤さん（Roy）</w:t>
             </w:r>
           </w:p>
         </w:tc>
@@ -29290,7 +29290,7 @@
                 <w:sz w:val="20"/>
                 <w:szCs w:val="20"/>
               </w:rPr>
-              <w:t xml:space="preserve">佐藤さん（Misa）</w:t>
+              <w:t xml:space="preserve">佐藤さん（Roy）</w:t>
             </w:r>
           </w:p>
         </w:tc>

--- a/docs/consulting-experience/talk-script-by-slide.docx
+++ b/docs/consulting-experience/talk-script-by-slide.docx
@@ -645,7 +645,7 @@
                 <w:sz w:val="20"/>
                 <w:szCs w:val="20"/>
               </w:rPr>
-              <w:t xml:space="preserve">OPTEX-FA 若手営業（20代・男性）</w:t>
+              <w:t xml:space="preserve">OPTEX-FA 営業担当（20代・社会人1年目・男性）</w:t>
             </w:r>
           </w:p>
         </w:tc>
@@ -836,7 +836,7 @@
                 <w:sz w:val="20"/>
                 <w:szCs w:val="20"/>
               </w:rPr>
-              <w:t xml:space="preserve">飲料工場 設備課（30代後半〜40代・男性）</w:t>
+              <w:t xml:space="preserve">飲料工場 設備担当（30代・中堅・男性）</w:t>
             </w:r>
           </w:p>
         </w:tc>
@@ -1027,7 +1027,7 @@
                 <w:sz w:val="20"/>
                 <w:szCs w:val="20"/>
               </w:rPr>
-              <w:t xml:space="preserve">飲料工場 品質管理課（30代前半・女性）</w:t>
+              <w:t xml:space="preserve">飲料工場 品質管理担当（30代・中堅・女性）</w:t>
             </w:r>
           </w:p>
         </w:tc>
@@ -1218,7 +1218,7 @@
                 <w:sz w:val="20"/>
                 <w:szCs w:val="20"/>
               </w:rPr>
-              <w:t xml:space="preserve">OPTEX-FA 営業（先輩・30代後半〜40代・男性）</w:t>
+              <w:t xml:space="preserve">OPTEX-FA 営業先輩社員（30代・中途入社・男性）</w:t>
             </w:r>
           </w:p>
         </w:tc>
@@ -1409,7 +1409,7 @@
                 <w:sz w:val="20"/>
                 <w:szCs w:val="20"/>
               </w:rPr>
-              <w:t xml:space="preserve">OPTEX-FA 技術部門（30代・女性）</w:t>
+              <w:t xml:space="preserve">OPTEX-FA 技術先輩社員（20代・応用開発室・女性）</w:t>
             </w:r>
           </w:p>
         </w:tc>

--- a/docs/consulting-experience/talk-script-by-slide.docx
+++ b/docs/consulting-experience/talk-script-by-slide.docx
@@ -676,7 +676,7 @@
                 <w:sz w:val="20"/>
                 <w:szCs w:val="20"/>
               </w:rPr>
-              <w:t xml:space="preserve">Leo（レオ）</w:t>
+              <w:t xml:space="preserve">Ash（アッシュ）</w:t>
             </w:r>
           </w:p>
         </w:tc>
@@ -769,7 +769,7 @@
                 <w:sz w:val="20"/>
                 <w:szCs w:val="20"/>
               </w:rPr>
-              <w:t xml:space="preserve">は確定済みの設定（音読さんに保存した値）</w:t>
+              <w:t xml:space="preserve">は確定済みの設定（佐藤さんとは別の値）</w:t>
             </w:r>
           </w:p>
         </w:tc>
@@ -867,7 +867,7 @@
                 <w:sz w:val="20"/>
                 <w:szCs w:val="20"/>
               </w:rPr>
-              <w:t xml:space="preserve">Roy（ロイ）</w:t>
+              <w:t xml:space="preserve">Ash（アッシュ）</w:t>
             </w:r>
           </w:p>
         </w:tc>
@@ -960,7 +960,7 @@
                 <w:sz w:val="20"/>
                 <w:szCs w:val="20"/>
               </w:rPr>
-              <w:t xml:space="preserve">は確定済みの設定（音読さんに保存した値）</w:t>
+              <w:t xml:space="preserve">は確定済みの設定（あなたとは別の値）</w:t>
             </w:r>
           </w:p>
         </w:tc>
@@ -1058,7 +1058,7 @@
                 <w:sz w:val="20"/>
                 <w:szCs w:val="20"/>
               </w:rPr>
-              <w:t xml:space="preserve">Tina（ティナ）</w:t>
+              <w:t xml:space="preserve">Misa（ミサ）</w:t>
             </w:r>
           </w:p>
         </w:tc>
@@ -1089,7 +1089,7 @@
                 <w:sz w:val="20"/>
                 <w:szCs w:val="20"/>
               </w:rPr>
-              <w:t xml:space="preserve">407820404</w:t>
+              <w:t xml:space="preserve">—</w:t>
             </w:r>
           </w:p>
         </w:tc>
@@ -1249,7 +1249,7 @@
                 <w:sz w:val="20"/>
                 <w:szCs w:val="20"/>
               </w:rPr>
-              <w:t xml:space="preserve">Reid（リード）</w:t>
+              <w:t xml:space="preserve">Leo（レオ）</w:t>
             </w:r>
           </w:p>
         </w:tc>
@@ -1280,7 +1280,7 @@
                 <w:sz w:val="20"/>
                 <w:szCs w:val="20"/>
               </w:rPr>
-              <w:t xml:space="preserve">-1388357271</w:t>
+              <w:t xml:space="preserve">—</w:t>
             </w:r>
           </w:p>
         </w:tc>
@@ -1440,7 +1440,7 @@
                 <w:sz w:val="20"/>
                 <w:szCs w:val="20"/>
               </w:rPr>
-              <w:t xml:space="preserve">Emma（エマ）</w:t>
+              <w:t xml:space="preserve">Ellis（エリス）</w:t>
             </w:r>
           </w:p>
         </w:tc>
@@ -1533,7 +1533,7 @@
                 <w:sz w:val="20"/>
                 <w:szCs w:val="20"/>
               </w:rPr>
-              <w:t xml:space="preserve">は確定済みの設定（音読さんに保存した値）</w:t>
+              <w:t xml:space="preserve">は確定済みの設定</w:t>
             </w:r>
           </w:p>
         </w:tc>
@@ -2540,7 +2540,7 @@
                 <w:sz w:val="20"/>
                 <w:szCs w:val="20"/>
               </w:rPr>
-              <w:t xml:space="preserve">佐藤さん（Roy）</w:t>
+              <w:t xml:space="preserve">佐藤さん（Ash）</w:t>
             </w:r>
           </w:p>
         </w:tc>
@@ -2669,7 +2669,7 @@
                 <w:sz w:val="20"/>
                 <w:szCs w:val="20"/>
               </w:rPr>
-              <w:t xml:space="preserve">佐藤さん（Roy）</w:t>
+              <w:t xml:space="preserve">佐藤さん（Ash）</w:t>
             </w:r>
           </w:p>
         </w:tc>
@@ -2798,7 +2798,7 @@
                 <w:sz w:val="20"/>
                 <w:szCs w:val="20"/>
               </w:rPr>
-              <w:t xml:space="preserve">佐藤さん（Roy）</w:t>
+              <w:t xml:space="preserve">佐藤さん（Ash）</w:t>
             </w:r>
           </w:p>
         </w:tc>
@@ -3448,7 +3448,7 @@
                 <w:sz w:val="20"/>
                 <w:szCs w:val="20"/>
               </w:rPr>
-              <w:t xml:space="preserve">森さん（Reid）</w:t>
+              <w:t xml:space="preserve">森さん（Leo）</w:t>
             </w:r>
           </w:p>
         </w:tc>
@@ -3773,7 +3773,7 @@
                 <w:sz w:val="20"/>
                 <w:szCs w:val="20"/>
               </w:rPr>
-              <w:t xml:space="preserve">あなた（Leo）</w:t>
+              <w:t xml:space="preserve">あなた（Ash）</w:t>
             </w:r>
           </w:p>
         </w:tc>
@@ -3902,7 +3902,7 @@
                 <w:sz w:val="20"/>
                 <w:szCs w:val="20"/>
               </w:rPr>
-              <w:t xml:space="preserve">佐藤さん（Roy）</w:t>
+              <w:t xml:space="preserve">佐藤さん（Ash）</w:t>
             </w:r>
           </w:p>
         </w:tc>
@@ -4031,7 +4031,7 @@
                 <w:sz w:val="20"/>
                 <w:szCs w:val="20"/>
               </w:rPr>
-              <w:t xml:space="preserve">佐藤さん（Roy）</w:t>
+              <w:t xml:space="preserve">佐藤さん（Ash）</w:t>
             </w:r>
           </w:p>
         </w:tc>
@@ -4356,7 +4356,7 @@
                 <w:sz w:val="20"/>
                 <w:szCs w:val="20"/>
               </w:rPr>
-              <w:t xml:space="preserve">あなた（Leo）</w:t>
+              <w:t xml:space="preserve">あなた（Ash）</w:t>
             </w:r>
           </w:p>
         </w:tc>
@@ -4485,7 +4485,7 @@
                 <w:sz w:val="20"/>
                 <w:szCs w:val="20"/>
               </w:rPr>
-              <w:t xml:space="preserve">佐藤さん（Roy）</w:t>
+              <w:t xml:space="preserve">佐藤さん（Ash）</w:t>
             </w:r>
           </w:p>
         </w:tc>
@@ -4810,7 +4810,7 @@
                 <w:sz w:val="20"/>
                 <w:szCs w:val="20"/>
               </w:rPr>
-              <w:t xml:space="preserve">あなた（Leo）</w:t>
+              <w:t xml:space="preserve">あなた（Ash）</w:t>
             </w:r>
           </w:p>
         </w:tc>
@@ -4939,7 +4939,7 @@
                 <w:sz w:val="20"/>
                 <w:szCs w:val="20"/>
               </w:rPr>
-              <w:t xml:space="preserve">佐藤さん（Roy）</w:t>
+              <w:t xml:space="preserve">佐藤さん（Ash）</w:t>
             </w:r>
           </w:p>
         </w:tc>
@@ -5264,7 +5264,7 @@
                 <w:sz w:val="20"/>
                 <w:szCs w:val="20"/>
               </w:rPr>
-              <w:t xml:space="preserve">高橋さん（Tina）</w:t>
+              <w:t xml:space="preserve">高橋さん（Misa）</w:t>
             </w:r>
           </w:p>
         </w:tc>
@@ -5393,7 +5393,7 @@
                 <w:sz w:val="20"/>
                 <w:szCs w:val="20"/>
               </w:rPr>
-              <w:t xml:space="preserve">高橋さん（Tina）</w:t>
+              <w:t xml:space="preserve">高橋さん（Misa）</w:t>
             </w:r>
           </w:p>
         </w:tc>
@@ -5522,7 +5522,7 @@
                 <w:sz w:val="20"/>
                 <w:szCs w:val="20"/>
               </w:rPr>
-              <w:t xml:space="preserve">高橋さん（Tina）</w:t>
+              <w:t xml:space="preserve">高橋さん（Misa）</w:t>
             </w:r>
           </w:p>
         </w:tc>
@@ -6172,7 +6172,7 @@
                 <w:sz w:val="20"/>
                 <w:szCs w:val="20"/>
               </w:rPr>
-              <w:t xml:space="preserve">森さん（Reid）</w:t>
+              <w:t xml:space="preserve">森さん（Leo）</w:t>
             </w:r>
           </w:p>
         </w:tc>
@@ -6497,7 +6497,7 @@
                 <w:sz w:val="20"/>
                 <w:szCs w:val="20"/>
               </w:rPr>
-              <w:t xml:space="preserve">あなた（Leo）</w:t>
+              <w:t xml:space="preserve">あなた（Ash）</w:t>
             </w:r>
           </w:p>
         </w:tc>
@@ -6626,7 +6626,7 @@
                 <w:sz w:val="20"/>
                 <w:szCs w:val="20"/>
               </w:rPr>
-              <w:t xml:space="preserve">佐藤さん（Roy）</w:t>
+              <w:t xml:space="preserve">佐藤さん（Ash）</w:t>
             </w:r>
           </w:p>
         </w:tc>
@@ -6951,7 +6951,7 @@
                 <w:sz w:val="20"/>
                 <w:szCs w:val="20"/>
               </w:rPr>
-              <w:t xml:space="preserve">あなた（Leo）</w:t>
+              <w:t xml:space="preserve">あなた（Ash）</w:t>
             </w:r>
           </w:p>
         </w:tc>
@@ -7080,7 +7080,7 @@
                 <w:sz w:val="20"/>
                 <w:szCs w:val="20"/>
               </w:rPr>
-              <w:t xml:space="preserve">佐藤さん（Roy）</w:t>
+              <w:t xml:space="preserve">佐藤さん（Ash）</w:t>
             </w:r>
           </w:p>
         </w:tc>
@@ -7405,7 +7405,7 @@
                 <w:sz w:val="20"/>
                 <w:szCs w:val="20"/>
               </w:rPr>
-              <w:t xml:space="preserve">あなた（Leo）</w:t>
+              <w:t xml:space="preserve">あなた（Ash）</w:t>
             </w:r>
           </w:p>
         </w:tc>
@@ -7534,7 +7534,7 @@
                 <w:sz w:val="20"/>
                 <w:szCs w:val="20"/>
               </w:rPr>
-              <w:t xml:space="preserve">佐藤さん（Roy）</w:t>
+              <w:t xml:space="preserve">佐藤さん（Ash）</w:t>
             </w:r>
           </w:p>
         </w:tc>
@@ -8196,7 +8196,7 @@
                 <w:sz w:val="20"/>
                 <w:szCs w:val="20"/>
               </w:rPr>
-              <w:t xml:space="preserve">佐藤さん（Roy）</w:t>
+              <w:t xml:space="preserve">佐藤さん（Ash）</w:t>
             </w:r>
           </w:p>
         </w:tc>
@@ -8325,7 +8325,7 @@
                 <w:sz w:val="20"/>
                 <w:szCs w:val="20"/>
               </w:rPr>
-              <w:t xml:space="preserve">佐藤さん（Roy）</w:t>
+              <w:t xml:space="preserve">佐藤さん（Ash）</w:t>
             </w:r>
           </w:p>
         </w:tc>
@@ -8454,7 +8454,7 @@
                 <w:sz w:val="20"/>
                 <w:szCs w:val="20"/>
               </w:rPr>
-              <w:t xml:space="preserve">中田さん（Emma）</w:t>
+              <w:t xml:space="preserve">中田さん（Ellis）</w:t>
             </w:r>
           </w:p>
         </w:tc>
@@ -8583,7 +8583,7 @@
                 <w:sz w:val="20"/>
                 <w:szCs w:val="20"/>
               </w:rPr>
-              <w:t xml:space="preserve">中田さん（Emma）</w:t>
+              <w:t xml:space="preserve">中田さん（Ellis）</w:t>
             </w:r>
           </w:p>
         </w:tc>
@@ -8712,7 +8712,7 @@
                 <w:sz w:val="20"/>
                 <w:szCs w:val="20"/>
               </w:rPr>
-              <w:t xml:space="preserve">中田さん（Emma）</w:t>
+              <w:t xml:space="preserve">中田さん（Ellis）</w:t>
             </w:r>
           </w:p>
         </w:tc>
@@ -9362,7 +9362,7 @@
                 <w:sz w:val="20"/>
                 <w:szCs w:val="20"/>
               </w:rPr>
-              <w:t xml:space="preserve">中田さん（Emma）</w:t>
+              <w:t xml:space="preserve">中田さん（Ellis）</w:t>
             </w:r>
           </w:p>
         </w:tc>
@@ -9687,7 +9687,7 @@
                 <w:sz w:val="20"/>
                 <w:szCs w:val="20"/>
               </w:rPr>
-              <w:t xml:space="preserve">あなた（Leo）</w:t>
+              <w:t xml:space="preserve">あなた（Ash）</w:t>
             </w:r>
           </w:p>
         </w:tc>
@@ -9816,7 +9816,7 @@
                 <w:sz w:val="20"/>
                 <w:szCs w:val="20"/>
               </w:rPr>
-              <w:t xml:space="preserve">佐藤さん（Roy）</w:t>
+              <w:t xml:space="preserve">佐藤さん（Ash）</w:t>
             </w:r>
           </w:p>
         </w:tc>
@@ -9945,7 +9945,7 @@
                 <w:sz w:val="20"/>
                 <w:szCs w:val="20"/>
               </w:rPr>
-              <w:t xml:space="preserve">中田さん（Emma）</w:t>
+              <w:t xml:space="preserve">中田さん（Ellis）</w:t>
             </w:r>
           </w:p>
         </w:tc>
@@ -10270,7 +10270,7 @@
                 <w:sz w:val="20"/>
                 <w:szCs w:val="20"/>
               </w:rPr>
-              <w:t xml:space="preserve">あなた（Leo）</w:t>
+              <w:t xml:space="preserve">あなた（Ash）</w:t>
             </w:r>
           </w:p>
         </w:tc>
@@ -10399,7 +10399,7 @@
                 <w:sz w:val="20"/>
                 <w:szCs w:val="20"/>
               </w:rPr>
-              <w:t xml:space="preserve">佐藤さん（Roy）</w:t>
+              <w:t xml:space="preserve">佐藤さん（Ash）</w:t>
             </w:r>
           </w:p>
         </w:tc>
@@ -10528,7 +10528,7 @@
                 <w:sz w:val="20"/>
                 <w:szCs w:val="20"/>
               </w:rPr>
-              <w:t xml:space="preserve">中田さん（Emma）</w:t>
+              <w:t xml:space="preserve">中田さん（Ellis）</w:t>
             </w:r>
           </w:p>
         </w:tc>
@@ -10853,7 +10853,7 @@
                 <w:sz w:val="20"/>
                 <w:szCs w:val="20"/>
               </w:rPr>
-              <w:t xml:space="preserve">あなた（Leo）</w:t>
+              <w:t xml:space="preserve">あなた（Ash）</w:t>
             </w:r>
           </w:p>
         </w:tc>
@@ -10982,7 +10982,7 @@
                 <w:sz w:val="20"/>
                 <w:szCs w:val="20"/>
               </w:rPr>
-              <w:t xml:space="preserve">佐藤さん（Roy）</w:t>
+              <w:t xml:space="preserve">佐藤さん（Ash）</w:t>
             </w:r>
           </w:p>
         </w:tc>
@@ -11111,7 +11111,7 @@
                 <w:sz w:val="20"/>
                 <w:szCs w:val="20"/>
               </w:rPr>
-              <w:t xml:space="preserve">中田さん（Emma）</w:t>
+              <w:t xml:space="preserve">中田さん（Ellis）</w:t>
             </w:r>
           </w:p>
         </w:tc>
@@ -11240,7 +11240,7 @@
                 <w:sz w:val="20"/>
                 <w:szCs w:val="20"/>
               </w:rPr>
-              <w:t xml:space="preserve">中田さん（Emma）</w:t>
+              <w:t xml:space="preserve">中田さん（Ellis）</w:t>
             </w:r>
           </w:p>
         </w:tc>
@@ -11694,7 +11694,7 @@
                 <w:sz w:val="20"/>
                 <w:szCs w:val="20"/>
               </w:rPr>
-              <w:t xml:space="preserve">中田さん（Emma）</w:t>
+              <w:t xml:space="preserve">中田さん（Ellis）</w:t>
             </w:r>
           </w:p>
         </w:tc>
@@ -11823,7 +11823,7 @@
                 <w:sz w:val="20"/>
                 <w:szCs w:val="20"/>
               </w:rPr>
-              <w:t xml:space="preserve">あなた（Leo）</w:t>
+              <w:t xml:space="preserve">あなた（Ash）</w:t>
             </w:r>
           </w:p>
         </w:tc>
@@ -11952,7 +11952,7 @@
                 <w:sz w:val="20"/>
                 <w:szCs w:val="20"/>
               </w:rPr>
-              <w:t xml:space="preserve">中田さん（Emma）</w:t>
+              <w:t xml:space="preserve">中田さん（Ellis）</w:t>
             </w:r>
           </w:p>
         </w:tc>
@@ -12731,7 +12731,7 @@
                 <w:sz w:val="20"/>
                 <w:szCs w:val="20"/>
               </w:rPr>
-              <w:t xml:space="preserve">中田さん（Emma）</w:t>
+              <w:t xml:space="preserve">中田さん（Ellis）</w:t>
             </w:r>
           </w:p>
         </w:tc>
@@ -13056,7 +13056,7 @@
                 <w:sz w:val="20"/>
                 <w:szCs w:val="20"/>
               </w:rPr>
-              <w:t xml:space="preserve">あなた（Leo）</w:t>
+              <w:t xml:space="preserve">あなた（Ash）</w:t>
             </w:r>
           </w:p>
         </w:tc>
@@ -13185,7 +13185,7 @@
                 <w:sz w:val="20"/>
                 <w:szCs w:val="20"/>
               </w:rPr>
-              <w:t xml:space="preserve">佐藤さん（Roy）</w:t>
+              <w:t xml:space="preserve">佐藤さん（Ash）</w:t>
             </w:r>
           </w:p>
         </w:tc>
@@ -13510,7 +13510,7 @@
                 <w:sz w:val="20"/>
                 <w:szCs w:val="20"/>
               </w:rPr>
-              <w:t xml:space="preserve">あなた（Leo）</w:t>
+              <w:t xml:space="preserve">あなた（Ash）</w:t>
             </w:r>
           </w:p>
         </w:tc>
@@ -13639,7 +13639,7 @@
                 <w:sz w:val="20"/>
                 <w:szCs w:val="20"/>
               </w:rPr>
-              <w:t xml:space="preserve">佐藤さん（Roy）</w:t>
+              <w:t xml:space="preserve">佐藤さん（Ash）</w:t>
             </w:r>
           </w:p>
         </w:tc>
@@ -13768,7 +13768,7 @@
                 <w:sz w:val="20"/>
                 <w:szCs w:val="20"/>
               </w:rPr>
-              <w:t xml:space="preserve">中田さん（Emma）</w:t>
+              <w:t xml:space="preserve">中田さん（Ellis）</w:t>
             </w:r>
           </w:p>
         </w:tc>
@@ -13897,7 +13897,7 @@
                 <w:sz w:val="20"/>
                 <w:szCs w:val="20"/>
               </w:rPr>
-              <w:t xml:space="preserve">中田さん（Emma）</w:t>
+              <w:t xml:space="preserve">中田さん（Ellis）</w:t>
             </w:r>
           </w:p>
         </w:tc>
@@ -14222,7 +14222,7 @@
                 <w:sz w:val="20"/>
                 <w:szCs w:val="20"/>
               </w:rPr>
-              <w:t xml:space="preserve">あなた（Leo）</w:t>
+              <w:t xml:space="preserve">あなた（Ash）</w:t>
             </w:r>
           </w:p>
         </w:tc>
@@ -14351,7 +14351,7 @@
                 <w:sz w:val="20"/>
                 <w:szCs w:val="20"/>
               </w:rPr>
-              <w:t xml:space="preserve">佐藤さん（Roy）</w:t>
+              <w:t xml:space="preserve">佐藤さん（Ash）</w:t>
             </w:r>
           </w:p>
         </w:tc>
@@ -14805,7 +14805,7 @@
                 <w:sz w:val="20"/>
                 <w:szCs w:val="20"/>
               </w:rPr>
-              <w:t xml:space="preserve">中田さん（Emma）</w:t>
+              <w:t xml:space="preserve">中田さん（Ellis）</w:t>
             </w:r>
           </w:p>
         </w:tc>
@@ -15725,7 +15725,7 @@
                 <w:sz w:val="20"/>
                 <w:szCs w:val="20"/>
               </w:rPr>
-              <w:t xml:space="preserve">佐藤さん（Roy）</w:t>
+              <w:t xml:space="preserve">佐藤さん（Ash）</w:t>
             </w:r>
           </w:p>
         </w:tc>
@@ -15854,7 +15854,7 @@
                 <w:sz w:val="20"/>
                 <w:szCs w:val="20"/>
               </w:rPr>
-              <w:t xml:space="preserve">高橋さん（Tina）</w:t>
+              <w:t xml:space="preserve">高橋さん（Misa）</w:t>
             </w:r>
           </w:p>
         </w:tc>
@@ -16504,7 +16504,7 @@
                 <w:sz w:val="20"/>
                 <w:szCs w:val="20"/>
               </w:rPr>
-              <w:t xml:space="preserve">森さん（Reid）</w:t>
+              <w:t xml:space="preserve">森さん（Leo）</w:t>
             </w:r>
           </w:p>
         </w:tc>
@@ -16829,7 +16829,7 @@
                 <w:sz w:val="20"/>
                 <w:szCs w:val="20"/>
               </w:rPr>
-              <w:t xml:space="preserve">あなた（Leo）</w:t>
+              <w:t xml:space="preserve">あなた（Ash）</w:t>
             </w:r>
           </w:p>
         </w:tc>
@@ -16958,7 +16958,7 @@
                 <w:sz w:val="20"/>
                 <w:szCs w:val="20"/>
               </w:rPr>
-              <w:t xml:space="preserve">高橋さん（Tina）</w:t>
+              <w:t xml:space="preserve">高橋さん（Misa）</w:t>
             </w:r>
           </w:p>
         </w:tc>
@@ -17087,7 +17087,7 @@
                 <w:sz w:val="20"/>
                 <w:szCs w:val="20"/>
               </w:rPr>
-              <w:t xml:space="preserve">高橋さん（Tina）</w:t>
+              <w:t xml:space="preserve">高橋さん（Misa）</w:t>
             </w:r>
           </w:p>
         </w:tc>
@@ -17412,7 +17412,7 @@
                 <w:sz w:val="20"/>
                 <w:szCs w:val="20"/>
               </w:rPr>
-              <w:t xml:space="preserve">あなた（Leo）</w:t>
+              <w:t xml:space="preserve">あなた（Ash）</w:t>
             </w:r>
           </w:p>
         </w:tc>
@@ -17541,7 +17541,7 @@
                 <w:sz w:val="20"/>
                 <w:szCs w:val="20"/>
               </w:rPr>
-              <w:t xml:space="preserve">佐藤さん（Roy）</w:t>
+              <w:t xml:space="preserve">佐藤さん（Ash）</w:t>
             </w:r>
           </w:p>
         </w:tc>
@@ -17866,7 +17866,7 @@
                 <w:sz w:val="20"/>
                 <w:szCs w:val="20"/>
               </w:rPr>
-              <w:t xml:space="preserve">あなた（Leo）</w:t>
+              <w:t xml:space="preserve">あなた（Ash）</w:t>
             </w:r>
           </w:p>
         </w:tc>
@@ -17995,7 +17995,7 @@
                 <w:sz w:val="20"/>
                 <w:szCs w:val="20"/>
               </w:rPr>
-              <w:t xml:space="preserve">高橋さん（Tina）</w:t>
+              <w:t xml:space="preserve">高橋さん（Misa）</w:t>
             </w:r>
           </w:p>
         </w:tc>
@@ -18645,7 +18645,7 @@
                 <w:sz w:val="20"/>
                 <w:szCs w:val="20"/>
               </w:rPr>
-              <w:t xml:space="preserve">森さん（Reid）</w:t>
+              <w:t xml:space="preserve">森さん（Leo）</w:t>
             </w:r>
           </w:p>
         </w:tc>
@@ -18970,7 +18970,7 @@
                 <w:sz w:val="20"/>
                 <w:szCs w:val="20"/>
               </w:rPr>
-              <w:t xml:space="preserve">あなた（Leo）</w:t>
+              <w:t xml:space="preserve">あなた（Ash）</w:t>
             </w:r>
           </w:p>
         </w:tc>
@@ -19099,7 +19099,7 @@
                 <w:sz w:val="20"/>
                 <w:szCs w:val="20"/>
               </w:rPr>
-              <w:t xml:space="preserve">佐藤さん（Roy）</w:t>
+              <w:t xml:space="preserve">佐藤さん（Ash）</w:t>
             </w:r>
           </w:p>
         </w:tc>
@@ -19424,7 +19424,7 @@
                 <w:sz w:val="20"/>
                 <w:szCs w:val="20"/>
               </w:rPr>
-              <w:t xml:space="preserve">あなた（Leo）</w:t>
+              <w:t xml:space="preserve">あなた（Ash）</w:t>
             </w:r>
           </w:p>
         </w:tc>
@@ -19553,7 +19553,7 @@
                 <w:sz w:val="20"/>
                 <w:szCs w:val="20"/>
               </w:rPr>
-              <w:t xml:space="preserve">佐藤さん（Roy）</w:t>
+              <w:t xml:space="preserve">佐藤さん（Ash）</w:t>
             </w:r>
           </w:p>
         </w:tc>
@@ -19682,7 +19682,7 @@
                 <w:sz w:val="20"/>
                 <w:szCs w:val="20"/>
               </w:rPr>
-              <w:t xml:space="preserve">佐藤さん（Roy）</w:t>
+              <w:t xml:space="preserve">佐藤さん（Ash）</w:t>
             </w:r>
           </w:p>
         </w:tc>
@@ -20007,7 +20007,7 @@
                 <w:sz w:val="20"/>
                 <w:szCs w:val="20"/>
               </w:rPr>
-              <w:t xml:space="preserve">あなた（Leo）</w:t>
+              <w:t xml:space="preserve">あなた（Ash）</w:t>
             </w:r>
           </w:p>
         </w:tc>
@@ -20136,7 +20136,7 @@
                 <w:sz w:val="20"/>
                 <w:szCs w:val="20"/>
               </w:rPr>
-              <w:t xml:space="preserve">高橋さん（Tina）</w:t>
+              <w:t xml:space="preserve">高橋さん（Misa）</w:t>
             </w:r>
           </w:p>
         </w:tc>
@@ -20461,7 +20461,7 @@
                 <w:sz w:val="20"/>
                 <w:szCs w:val="20"/>
               </w:rPr>
-              <w:t xml:space="preserve">佐藤さん（Roy）</w:t>
+              <w:t xml:space="preserve">佐藤さん（Ash）</w:t>
             </w:r>
           </w:p>
         </w:tc>
@@ -21510,7 +21510,7 @@
                 <w:sz w:val="20"/>
                 <w:szCs w:val="20"/>
               </w:rPr>
-              <w:t xml:space="preserve">森さん（Reid）</w:t>
+              <w:t xml:space="preserve">森さん（Leo）</w:t>
             </w:r>
           </w:p>
         </w:tc>
@@ -22160,7 +22160,7 @@
                 <w:sz w:val="20"/>
                 <w:szCs w:val="20"/>
               </w:rPr>
-              <w:t xml:space="preserve">森さん（Reid）</w:t>
+              <w:t xml:space="preserve">森さん（Leo）</w:t>
             </w:r>
           </w:p>
         </w:tc>
@@ -22485,7 +22485,7 @@
                 <w:sz w:val="20"/>
                 <w:szCs w:val="20"/>
               </w:rPr>
-              <w:t xml:space="preserve">あなた（Leo）</w:t>
+              <w:t xml:space="preserve">あなた（Ash）</w:t>
             </w:r>
           </w:p>
         </w:tc>
@@ -22614,7 +22614,7 @@
                 <w:sz w:val="20"/>
                 <w:szCs w:val="20"/>
               </w:rPr>
-              <w:t xml:space="preserve">佐藤さん（Roy）</w:t>
+              <w:t xml:space="preserve">佐藤さん（Ash）</w:t>
             </w:r>
           </w:p>
         </w:tc>
@@ -22939,7 +22939,7 @@
                 <w:sz w:val="20"/>
                 <w:szCs w:val="20"/>
               </w:rPr>
-              <w:t xml:space="preserve">あなた（Leo）</w:t>
+              <w:t xml:space="preserve">あなた（Ash）</w:t>
             </w:r>
           </w:p>
         </w:tc>
@@ -23068,7 +23068,7 @@
                 <w:sz w:val="20"/>
                 <w:szCs w:val="20"/>
               </w:rPr>
-              <w:t xml:space="preserve">佐藤さん（Roy）</w:t>
+              <w:t xml:space="preserve">佐藤さん（Ash）</w:t>
             </w:r>
           </w:p>
         </w:tc>
@@ -23393,7 +23393,7 @@
                 <w:sz w:val="20"/>
                 <w:szCs w:val="20"/>
               </w:rPr>
-              <w:t xml:space="preserve">あなた（Leo）</w:t>
+              <w:t xml:space="preserve">あなた（Ash）</w:t>
             </w:r>
           </w:p>
         </w:tc>
@@ -23522,7 +23522,7 @@
                 <w:sz w:val="20"/>
                 <w:szCs w:val="20"/>
               </w:rPr>
-              <w:t xml:space="preserve">高橋さん（Tina）</w:t>
+              <w:t xml:space="preserve">高橋さん（Misa）</w:t>
             </w:r>
           </w:p>
         </w:tc>
@@ -23847,7 +23847,7 @@
                 <w:sz w:val="20"/>
                 <w:szCs w:val="20"/>
               </w:rPr>
-              <w:t xml:space="preserve">森さん（Reid）</w:t>
+              <w:t xml:space="preserve">森さん（Leo）</w:t>
             </w:r>
           </w:p>
         </w:tc>
@@ -23976,7 +23976,7 @@
                 <w:sz w:val="20"/>
                 <w:szCs w:val="20"/>
               </w:rPr>
-              <w:t xml:space="preserve">森さん（Reid）</w:t>
+              <w:t xml:space="preserve">森さん（Leo）</w:t>
             </w:r>
           </w:p>
         </w:tc>
@@ -24105,7 +24105,7 @@
                 <w:sz w:val="20"/>
                 <w:szCs w:val="20"/>
               </w:rPr>
-              <w:t xml:space="preserve">森さん（Reid）</w:t>
+              <w:t xml:space="preserve">森さん（Leo）</w:t>
             </w:r>
           </w:p>
         </w:tc>
@@ -24430,7 +24430,7 @@
                 <w:sz w:val="20"/>
                 <w:szCs w:val="20"/>
               </w:rPr>
-              <w:t xml:space="preserve">森さん（Reid）</w:t>
+              <w:t xml:space="preserve">森さん（Leo）</w:t>
             </w:r>
           </w:p>
         </w:tc>
@@ -24559,7 +24559,7 @@
                 <w:sz w:val="20"/>
                 <w:szCs w:val="20"/>
               </w:rPr>
-              <w:t xml:space="preserve">中田さん（Emma）</w:t>
+              <w:t xml:space="preserve">中田さん（Ellis）</w:t>
             </w:r>
           </w:p>
         </w:tc>
@@ -24688,7 +24688,7 @@
                 <w:sz w:val="20"/>
                 <w:szCs w:val="20"/>
               </w:rPr>
-              <w:t xml:space="preserve">中田さん（Emma）</w:t>
+              <w:t xml:space="preserve">中田さん（Ellis）</w:t>
             </w:r>
           </w:p>
         </w:tc>
@@ -24817,7 +24817,7 @@
                 <w:sz w:val="20"/>
                 <w:szCs w:val="20"/>
               </w:rPr>
-              <w:t xml:space="preserve">中田さん（Emma）</w:t>
+              <w:t xml:space="preserve">中田さん（Ellis）</w:t>
             </w:r>
           </w:p>
         </w:tc>
@@ -25142,7 +25142,7 @@
                 <w:sz w:val="20"/>
                 <w:szCs w:val="20"/>
               </w:rPr>
-              <w:t xml:space="preserve">中田さん（Emma）</w:t>
+              <w:t xml:space="preserve">中田さん（Ellis）</w:t>
             </w:r>
           </w:p>
         </w:tc>
@@ -25271,7 +25271,7 @@
                 <w:sz w:val="20"/>
                 <w:szCs w:val="20"/>
               </w:rPr>
-              <w:t xml:space="preserve">中田さん（Emma）</w:t>
+              <w:t xml:space="preserve">中田さん（Ellis）</w:t>
             </w:r>
           </w:p>
         </w:tc>
@@ -25400,7 +25400,7 @@
                 <w:sz w:val="20"/>
                 <w:szCs w:val="20"/>
               </w:rPr>
-              <w:t xml:space="preserve">中田さん（Emma）</w:t>
+              <w:t xml:space="preserve">中田さん（Ellis）</w:t>
             </w:r>
           </w:p>
         </w:tc>
@@ -25529,7 +25529,7 @@
                 <w:sz w:val="20"/>
                 <w:szCs w:val="20"/>
               </w:rPr>
-              <w:t xml:space="preserve">中田さん（Emma）</w:t>
+              <w:t xml:space="preserve">中田さん（Ellis）</w:t>
             </w:r>
           </w:p>
         </w:tc>
@@ -26762,7 +26762,7 @@
                 <w:sz w:val="20"/>
                 <w:szCs w:val="20"/>
               </w:rPr>
-              <w:t xml:space="preserve">森さん（Reid）</w:t>
+              <w:t xml:space="preserve">森さん（Leo）</w:t>
             </w:r>
           </w:p>
         </w:tc>
@@ -27087,7 +27087,7 @@
                 <w:sz w:val="20"/>
                 <w:szCs w:val="20"/>
               </w:rPr>
-              <w:t xml:space="preserve">あなた（Leo）</w:t>
+              <w:t xml:space="preserve">あなた（Ash）</w:t>
             </w:r>
           </w:p>
         </w:tc>
@@ -27216,7 +27216,7 @@
                 <w:sz w:val="20"/>
                 <w:szCs w:val="20"/>
               </w:rPr>
-              <w:t xml:space="preserve">佐藤さん（Roy）</w:t>
+              <w:t xml:space="preserve">佐藤さん（Ash）</w:t>
             </w:r>
           </w:p>
         </w:tc>
@@ -27541,7 +27541,7 @@
                 <w:sz w:val="20"/>
                 <w:szCs w:val="20"/>
               </w:rPr>
-              <w:t xml:space="preserve">あなた（Leo）</w:t>
+              <w:t xml:space="preserve">あなた（Ash）</w:t>
             </w:r>
           </w:p>
         </w:tc>
@@ -27670,7 +27670,7 @@
                 <w:sz w:val="20"/>
                 <w:szCs w:val="20"/>
               </w:rPr>
-              <w:t xml:space="preserve">佐藤さん（Roy）</w:t>
+              <w:t xml:space="preserve">佐藤さん（Ash）</w:t>
             </w:r>
           </w:p>
         </w:tc>
@@ -27799,7 +27799,7 @@
                 <w:sz w:val="20"/>
                 <w:szCs w:val="20"/>
               </w:rPr>
-              <w:t xml:space="preserve">佐藤さん（Roy）</w:t>
+              <w:t xml:space="preserve">佐藤さん（Ash）</w:t>
             </w:r>
           </w:p>
         </w:tc>
@@ -28124,7 +28124,7 @@
                 <w:sz w:val="20"/>
                 <w:szCs w:val="20"/>
               </w:rPr>
-              <w:t xml:space="preserve">あなた（Leo）</w:t>
+              <w:t xml:space="preserve">あなた（Ash）</w:t>
             </w:r>
           </w:p>
         </w:tc>
@@ -28253,7 +28253,7 @@
                 <w:sz w:val="20"/>
                 <w:szCs w:val="20"/>
               </w:rPr>
-              <w:t xml:space="preserve">高橋さん（Tina）</w:t>
+              <w:t xml:space="preserve">高橋さん（Misa）</w:t>
             </w:r>
           </w:p>
         </w:tc>
@@ -29161,7 +29161,7 @@
                 <w:sz w:val="20"/>
                 <w:szCs w:val="20"/>
               </w:rPr>
-              <w:t xml:space="preserve">佐藤さん（Roy）</w:t>
+              <w:t xml:space="preserve">佐藤さん（Ash）</w:t>
             </w:r>
           </w:p>
         </w:tc>
@@ -29290,7 +29290,7 @@
                 <w:sz w:val="20"/>
                 <w:szCs w:val="20"/>
               </w:rPr>
-              <w:t xml:space="preserve">佐藤さん（Roy）</w:t>
+              <w:t xml:space="preserve">佐藤さん（Ash）</w:t>
             </w:r>
           </w:p>
         </w:tc>
